--- a/Daily Reports/13_08_2026-CBOT Reports.docx
+++ b/Daily Reports/13_08_2026-CBOT Reports.docx
@@ -104,7 +104,7 @@
           <w:color w:val="5C768D"/>
           <w:sz w:val="19"/>
         </w:rPr>
-        <w:t>Cập nhật tự động qua `macro_tracker.py` vào lúc 11:01 ICT ngày 13/08/2026</w:t>
+        <w:t>Cập nhật tự động qua `macro_tracker.py` vào lúc 14:41 ICT ngày 13/08/2026</w:t>
       </w:r>
     </w:p>
     <w:tbl>
@@ -313,7 +313,7 @@
               <w:rPr>
                 <w:b/>
               </w:rPr>
-              <w:t>88.23 / thùng</w:t>
+              <w:t>88.29 / thùng</w:t>
             </w:r>
           </w:p>
         </w:tc>
@@ -344,7 +344,7 @@
               <w:rPr>
                 <w:b/>
               </w:rPr>
-              <w:t>+0.00%</w:t>
+              <w:t>-0.78%</w:t>
             </w:r>
           </w:p>
         </w:tc>
@@ -442,7 +442,7 @@
               <w:rPr>
                 <w:b/>
               </w:rPr>
-              <w:t>100.01</w:t>
+              <w:t>100.00</w:t>
             </w:r>
           </w:p>
         </w:tc>
@@ -473,7 +473,7 @@
               <w:rPr>
                 <w:b/>
               </w:rPr>
-              <w:t>+0.00%</w:t>
+              <w:t>-0.01%</w:t>
             </w:r>
           </w:p>
         </w:tc>
@@ -1218,7 +1218,7 @@
         <w:rPr>
           <w:b/>
         </w:rPr>
-        <w:t>`88.23` (+0.00%)</w:t>
+        <w:t>`88.29` (-0.78%)</w:t>
       </w:r>
       <w:r>
         <w:t xml:space="preserve"> | DXY: </w:t>
@@ -1227,7 +1227,7 @@
         <w:rPr>
           <w:b/>
         </w:rPr>
-        <w:t>`100.01` (+0.00%)</w:t>
+        <w:t>`100.00` (-0.01%)</w:t>
       </w:r>
       <w:r>
         <w:t xml:space="preserve"> | Lúa mì CBOT: </w:t>
@@ -1236,7 +1236,7 @@
         <w:rPr>
           <w:b/>
         </w:rPr>
-        <w:t>`652.75` (+0.00%)</w:t>
+        <w:t>`653.50` (+0.12%)</w:t>
       </w:r>
       <w:r>
         <w:t>.</w:t>
@@ -1306,7 +1306,7 @@
           <w:color w:val="5C768D"/>
           <w:sz w:val="19"/>
         </w:rPr>
-        <w:t>Cập nhật tự động lúc 11:01 ICT ngày 13/08/2026 — Nguồn: NOAA, USDA, BOM Australia</w:t>
+        <w:t>Cập nhật tự động lúc 14:41 ICT ngày 13/08/2026 — Nguồn: NOAA, USDA, BOM Australia</w:t>
       </w:r>
     </w:p>
     <w:p>
@@ -3605,7 +3605,7 @@
               <w:rPr>
                 <w:b/>
               </w:rPr>
-              <w:t>454.09 (+0.09)</w:t>
+              <w:t>454.70 (+0.70)</w:t>
             </w:r>
           </w:p>
         </w:tc>
@@ -3633,7 +3633,7 @@
             </w:pPr>
             <w:r/>
             <w:r>
-              <w:t>Bullish (446.33 &gt; 442.71)</w:t>
+              <w:t>Bullish (449.71 &gt; 445.14)</w:t>
             </w:r>
           </w:p>
         </w:tc>
@@ -3661,7 +3661,7 @@
             </w:pPr>
             <w:r/>
             <w:r>
-              <w:t>0.00 cents</w:t>
+              <w:t>1.00 cents</w:t>
             </w:r>
           </w:p>
         </w:tc>
@@ -3822,7 +3822,7 @@
               <w:rPr>
                 <w:b/>
               </w:rPr>
-              <w:t>652.00</w:t>
+              <w:t>653.50</w:t>
             </w:r>
           </w:p>
         </w:tc>
@@ -3853,7 +3853,7 @@
               <w:rPr>
                 <w:b/>
               </w:rPr>
-              <w:t>654.31 (+2.31)</w:t>
+              <w:t>655.50 (+2.00)</w:t>
             </w:r>
           </w:p>
         </w:tc>
@@ -3881,7 +3881,7 @@
             </w:pPr>
             <w:r/>
             <w:r>
-              <w:t>Bullish (647.88 &gt; 644.55)</w:t>
+              <w:t>Bullish (649.99 &gt; 646.28)</w:t>
             </w:r>
           </w:p>
         </w:tc>
@@ -3909,7 +3909,7 @@
             </w:pPr>
             <w:r/>
             <w:r>
-              <w:t>0.00 cents</w:t>
+              <w:t>2.50 cents</w:t>
             </w:r>
           </w:p>
         </w:tc>
@@ -4347,7 +4347,7 @@
                 <w:b/>
                 <w:color w:val="15803D"/>
               </w:rPr>
-              <w:t>451.50 - 446.33 cents (Canh mua vùng hỗ trợ)</w:t>
+              <w:t>451.50 - 449.71 cents (Canh mua vùng hỗ trợ)</w:t>
             </w:r>
           </w:p>
         </w:tc>
@@ -4378,7 +4378,7 @@
               <w:rPr>
                 <w:b/>
               </w:rPr>
-              <w:t>422.52 cents (Dưới cản S2 + 1.5x ATR)</w:t>
+              <w:t>424.14 cents (Dưới cản S2 + 1.5x ATR)</w:t>
             </w:r>
           </w:p>
         </w:tc>
@@ -4414,7 +4414,7 @@
                 <w:color w:val="D97706"/>
                 <w:sz w:val="19"/>
               </w:rPr>
-              <w:t xml:space="preserve"> 455.75 cents </w:t>
+              <w:t xml:space="preserve"> 455.00 cents </w:t>
             </w:r>
             <w:r>
               <w:t xml:space="preserve"> / TP2: </w:t>
@@ -4590,7 +4590,7 @@
               <w:rPr>
                 <w:b/>
               </w:rPr>
-              <w:t>423.93 cents (Chống quét SL tuyệt đối)</w:t>
+              <w:t>425.01 cents (Chống quét SL tuyệt đối)</w:t>
             </w:r>
           </w:p>
         </w:tc>
@@ -4752,7 +4752,7 @@
               <w:rPr>
                 <w:b/>
               </w:rPr>
-              <w:t>455.75 - 457.25 cents</w:t>
+              <w:t>455.00 - 456.50 cents</w:t>
             </w:r>
           </w:p>
         </w:tc>
@@ -4783,7 +4783,7 @@
               <w:rPr>
                 <w:b/>
               </w:rPr>
-              <w:t>458.57 cents</w:t>
+              <w:t>456.74 cents</w:t>
             </w:r>
           </w:p>
         </w:tc>
@@ -4945,7 +4945,7 @@
               <w:rPr>
                 <w:b/>
               </w:rPr>
-              <w:t>436.38 - 447.50 cents</w:t>
+              <w:t>439.98 - 447.50 cents</w:t>
             </w:r>
           </w:p>
         </w:tc>
@@ -5126,7 +5126,7 @@
                 <w:b/>
                 <w:color w:val="B91C1C"/>
               </w:rPr>
-              <w:t>647.88 - 644.55 cents (Canh bán hồi kỹ thuật H1)</w:t>
+              <w:t>649.99 - 646.28 cents (Canh bán hồi kỹ thuật H1)</w:t>
             </w:r>
           </w:p>
         </w:tc>
@@ -5157,7 +5157,7 @@
               <w:rPr>
                 <w:b/>
               </w:rPr>
-              <w:t>717.42 cents (Trên kháng cự R2 + 1.5x ATR)</w:t>
+              <w:t>715.94 cents (Trên kháng cự R2 + 1.5x ATR)</w:t>
             </w:r>
           </w:p>
         </w:tc>
@@ -5193,7 +5193,7 @@
                 <w:color w:val="D97706"/>
                 <w:sz w:val="19"/>
               </w:rPr>
-              <w:t xml:space="preserve"> 647.00 cents </w:t>
+              <w:t xml:space="preserve"> 650.50 cents </w:t>
             </w:r>
             <w:r>
               <w:t xml:space="preserve"> / TP2: </w:t>
@@ -5335,7 +5335,7 @@
               <w:rPr>
                 <w:b/>
               </w:rPr>
-              <w:t>645.00 - 647.00 cents</w:t>
+              <w:t>648.50 - 650.50 cents</w:t>
             </w:r>
           </w:p>
         </w:tc>
@@ -5366,7 +5366,7 @@
               <w:rPr>
                 <w:b/>
               </w:rPr>
-              <w:t>609.89 cents</w:t>
+              <w:t>610.87 cents</w:t>
             </w:r>
           </w:p>
         </w:tc>
@@ -5559,7 +5559,7 @@
               <w:rPr>
                 <w:b/>
               </w:rPr>
-              <w:t>660.61 cents</w:t>
+              <w:t>659.63 cents</w:t>
             </w:r>
           </w:p>
         </w:tc>
@@ -5721,7 +5721,7 @@
               <w:rPr>
                 <w:b/>
               </w:rPr>
-              <w:t>613.02 - 628.50 cents</w:t>
+              <w:t>616.33 - 628.50 cents</w:t>
             </w:r>
           </w:p>
         </w:tc>
@@ -11614,10 +11614,10 @@
         <w:rPr>
           <w:b/>
         </w:rPr>
-        <w:t>`454.09 cents`</w:t>
+        <w:t>`454.70 cents`</w:t>
       </w:r>
       <w:r>
-        <w:t xml:space="preserve"> (+0.09).</w:t>
+        <w:t xml:space="preserve"> (+0.70).</w:t>
       </w:r>
     </w:p>
     <w:p>
@@ -11638,7 +11638,7 @@
         <w:rPr>
           <w:b/>
         </w:rPr>
-        <w:t>`210,158`</w:t>
+        <w:t>`7,274`</w:t>
       </w:r>
       <w:r>
         <w:t xml:space="preserve"> (Chênh lệch: </w:t>
@@ -11647,7 +11647,7 @@
         <w:rPr>
           <w:b/>
         </w:rPr>
-        <w:t>`+0`</w:t>
+        <w:t>`-202,884`</w:t>
       </w:r>
       <w:r>
         <w:t xml:space="preserve">) | OI: </w:t>
@@ -11665,7 +11665,7 @@
         <w:rPr>
           <w:b/>
         </w:rPr>
-        <w:t>`-34,424`</w:t>
+        <w:t>`+0`</w:t>
       </w:r>
       <w:r>
         <w:t>)</w:t>
@@ -11689,7 +11689,7 @@
         <w:rPr>
           <w:b/>
         </w:rPr>
-        <w:t>`Doji (Nến lưỡng lự thế trận)`</w:t>
+        <w:t>`Không phát hiện mô hình nến đặc biệt`</w:t>
       </w:r>
     </w:p>
     <w:p>
@@ -11709,9 +11709,9 @@
       <w:r>
         <w:rPr>
           <w:b/>
-          <w:color w:val="B91C1C"/>
+          <w:color w:val="15803D"/>
         </w:rPr>
-        <w:t>`Tăng yếu / Rủi ro đảo chiều (Short Covering Rally)`</w:t>
+        <w:t>`Giảm suy yếu / Đáy ngắn hạn (Long Liquidation Decline)`</w:t>
       </w:r>
     </w:p>
     <w:p>
@@ -11732,10 +11732,10 @@
         <w:rPr>
           <w:b/>
         </w:rPr>
-        <w:t>TÍCH LŨY TÍCH CỰC (Accumulation):</w:t>
+        <w:t>TÍCH LŨY TIÊU CỰC (Distribution):</w:t>
       </w:r>
       <w:r>
-        <w:t xml:space="preserve"> Nến đi ngang nhưng dòng tiền âm thầm gia tăng (OI tăng), báo hiệu chuẩn bị có nhịp bứt phá tăng.</w:t>
+        <w:t xml:space="preserve"> Nến đi ngang nhưng dòng tiền rút dần (OI giảm), cảnh báo rủi ro suy sụt sắp tới.</w:t>
       </w:r>
     </w:p>
     <w:p>
@@ -11981,7 +11981,7 @@
               <w:rPr>
                 <w:b/>
               </w:rPr>
-              <w:t>88.23</w:t>
+              <w:t>88.29</w:t>
             </w:r>
           </w:p>
         </w:tc>
@@ -12012,7 +12012,7 @@
               <w:rPr>
                 <w:b/>
               </w:rPr>
-              <w:t>+0.00%</w:t>
+              <w:t>-0.78%</w:t>
             </w:r>
           </w:p>
         </w:tc>
@@ -12040,7 +12040,7 @@
             </w:pPr>
             <w:r/>
             <w:r>
-              <w:t>Giá dầu Tăng hỗ trợ biên lợi nhuận pha chế Ethanol, kéo theo nhu cầu ngô tích cực.</w:t>
+              <w:t>Giá dầu Giảm làm giảm biên lợi nhuận pha chế Ethanol, tạo sức ép lên nhu cầu ngô.</w:t>
             </w:r>
           </w:p>
         </w:tc>
@@ -12104,7 +12104,7 @@
               <w:rPr>
                 <w:b/>
               </w:rPr>
-              <w:t>100.01</w:t>
+              <w:t>100.00</w:t>
             </w:r>
           </w:p>
         </w:tc>
@@ -12135,7 +12135,7 @@
               <w:rPr>
                 <w:b/>
               </w:rPr>
-              <w:t>+0.00%</w:t>
+              <w:t>-0.01%</w:t>
             </w:r>
           </w:p>
         </w:tc>
@@ -12163,7 +12163,7 @@
             </w:pPr>
             <w:r/>
             <w:r>
-              <w:t>DXY Tăng làm giảm sức cạnh tranh xuất khẩu của ngô Mỹ so với Brazil/Argentina.</w:t>
+              <w:t>DXY Giảm hỗ trợ xuất khẩu ngô Mỹ cạnh tranh tốt hơn.</w:t>
             </w:r>
           </w:p>
         </w:tc>
@@ -12739,7 +12739,7 @@
         <w:t xml:space="preserve"> EMA_21 </w:t>
       </w:r>
       <w:r>
-        <w:t xml:space="preserve"> (446.33) &gt; </w:t>
+        <w:t xml:space="preserve"> (449.71) &gt; </w:t>
       </w:r>
       <w:r>
         <w:rPr>
@@ -12750,7 +12750,7 @@
         <w:t xml:space="preserve"> EMA_50 </w:t>
       </w:r>
       <w:r>
-        <w:t xml:space="preserve"> (442.71).</w:t>
+        <w:t xml:space="preserve"> (445.14).</w:t>
       </w:r>
     </w:p>
     <w:p>
@@ -12771,7 +12771,7 @@
         <w:rPr>
           <w:b/>
         </w:rPr>
-        <w:t>`72.06`</w:t>
+        <w:t>`70.64`</w:t>
       </w:r>
       <w:r>
         <w:t xml:space="preserve"> | ATR (14) = </w:t>
@@ -12780,7 +12780,7 @@
         <w:rPr>
           <w:b/>
         </w:rPr>
-        <w:t>`2.82`</w:t>
+        <w:t>`1.74`</w:t>
       </w:r>
       <w:r>
         <w:t xml:space="preserve"> cents | Volatility = </w:t>
@@ -12789,7 +12789,7 @@
         <w:rPr>
           <w:b/>
         </w:rPr>
-        <w:t>`0.00 cents`</w:t>
+        <w:t>`1.00 cents`</w:t>
       </w:r>
       <w:r>
         <w:t>.</w:t>
@@ -12831,7 +12831,7 @@
         <w:rPr>
           <w:b/>
         </w:rPr>
-        <w:t>`455.75`</w:t>
+        <w:t>`455.00`</w:t>
       </w:r>
       <w:r>
         <w:t xml:space="preserve"> | R2: </w:t>
@@ -13574,7 +13574,7 @@
           <w:b/>
           <w:color w:val="15803D"/>
         </w:rPr>
-        <w:t>`451.50 - 446.33 cents (Canh mua vùng hỗ trợ)`</w:t>
+        <w:t>`451.50 - 449.71 cents (Canh mua vùng hỗ trợ)`</w:t>
       </w:r>
       <w:r>
         <w:t xml:space="preserve"> | SL: </w:t>
@@ -13583,7 +13583,7 @@
         <w:rPr>
           <w:b/>
         </w:rPr>
-        <w:t>`422.52 cents (Dưới cản S2 + 1.5x ATR)`</w:t>
+        <w:t>`424.14 cents (Dưới cản S2 + 1.5x ATR)`</w:t>
       </w:r>
       <w:r>
         <w:t xml:space="preserve"> | TP: </w:t>
@@ -13594,7 +13594,7 @@
           <w:color w:val="D97706"/>
           <w:sz w:val="19"/>
         </w:rPr>
-        <w:t xml:space="preserve"> 455.75 cents </w:t>
+        <w:t xml:space="preserve"> 455.00 cents </w:t>
       </w:r>
       <w:r>
         <w:t xml:space="preserve"> / </w:t>
@@ -13654,7 +13654,7 @@
         <w:rPr>
           <w:b/>
         </w:rPr>
-        <w:t>`423.93 cents (Chống quét SL tuyệt đối)`</w:t>
+        <w:t>`425.01 cents (Chống quét SL tuyệt đối)`</w:t>
       </w:r>
       <w:r>
         <w:t xml:space="preserve"> | TP: </w:t>
@@ -13691,7 +13691,7 @@
         <w:rPr>
           <w:b/>
         </w:rPr>
-        <w:t>`455.75 - 457.25 cents`</w:t>
+        <w:t>`455.00 - 456.50 cents`</w:t>
       </w:r>
       <w:r>
         <w:t xml:space="preserve"> | SL: </w:t>
@@ -13700,7 +13700,7 @@
         <w:rPr>
           <w:b/>
         </w:rPr>
-        <w:t>`458.57 cents`</w:t>
+        <w:t>`456.74 cents`</w:t>
       </w:r>
       <w:r>
         <w:t xml:space="preserve"> | TP: </w:t>
@@ -13749,7 +13749,7 @@
         <w:rPr>
           <w:b/>
         </w:rPr>
-        <w:t>`436.38 - 447.50 cents`</w:t>
+        <w:t>`439.98 - 447.50 cents`</w:t>
       </w:r>
     </w:p>
     <w:p>
@@ -21781,7 +21781,7 @@
         <w:t>Giá Chốt Phiên (Close):</w:t>
       </w:r>
       <w:r>
-        <w:t xml:space="preserve"> 652.00 cents | </w:t>
+        <w:t xml:space="preserve"> 653.50 cents | </w:t>
       </w:r>
       <w:r>
         <w:rPr>
@@ -21796,10 +21796,10 @@
         <w:rPr>
           <w:b/>
         </w:rPr>
-        <w:t>`654.31 cents`</w:t>
+        <w:t>`655.50 cents`</w:t>
       </w:r>
       <w:r>
-        <w:t xml:space="preserve"> (+2.31).</w:t>
+        <w:t xml:space="preserve"> (+2.00).</w:t>
       </w:r>
     </w:p>
     <w:p>
@@ -21820,7 +21820,7 @@
         <w:rPr>
           <w:b/>
         </w:rPr>
-        <w:t>`124,636`</w:t>
+        <w:t>`4,603`</w:t>
       </w:r>
       <w:r>
         <w:t xml:space="preserve"> (Chênh lệch: </w:t>
@@ -21829,7 +21829,7 @@
         <w:rPr>
           <w:b/>
         </w:rPr>
-        <w:t>`+0`</w:t>
+        <w:t>`-120,033`</w:t>
       </w:r>
       <w:r>
         <w:t xml:space="preserve">) | OI: </w:t>
@@ -21847,7 +21847,7 @@
         <w:rPr>
           <w:b/>
         </w:rPr>
-        <w:t>`-24,410`</w:t>
+        <w:t>`+0`</w:t>
       </w:r>
       <w:r>
         <w:t>)</w:t>
@@ -22163,7 +22163,7 @@
               <w:rPr>
                 <w:b/>
               </w:rPr>
-              <w:t>88.23</w:t>
+              <w:t>88.29</w:t>
             </w:r>
           </w:p>
         </w:tc>
@@ -22194,7 +22194,7 @@
               <w:rPr>
                 <w:b/>
               </w:rPr>
-              <w:t>+0.00%</w:t>
+              <w:t>-0.78%</w:t>
             </w:r>
           </w:p>
         </w:tc>
@@ -22222,7 +22222,7 @@
             </w:pPr>
             <w:r/>
             <w:r>
-              <w:t>Giá dầu Tăng tăng premium rủi ro địa chính trị và logistics Biển Đen, hỗ trợ giá lúa mì.</w:t>
+              <w:t>Giá dầu Giảm giảm bớt premium rủi ro địa chính trị, tạo áp lực chốt lời lúa mì.</w:t>
             </w:r>
           </w:p>
         </w:tc>
@@ -22286,7 +22286,7 @@
               <w:rPr>
                 <w:b/>
               </w:rPr>
-              <w:t>100.01</w:t>
+              <w:t>100.00</w:t>
             </w:r>
           </w:p>
         </w:tc>
@@ -22317,7 +22317,7 @@
               <w:rPr>
                 <w:b/>
               </w:rPr>
-              <w:t>+0.00%</w:t>
+              <w:t>-0.01%</w:t>
             </w:r>
           </w:p>
         </w:tc>
@@ -22345,7 +22345,7 @@
             </w:pPr>
             <w:r/>
             <w:r>
-              <w:t>DXY Tăng khiến lúa mì Mỹ đắt đỏ hơn đối với các khách hàng truyền thống như Ai Cập/Châu Á.</w:t>
+              <w:t>DXY Giảm kích thích nhu cầu nhập khẩu lúa mì Mỹ trên thị trường quốc tế.</w:t>
             </w:r>
           </w:p>
         </w:tc>
@@ -22921,7 +22921,7 @@
         <w:t xml:space="preserve"> EMA_21 </w:t>
       </w:r>
       <w:r>
-        <w:t xml:space="preserve"> (647.88) &gt; </w:t>
+        <w:t xml:space="preserve"> (649.99) &gt; </w:t>
       </w:r>
       <w:r>
         <w:rPr>
@@ -22932,7 +22932,7 @@
         <w:t xml:space="preserve"> EMA_50 </w:t>
       </w:r>
       <w:r>
-        <w:t xml:space="preserve"> (644.55).</w:t>
+        <w:t xml:space="preserve"> (646.28).</w:t>
       </w:r>
     </w:p>
     <w:p>
@@ -22953,7 +22953,7 @@
         <w:rPr>
           <w:b/>
         </w:rPr>
-        <w:t>`59.97`</w:t>
+        <w:t>`61.22`</w:t>
       </w:r>
       <w:r>
         <w:t xml:space="preserve"> | ATR (14) = </w:t>
@@ -22962,7 +22962,7 @@
         <w:rPr>
           <w:b/>
         </w:rPr>
-        <w:t>`4.11`</w:t>
+        <w:t>`3.13`</w:t>
       </w:r>
       <w:r>
         <w:t xml:space="preserve"> cents | Volatility = </w:t>
@@ -22971,7 +22971,7 @@
         <w:rPr>
           <w:b/>
         </w:rPr>
-        <w:t>`0.00 cents`</w:t>
+        <w:t>`2.50 cents`</w:t>
       </w:r>
       <w:r>
         <w:t>.</w:t>
@@ -22995,7 +22995,7 @@
         <w:rPr>
           <w:b/>
         </w:rPr>
-        <w:t>`647.00`</w:t>
+        <w:t>`650.50`</w:t>
       </w:r>
       <w:r>
         <w:t xml:space="preserve"> | S2: </w:t>
@@ -23746,7 +23746,7 @@
           <w:b/>
           <w:color w:val="B91C1C"/>
         </w:rPr>
-        <w:t>`647.88 - 644.55 cents (Canh bán hồi kỹ thuật H1)`</w:t>
+        <w:t>`649.99 - 646.28 cents (Canh bán hồi kỹ thuật H1)`</w:t>
       </w:r>
       <w:r>
         <w:t xml:space="preserve"> | SL: </w:t>
@@ -23755,7 +23755,7 @@
         <w:rPr>
           <w:b/>
         </w:rPr>
-        <w:t>`717.42 cents (Trên kháng cự R2 + 1.5x ATR)`</w:t>
+        <w:t>`715.94 cents (Trên kháng cự R2 + 1.5x ATR)`</w:t>
       </w:r>
       <w:r>
         <w:t xml:space="preserve"> | TP: </w:t>
@@ -23766,7 +23766,7 @@
           <w:color w:val="D97706"/>
           <w:sz w:val="19"/>
         </w:rPr>
-        <w:t xml:space="preserve"> 647.00 cents </w:t>
+        <w:t xml:space="preserve"> 650.50 cents </w:t>
       </w:r>
       <w:r>
         <w:t xml:space="preserve"> / </w:t>
@@ -23817,7 +23817,7 @@
         <w:rPr>
           <w:b/>
         </w:rPr>
-        <w:t>`645.00 - 647.00 cents`</w:t>
+        <w:t>`648.50 - 650.50 cents`</w:t>
       </w:r>
       <w:r>
         <w:t xml:space="preserve"> | SL: </w:t>
@@ -23826,7 +23826,7 @@
         <w:rPr>
           <w:b/>
         </w:rPr>
-        <w:t>`609.89 cents`</w:t>
+        <w:t>`610.87 cents`</w:t>
       </w:r>
       <w:r>
         <w:t xml:space="preserve"> | TP: </w:t>
@@ -23872,7 +23872,7 @@
         <w:rPr>
           <w:b/>
         </w:rPr>
-        <w:t>`660.61 cents`</w:t>
+        <w:t>`659.63 cents`</w:t>
       </w:r>
       <w:r>
         <w:t xml:space="preserve"> | TP: </w:t>
@@ -23921,7 +23921,7 @@
         <w:rPr>
           <w:b/>
         </w:rPr>
-        <w:t>`613.02 - 628.50 cents`</w:t>
+        <w:t>`616.33 - 628.50 cents`</w:t>
       </w:r>
     </w:p>
     <w:p>
@@ -24328,7 +24328,7 @@
             </w:pPr>
             <w:r/>
             <w:r>
-              <w:t>652.00</w:t>
+              <w:t>653.50</w:t>
             </w:r>
           </w:p>
         </w:tc>
@@ -24356,7 +24356,7 @@
             </w:pPr>
             <w:r/>
             <w:r>
-              <w:t>663.25</w:t>
+              <w:t>664.75</w:t>
             </w:r>
           </w:p>
         </w:tc>
@@ -24384,7 +24384,7 @@
             </w:pPr>
             <w:r/>
             <w:r>
-              <w:t>646.50</w:t>
+              <w:t>648.00</w:t>
             </w:r>
           </w:p>
         </w:tc>
@@ -24415,7 +24415,7 @@
               <w:rPr>
                 <w:b/>
               </w:rPr>
-              <w:t>651.25</w:t>
+              <w:t>652.75</w:t>
             </w:r>
           </w:p>
         </w:tc>
@@ -24563,7 +24563,7 @@
             </w:pPr>
             <w:r/>
             <w:r>
-              <w:t>651.25</w:t>
+              <w:t>652.75</w:t>
             </w:r>
           </w:p>
         </w:tc>
@@ -24591,7 +24591,7 @@
             </w:pPr>
             <w:r/>
             <w:r>
-              <w:t>658.75</w:t>
+              <w:t>660.25</w:t>
             </w:r>
           </w:p>
         </w:tc>
@@ -24619,7 +24619,7 @@
             </w:pPr>
             <w:r/>
             <w:r>
-              <w:t>645.25</w:t>
+              <w:t>646.75</w:t>
             </w:r>
           </w:p>
         </w:tc>
@@ -24650,7 +24650,7 @@
               <w:rPr>
                 <w:b/>
               </w:rPr>
-              <w:t>650.75</w:t>
+              <w:t>652.25</w:t>
             </w:r>
           </w:p>
         </w:tc>
@@ -24798,7 +24798,7 @@
             </w:pPr>
             <w:r/>
             <w:r>
-              <w:t>650.75</w:t>
+              <w:t>652.25</w:t>
             </w:r>
           </w:p>
         </w:tc>
@@ -24826,7 +24826,7 @@
             </w:pPr>
             <w:r/>
             <w:r>
-              <w:t>664.50</w:t>
+              <w:t>666.00</w:t>
             </w:r>
           </w:p>
         </w:tc>
@@ -24854,7 +24854,7 @@
             </w:pPr>
             <w:r/>
             <w:r>
-              <w:t>636.00</w:t>
+              <w:t>637.50</w:t>
             </w:r>
           </w:p>
         </w:tc>
@@ -24885,7 +24885,7 @@
               <w:rPr>
                 <w:b/>
               </w:rPr>
-              <w:t>652.75</w:t>
+              <w:t>654.25</w:t>
             </w:r>
           </w:p>
         </w:tc>
@@ -25033,7 +25033,7 @@
             </w:pPr>
             <w:r/>
             <w:r>
-              <w:t>652.75</w:t>
+              <w:t>654.25</w:t>
             </w:r>
           </w:p>
         </w:tc>
@@ -25061,7 +25061,7 @@
             </w:pPr>
             <w:r/>
             <w:r>
-              <w:t>666.00</w:t>
+              <w:t>667.50</w:t>
             </w:r>
           </w:p>
         </w:tc>
@@ -25089,7 +25089,7 @@
             </w:pPr>
             <w:r/>
             <w:r>
-              <w:t>644.50</w:t>
+              <w:t>646.00</w:t>
             </w:r>
           </w:p>
         </w:tc>
@@ -25120,7 +25120,7 @@
               <w:rPr>
                 <w:b/>
               </w:rPr>
-              <w:t>654.00</w:t>
+              <w:t>655.50</w:t>
             </w:r>
           </w:p>
         </w:tc>
@@ -25268,7 +25268,7 @@
             </w:pPr>
             <w:r/>
             <w:r>
-              <w:t>654.00</w:t>
+              <w:t>655.50</w:t>
             </w:r>
           </w:p>
         </w:tc>
@@ -25296,7 +25296,7 @@
             </w:pPr>
             <w:r/>
             <w:r>
-              <w:t>670.50</w:t>
+              <w:t>672.00</w:t>
             </w:r>
           </w:p>
         </w:tc>
@@ -25324,7 +25324,7 @@
             </w:pPr>
             <w:r/>
             <w:r>
-              <w:t>643.50</w:t>
+              <w:t>645.00</w:t>
             </w:r>
           </w:p>
         </w:tc>
@@ -25355,7 +25355,7 @@
               <w:rPr>
                 <w:b/>
               </w:rPr>
-              <w:t>658.50</w:t>
+              <w:t>660.00</w:t>
             </w:r>
           </w:p>
         </w:tc>
@@ -25503,7 +25503,7 @@
             </w:pPr>
             <w:r/>
             <w:r>
-              <w:t>658.50</w:t>
+              <w:t>660.00</w:t>
             </w:r>
           </w:p>
         </w:tc>
@@ -25531,7 +25531,7 @@
             </w:pPr>
             <w:r/>
             <w:r>
-              <w:t>666.25</w:t>
+              <w:t>667.75</w:t>
             </w:r>
           </w:p>
         </w:tc>
@@ -25559,7 +25559,7 @@
             </w:pPr>
             <w:r/>
             <w:r>
-              <w:t>647.50</w:t>
+              <w:t>649.00</w:t>
             </w:r>
           </w:p>
         </w:tc>
@@ -25590,7 +25590,7 @@
               <w:rPr>
                 <w:b/>
               </w:rPr>
-              <w:t>659.75</w:t>
+              <w:t>661.25</w:t>
             </w:r>
           </w:p>
         </w:tc>
@@ -25738,7 +25738,7 @@
             </w:pPr>
             <w:r/>
             <w:r>
-              <w:t>659.75</w:t>
+              <w:t>661.25</w:t>
             </w:r>
           </w:p>
         </w:tc>
@@ -25766,7 +25766,7 @@
             </w:pPr>
             <w:r/>
             <w:r>
-              <w:t>668.00</w:t>
+              <w:t>669.50</w:t>
             </w:r>
           </w:p>
         </w:tc>
@@ -25794,7 +25794,7 @@
             </w:pPr>
             <w:r/>
             <w:r>
-              <w:t>649.25</w:t>
+              <w:t>650.75</w:t>
             </w:r>
           </w:p>
         </w:tc>
@@ -25825,7 +25825,7 @@
               <w:rPr>
                 <w:b/>
               </w:rPr>
-              <w:t>661.50</w:t>
+              <w:t>663.00</w:t>
             </w:r>
           </w:p>
         </w:tc>
@@ -25973,7 +25973,7 @@
             </w:pPr>
             <w:r/>
             <w:r>
-              <w:t>661.50</w:t>
+              <w:t>663.00</w:t>
             </w:r>
           </w:p>
         </w:tc>
@@ -26001,7 +26001,7 @@
             </w:pPr>
             <w:r/>
             <w:r>
-              <w:t>673.75</w:t>
+              <w:t>675.25</w:t>
             </w:r>
           </w:p>
         </w:tc>
@@ -26029,7 +26029,7 @@
             </w:pPr>
             <w:r/>
             <w:r>
-              <w:t>651.75</w:t>
+              <w:t>653.25</w:t>
             </w:r>
           </w:p>
         </w:tc>
@@ -26060,7 +26060,7 @@
               <w:rPr>
                 <w:b/>
               </w:rPr>
-              <w:t>660.50</w:t>
+              <w:t>662.00</w:t>
             </w:r>
           </w:p>
         </w:tc>
@@ -26208,7 +26208,7 @@
             </w:pPr>
             <w:r/>
             <w:r>
-              <w:t>660.50</w:t>
+              <w:t>662.00</w:t>
             </w:r>
           </w:p>
         </w:tc>
@@ -26236,7 +26236,7 @@
             </w:pPr>
             <w:r/>
             <w:r>
-              <w:t>671.00</w:t>
+              <w:t>672.50</w:t>
             </w:r>
           </w:p>
         </w:tc>
@@ -26264,7 +26264,7 @@
             </w:pPr>
             <w:r/>
             <w:r>
-              <w:t>645.75</w:t>
+              <w:t>647.25</w:t>
             </w:r>
           </w:p>
         </w:tc>
@@ -26295,7 +26295,7 @@
               <w:rPr>
                 <w:b/>
               </w:rPr>
-              <w:t>662.75</w:t>
+              <w:t>664.25</w:t>
             </w:r>
           </w:p>
         </w:tc>
@@ -26443,7 +26443,7 @@
             </w:pPr>
             <w:r/>
             <w:r>
-              <w:t>662.75</w:t>
+              <w:t>664.25</w:t>
             </w:r>
           </w:p>
         </w:tc>
@@ -26471,7 +26471,7 @@
             </w:pPr>
             <w:r/>
             <w:r>
-              <w:t>673.25</w:t>
+              <w:t>674.75</w:t>
             </w:r>
           </w:p>
         </w:tc>
@@ -26499,7 +26499,7 @@
             </w:pPr>
             <w:r/>
             <w:r>
-              <w:t>656.50</w:t>
+              <w:t>658.00</w:t>
             </w:r>
           </w:p>
         </w:tc>
@@ -26530,7 +26530,7 @@
               <w:rPr>
                 <w:b/>
               </w:rPr>
-              <w:t>663.50</w:t>
+              <w:t>665.00</w:t>
             </w:r>
           </w:p>
         </w:tc>
@@ -26678,7 +26678,7 @@
             </w:pPr>
             <w:r/>
             <w:r>
-              <w:t>663.50</w:t>
+              <w:t>665.00</w:t>
             </w:r>
           </w:p>
         </w:tc>
@@ -26706,7 +26706,7 @@
             </w:pPr>
             <w:r/>
             <w:r>
-              <w:t>677.75</w:t>
+              <w:t>679.25</w:t>
             </w:r>
           </w:p>
         </w:tc>
@@ -26734,7 +26734,7 @@
             </w:pPr>
             <w:r/>
             <w:r>
-              <w:t>648.75</w:t>
+              <w:t>650.25</w:t>
             </w:r>
           </w:p>
         </w:tc>
@@ -26765,7 +26765,7 @@
               <w:rPr>
                 <w:b/>
               </w:rPr>
-              <w:t>665.50</w:t>
+              <w:t>667.00</w:t>
             </w:r>
           </w:p>
         </w:tc>
@@ -26913,7 +26913,7 @@
             </w:pPr>
             <w:r/>
             <w:r>
-              <w:t>665.50</w:t>
+              <w:t>667.00</w:t>
             </w:r>
           </w:p>
         </w:tc>
@@ -26941,7 +26941,7 @@
             </w:pPr>
             <w:r/>
             <w:r>
-              <w:t>672.00</w:t>
+              <w:t>673.50</w:t>
             </w:r>
           </w:p>
         </w:tc>
@@ -26969,7 +26969,7 @@
             </w:pPr>
             <w:r/>
             <w:r>
-              <w:t>658.75</w:t>
+              <w:t>660.25</w:t>
             </w:r>
           </w:p>
         </w:tc>
@@ -27000,7 +27000,7 @@
               <w:rPr>
                 <w:b/>
               </w:rPr>
-              <w:t>665.75</w:t>
+              <w:t>667.25</w:t>
             </w:r>
           </w:p>
         </w:tc>
@@ -27148,7 +27148,7 @@
             </w:pPr>
             <w:r/>
             <w:r>
-              <w:t>665.75</w:t>
+              <w:t>667.25</w:t>
             </w:r>
           </w:p>
         </w:tc>
@@ -27176,7 +27176,7 @@
             </w:pPr>
             <w:r/>
             <w:r>
-              <w:t>676.00</w:t>
+              <w:t>677.50</w:t>
             </w:r>
           </w:p>
         </w:tc>
@@ -27204,7 +27204,7 @@
             </w:pPr>
             <w:r/>
             <w:r>
-              <w:t>657.75</w:t>
+              <w:t>659.25</w:t>
             </w:r>
           </w:p>
         </w:tc>
@@ -27235,7 +27235,7 @@
               <w:rPr>
                 <w:b/>
               </w:rPr>
-              <w:t>666.25</w:t>
+              <w:t>667.75</w:t>
             </w:r>
           </w:p>
         </w:tc>
@@ -27383,7 +27383,7 @@
             </w:pPr>
             <w:r/>
             <w:r>
-              <w:t>666.25</w:t>
+              <w:t>667.75</w:t>
             </w:r>
           </w:p>
         </w:tc>
@@ -27411,7 +27411,7 @@
             </w:pPr>
             <w:r/>
             <w:r>
-              <w:t>673.25</w:t>
+              <w:t>674.75</w:t>
             </w:r>
           </w:p>
         </w:tc>
@@ -27439,7 +27439,7 @@
             </w:pPr>
             <w:r/>
             <w:r>
-              <w:t>660.25</w:t>
+              <w:t>661.75</w:t>
             </w:r>
           </w:p>
         </w:tc>
@@ -27470,7 +27470,7 @@
               <w:rPr>
                 <w:b/>
               </w:rPr>
-              <w:t>665.50</w:t>
+              <w:t>667.00</w:t>
             </w:r>
           </w:p>
         </w:tc>
@@ -27618,7 +27618,7 @@
             </w:pPr>
             <w:r/>
             <w:r>
-              <w:t>665.50</w:t>
+              <w:t>667.00</w:t>
             </w:r>
           </w:p>
         </w:tc>
@@ -27646,7 +27646,7 @@
             </w:pPr>
             <w:r/>
             <w:r>
-              <w:t>679.00</w:t>
+              <w:t>680.50</w:t>
             </w:r>
           </w:p>
         </w:tc>
@@ -27674,7 +27674,7 @@
             </w:pPr>
             <w:r/>
             <w:r>
-              <w:t>652.50</w:t>
+              <w:t>654.00</w:t>
             </w:r>
           </w:p>
         </w:tc>
@@ -27705,7 +27705,7 @@
               <w:rPr>
                 <w:b/>
               </w:rPr>
-              <w:t>667.25</w:t>
+              <w:t>668.75</w:t>
             </w:r>
           </w:p>
         </w:tc>
@@ -27853,7 +27853,7 @@
             </w:pPr>
             <w:r/>
             <w:r>
-              <w:t>667.25</w:t>
+              <w:t>668.75</w:t>
             </w:r>
           </w:p>
         </w:tc>
@@ -27881,7 +27881,7 @@
             </w:pPr>
             <w:r/>
             <w:r>
-              <w:t>676.50</w:t>
+              <w:t>678.00</w:t>
             </w:r>
           </w:p>
         </w:tc>
@@ -27909,7 +27909,7 @@
             </w:pPr>
             <w:r/>
             <w:r>
-              <w:t>656.50</w:t>
+              <w:t>658.00</w:t>
             </w:r>
           </w:p>
         </w:tc>
@@ -27917,6 +27917,241 @@
           <w:tcPr>
             <w:tcW w:type="dxa" w:w="1728"/>
             <w:shd w:fill="FFFFFF"/>
+            <w:tcMar>
+              <w:top w:w="100" w:type="dxa"/>
+              <w:bottom w:w="100" w:type="dxa"/>
+              <w:left w:w="120" w:type="dxa"/>
+              <w:right w:w="120" w:type="dxa"/>
+            </w:tcMar>
+            <w:tcBorders>
+              <w:top w:val="single" w:sz="4" w:space="0" w:color="CCCCCC"/>
+              <w:bottom w:val="single" w:sz="4" w:space="0" w:color="CCCCCC"/>
+              <w:left w:val="single" w:sz="4" w:space="0" w:color="CCCCCC"/>
+              <w:right w:val="single" w:sz="4" w:space="0" w:color="CCCCCC"/>
+            </w:tcBorders>
+          </w:tcPr>
+          <w:p>
+            <w:pPr>
+              <w:spacing w:before="60" w:after="60" w:line="252" w:lineRule="auto"/>
+              <w:jc w:val="left"/>
+            </w:pPr>
+            <w:r/>
+            <w:r>
+              <w:rPr>
+                <w:b/>
+              </w:rPr>
+              <w:t>669.25</w:t>
+            </w:r>
+          </w:p>
+        </w:tc>
+        <w:tc>
+          <w:tcPr>
+            <w:tcW w:type="dxa" w:w="3456"/>
+            <w:shd w:fill="FFFFFF"/>
+            <w:tcMar>
+              <w:top w:w="100" w:type="dxa"/>
+              <w:bottom w:w="100" w:type="dxa"/>
+              <w:left w:w="120" w:type="dxa"/>
+              <w:right w:w="120" w:type="dxa"/>
+            </w:tcMar>
+            <w:tcBorders>
+              <w:top w:val="single" w:sz="4" w:space="0" w:color="CCCCCC"/>
+              <w:bottom w:val="single" w:sz="4" w:space="0" w:color="CCCCCC"/>
+              <w:left w:val="single" w:sz="4" w:space="0" w:color="CCCCCC"/>
+              <w:right w:val="single" w:sz="4" w:space="0" w:color="CCCCCC"/>
+            </w:tcBorders>
+          </w:tcPr>
+          <w:p>
+            <w:pPr>
+              <w:spacing w:before="60" w:after="60" w:line="252" w:lineRule="auto"/>
+              <w:jc w:val="left"/>
+            </w:pPr>
+            <w:r/>
+            <w:r>
+              <w:rPr>
+                <w:b/>
+              </w:rPr>
+              <w:t>+0.50</w:t>
+            </w:r>
+          </w:p>
+        </w:tc>
+        <w:tc>
+          <w:tcPr>
+            <w:tcW w:type="dxa" w:w="1440"/>
+            <w:shd w:fill="FFFFFF"/>
+            <w:tcMar>
+              <w:top w:w="100" w:type="dxa"/>
+              <w:bottom w:w="100" w:type="dxa"/>
+              <w:left w:w="120" w:type="dxa"/>
+              <w:right w:w="120" w:type="dxa"/>
+            </w:tcMar>
+            <w:tcBorders>
+              <w:top w:val="single" w:sz="4" w:space="0" w:color="CCCCCC"/>
+              <w:bottom w:val="single" w:sz="4" w:space="0" w:color="CCCCCC"/>
+              <w:left w:val="single" w:sz="4" w:space="0" w:color="CCCCCC"/>
+              <w:right w:val="single" w:sz="4" w:space="0" w:color="CCCCCC"/>
+            </w:tcBorders>
+          </w:tcPr>
+          <w:p>
+            <w:pPr>
+              <w:spacing w:before="60" w:after="60" w:line="252" w:lineRule="auto"/>
+              <w:jc w:val="left"/>
+            </w:pPr>
+            <w:r/>
+            <w:r>
+              <w:t>BULL</w:t>
+            </w:r>
+          </w:p>
+        </w:tc>
+      </w:tr>
+      <w:tr>
+        <w:tc>
+          <w:tcPr>
+            <w:tcW w:type="dxa" w:w="1584"/>
+            <w:shd w:fill="F8FAFC"/>
+            <w:tcMar>
+              <w:top w:w="100" w:type="dxa"/>
+              <w:bottom w:w="100" w:type="dxa"/>
+              <w:left w:w="120" w:type="dxa"/>
+              <w:right w:w="120" w:type="dxa"/>
+            </w:tcMar>
+            <w:tcBorders>
+              <w:top w:val="single" w:sz="4" w:space="0" w:color="CCCCCC"/>
+              <w:bottom w:val="single" w:sz="4" w:space="0" w:color="CCCCCC"/>
+              <w:left w:val="single" w:sz="4" w:space="0" w:color="CCCCCC"/>
+              <w:right w:val="single" w:sz="4" w:space="0" w:color="CCCCCC"/>
+            </w:tcBorders>
+          </w:tcPr>
+          <w:p>
+            <w:pPr>
+              <w:spacing w:before="60" w:after="60" w:line="252" w:lineRule="auto"/>
+              <w:jc w:val="left"/>
+            </w:pPr>
+            <w:r/>
+            <w:r>
+              <w:rPr>
+                <w:b/>
+              </w:rPr>
+              <w:t>Wed 12/08</w:t>
+            </w:r>
+          </w:p>
+        </w:tc>
+        <w:tc>
+          <w:tcPr>
+            <w:tcW w:type="dxa" w:w="864"/>
+            <w:shd w:fill="F8FAFC"/>
+            <w:tcMar>
+              <w:top w:w="100" w:type="dxa"/>
+              <w:bottom w:w="100" w:type="dxa"/>
+              <w:left w:w="120" w:type="dxa"/>
+              <w:right w:w="120" w:type="dxa"/>
+            </w:tcMar>
+            <w:tcBorders>
+              <w:top w:val="single" w:sz="4" w:space="0" w:color="CCCCCC"/>
+              <w:bottom w:val="single" w:sz="4" w:space="0" w:color="CCCCCC"/>
+              <w:left w:val="single" w:sz="4" w:space="0" w:color="CCCCCC"/>
+              <w:right w:val="single" w:sz="4" w:space="0" w:color="CCCCCC"/>
+            </w:tcBorders>
+          </w:tcPr>
+          <w:p>
+            <w:pPr>
+              <w:spacing w:before="60" w:after="60" w:line="252" w:lineRule="auto"/>
+              <w:jc w:val="left"/>
+            </w:pPr>
+            <w:r/>
+            <w:r>
+              <w:t>NY Open 21-23</w:t>
+            </w:r>
+          </w:p>
+        </w:tc>
+        <w:tc>
+          <w:tcPr>
+            <w:tcW w:type="dxa" w:w="1440"/>
+            <w:shd w:fill="F8FAFC"/>
+            <w:tcMar>
+              <w:top w:w="100" w:type="dxa"/>
+              <w:bottom w:w="100" w:type="dxa"/>
+              <w:left w:w="120" w:type="dxa"/>
+              <w:right w:w="120" w:type="dxa"/>
+            </w:tcMar>
+            <w:tcBorders>
+              <w:top w:val="single" w:sz="4" w:space="0" w:color="CCCCCC"/>
+              <w:bottom w:val="single" w:sz="4" w:space="0" w:color="CCCCCC"/>
+              <w:left w:val="single" w:sz="4" w:space="0" w:color="CCCCCC"/>
+              <w:right w:val="single" w:sz="4" w:space="0" w:color="CCCCCC"/>
+            </w:tcBorders>
+          </w:tcPr>
+          <w:p>
+            <w:pPr>
+              <w:spacing w:before="60" w:after="60" w:line="252" w:lineRule="auto"/>
+              <w:jc w:val="left"/>
+            </w:pPr>
+            <w:r/>
+            <w:r>
+              <w:t>669.25</w:t>
+            </w:r>
+          </w:p>
+        </w:tc>
+        <w:tc>
+          <w:tcPr>
+            <w:tcW w:type="dxa" w:w="2016"/>
+            <w:shd w:fill="F8FAFC"/>
+            <w:tcMar>
+              <w:top w:w="100" w:type="dxa"/>
+              <w:bottom w:w="100" w:type="dxa"/>
+              <w:left w:w="120" w:type="dxa"/>
+              <w:right w:w="120" w:type="dxa"/>
+            </w:tcMar>
+            <w:tcBorders>
+              <w:top w:val="single" w:sz="4" w:space="0" w:color="CCCCCC"/>
+              <w:bottom w:val="single" w:sz="4" w:space="0" w:color="CCCCCC"/>
+              <w:left w:val="single" w:sz="4" w:space="0" w:color="CCCCCC"/>
+              <w:right w:val="single" w:sz="4" w:space="0" w:color="CCCCCC"/>
+            </w:tcBorders>
+          </w:tcPr>
+          <w:p>
+            <w:pPr>
+              <w:spacing w:before="60" w:after="60" w:line="252" w:lineRule="auto"/>
+              <w:jc w:val="left"/>
+            </w:pPr>
+            <w:r/>
+            <w:r>
+              <w:t>681.50</w:t>
+            </w:r>
+          </w:p>
+        </w:tc>
+        <w:tc>
+          <w:tcPr>
+            <w:tcW w:type="dxa" w:w="1152"/>
+            <w:shd w:fill="F8FAFC"/>
+            <w:tcMar>
+              <w:top w:w="100" w:type="dxa"/>
+              <w:bottom w:w="100" w:type="dxa"/>
+              <w:left w:w="120" w:type="dxa"/>
+              <w:right w:w="120" w:type="dxa"/>
+            </w:tcMar>
+            <w:tcBorders>
+              <w:top w:val="single" w:sz="4" w:space="0" w:color="CCCCCC"/>
+              <w:bottom w:val="single" w:sz="4" w:space="0" w:color="CCCCCC"/>
+              <w:left w:val="single" w:sz="4" w:space="0" w:color="CCCCCC"/>
+              <w:right w:val="single" w:sz="4" w:space="0" w:color="CCCCCC"/>
+            </w:tcBorders>
+          </w:tcPr>
+          <w:p>
+            <w:pPr>
+              <w:spacing w:before="60" w:after="60" w:line="252" w:lineRule="auto"/>
+              <w:jc w:val="left"/>
+            </w:pPr>
+            <w:r/>
+            <w:r>
+              <w:t>655.00</w:t>
+            </w:r>
+          </w:p>
+        </w:tc>
+        <w:tc>
+          <w:tcPr>
+            <w:tcW w:type="dxa" w:w="1728"/>
+            <w:shd w:fill="F8FAFC"/>
             <w:tcMar>
               <w:top w:w="100" w:type="dxa"/>
               <w:bottom w:w="100" w:type="dxa"/>
@@ -27947,6 +28182,241 @@
         <w:tc>
           <w:tcPr>
             <w:tcW w:type="dxa" w:w="3456"/>
+            <w:shd w:fill="F8FAFC"/>
+            <w:tcMar>
+              <w:top w:w="100" w:type="dxa"/>
+              <w:bottom w:w="100" w:type="dxa"/>
+              <w:left w:w="120" w:type="dxa"/>
+              <w:right w:w="120" w:type="dxa"/>
+            </w:tcMar>
+            <w:tcBorders>
+              <w:top w:val="single" w:sz="4" w:space="0" w:color="CCCCCC"/>
+              <w:bottom w:val="single" w:sz="4" w:space="0" w:color="CCCCCC"/>
+              <w:left w:val="single" w:sz="4" w:space="0" w:color="CCCCCC"/>
+              <w:right w:val="single" w:sz="4" w:space="0" w:color="CCCCCC"/>
+            </w:tcBorders>
+          </w:tcPr>
+          <w:p>
+            <w:pPr>
+              <w:spacing w:before="60" w:after="60" w:line="252" w:lineRule="auto"/>
+              <w:jc w:val="left"/>
+            </w:pPr>
+            <w:r/>
+            <w:r>
+              <w:rPr>
+                <w:b/>
+              </w:rPr>
+              <w:t>-1.50</w:t>
+            </w:r>
+          </w:p>
+        </w:tc>
+        <w:tc>
+          <w:tcPr>
+            <w:tcW w:type="dxa" w:w="1440"/>
+            <w:shd w:fill="F8FAFC"/>
+            <w:tcMar>
+              <w:top w:w="100" w:type="dxa"/>
+              <w:bottom w:w="100" w:type="dxa"/>
+              <w:left w:w="120" w:type="dxa"/>
+              <w:right w:w="120" w:type="dxa"/>
+            </w:tcMar>
+            <w:tcBorders>
+              <w:top w:val="single" w:sz="4" w:space="0" w:color="CCCCCC"/>
+              <w:bottom w:val="single" w:sz="4" w:space="0" w:color="CCCCCC"/>
+              <w:left w:val="single" w:sz="4" w:space="0" w:color="CCCCCC"/>
+              <w:right w:val="single" w:sz="4" w:space="0" w:color="CCCCCC"/>
+            </w:tcBorders>
+          </w:tcPr>
+          <w:p>
+            <w:pPr>
+              <w:spacing w:before="60" w:after="60" w:line="252" w:lineRule="auto"/>
+              <w:jc w:val="left"/>
+            </w:pPr>
+            <w:r/>
+            <w:r>
+              <w:t>BEAR</w:t>
+            </w:r>
+          </w:p>
+        </w:tc>
+      </w:tr>
+      <w:tr>
+        <w:tc>
+          <w:tcPr>
+            <w:tcW w:type="dxa" w:w="1584"/>
+            <w:shd w:fill="FFFFFF"/>
+            <w:tcMar>
+              <w:top w:w="100" w:type="dxa"/>
+              <w:bottom w:w="100" w:type="dxa"/>
+              <w:left w:w="120" w:type="dxa"/>
+              <w:right w:w="120" w:type="dxa"/>
+            </w:tcMar>
+            <w:tcBorders>
+              <w:top w:val="single" w:sz="4" w:space="0" w:color="CCCCCC"/>
+              <w:bottom w:val="single" w:sz="4" w:space="0" w:color="CCCCCC"/>
+              <w:left w:val="single" w:sz="4" w:space="0" w:color="CCCCCC"/>
+              <w:right w:val="single" w:sz="4" w:space="0" w:color="CCCCCC"/>
+            </w:tcBorders>
+          </w:tcPr>
+          <w:p>
+            <w:pPr>
+              <w:spacing w:before="60" w:after="60" w:line="252" w:lineRule="auto"/>
+              <w:jc w:val="left"/>
+            </w:pPr>
+            <w:r/>
+            <w:r>
+              <w:rPr>
+                <w:b/>
+              </w:rPr>
+              <w:t>Wed 12/08</w:t>
+            </w:r>
+          </w:p>
+        </w:tc>
+        <w:tc>
+          <w:tcPr>
+            <w:tcW w:type="dxa" w:w="864"/>
+            <w:shd w:fill="FFFFFF"/>
+            <w:tcMar>
+              <w:top w:w="100" w:type="dxa"/>
+              <w:bottom w:w="100" w:type="dxa"/>
+              <w:left w:w="120" w:type="dxa"/>
+              <w:right w:w="120" w:type="dxa"/>
+            </w:tcMar>
+            <w:tcBorders>
+              <w:top w:val="single" w:sz="4" w:space="0" w:color="CCCCCC"/>
+              <w:bottom w:val="single" w:sz="4" w:space="0" w:color="CCCCCC"/>
+              <w:left w:val="single" w:sz="4" w:space="0" w:color="CCCCCC"/>
+              <w:right w:val="single" w:sz="4" w:space="0" w:color="CCCCCC"/>
+            </w:tcBorders>
+          </w:tcPr>
+          <w:p>
+            <w:pPr>
+              <w:spacing w:before="60" w:after="60" w:line="252" w:lineRule="auto"/>
+              <w:jc w:val="left"/>
+            </w:pPr>
+            <w:r/>
+            <w:r>
+              <w:t>NY Close 23-01</w:t>
+            </w:r>
+          </w:p>
+        </w:tc>
+        <w:tc>
+          <w:tcPr>
+            <w:tcW w:type="dxa" w:w="1440"/>
+            <w:shd w:fill="FFFFFF"/>
+            <w:tcMar>
+              <w:top w:w="100" w:type="dxa"/>
+              <w:bottom w:w="100" w:type="dxa"/>
+              <w:left w:w="120" w:type="dxa"/>
+              <w:right w:w="120" w:type="dxa"/>
+            </w:tcMar>
+            <w:tcBorders>
+              <w:top w:val="single" w:sz="4" w:space="0" w:color="CCCCCC"/>
+              <w:bottom w:val="single" w:sz="4" w:space="0" w:color="CCCCCC"/>
+              <w:left w:val="single" w:sz="4" w:space="0" w:color="CCCCCC"/>
+              <w:right w:val="single" w:sz="4" w:space="0" w:color="CCCCCC"/>
+            </w:tcBorders>
+          </w:tcPr>
+          <w:p>
+            <w:pPr>
+              <w:spacing w:before="60" w:after="60" w:line="252" w:lineRule="auto"/>
+              <w:jc w:val="left"/>
+            </w:pPr>
+            <w:r/>
+            <w:r>
+              <w:t>667.75</w:t>
+            </w:r>
+          </w:p>
+        </w:tc>
+        <w:tc>
+          <w:tcPr>
+            <w:tcW w:type="dxa" w:w="2016"/>
+            <w:shd w:fill="FFFFFF"/>
+            <w:tcMar>
+              <w:top w:w="100" w:type="dxa"/>
+              <w:bottom w:w="100" w:type="dxa"/>
+              <w:left w:w="120" w:type="dxa"/>
+              <w:right w:w="120" w:type="dxa"/>
+            </w:tcMar>
+            <w:tcBorders>
+              <w:top w:val="single" w:sz="4" w:space="0" w:color="CCCCCC"/>
+              <w:bottom w:val="single" w:sz="4" w:space="0" w:color="CCCCCC"/>
+              <w:left w:val="single" w:sz="4" w:space="0" w:color="CCCCCC"/>
+              <w:right w:val="single" w:sz="4" w:space="0" w:color="CCCCCC"/>
+            </w:tcBorders>
+          </w:tcPr>
+          <w:p>
+            <w:pPr>
+              <w:spacing w:before="60" w:after="60" w:line="252" w:lineRule="auto"/>
+              <w:jc w:val="left"/>
+            </w:pPr>
+            <w:r/>
+            <w:r>
+              <w:t>674.75</w:t>
+            </w:r>
+          </w:p>
+        </w:tc>
+        <w:tc>
+          <w:tcPr>
+            <w:tcW w:type="dxa" w:w="1152"/>
+            <w:shd w:fill="FFFFFF"/>
+            <w:tcMar>
+              <w:top w:w="100" w:type="dxa"/>
+              <w:bottom w:w="100" w:type="dxa"/>
+              <w:left w:w="120" w:type="dxa"/>
+              <w:right w:w="120" w:type="dxa"/>
+            </w:tcMar>
+            <w:tcBorders>
+              <w:top w:val="single" w:sz="4" w:space="0" w:color="CCCCCC"/>
+              <w:bottom w:val="single" w:sz="4" w:space="0" w:color="CCCCCC"/>
+              <w:left w:val="single" w:sz="4" w:space="0" w:color="CCCCCC"/>
+              <w:right w:val="single" w:sz="4" w:space="0" w:color="CCCCCC"/>
+            </w:tcBorders>
+          </w:tcPr>
+          <w:p>
+            <w:pPr>
+              <w:spacing w:before="60" w:after="60" w:line="252" w:lineRule="auto"/>
+              <w:jc w:val="left"/>
+            </w:pPr>
+            <w:r/>
+            <w:r>
+              <w:t>658.25</w:t>
+            </w:r>
+          </w:p>
+        </w:tc>
+        <w:tc>
+          <w:tcPr>
+            <w:tcW w:type="dxa" w:w="1728"/>
+            <w:shd w:fill="FFFFFF"/>
+            <w:tcMar>
+              <w:top w:w="100" w:type="dxa"/>
+              <w:bottom w:w="100" w:type="dxa"/>
+              <w:left w:w="120" w:type="dxa"/>
+              <w:right w:w="120" w:type="dxa"/>
+            </w:tcMar>
+            <w:tcBorders>
+              <w:top w:val="single" w:sz="4" w:space="0" w:color="CCCCCC"/>
+              <w:bottom w:val="single" w:sz="4" w:space="0" w:color="CCCCCC"/>
+              <w:left w:val="single" w:sz="4" w:space="0" w:color="CCCCCC"/>
+              <w:right w:val="single" w:sz="4" w:space="0" w:color="CCCCCC"/>
+            </w:tcBorders>
+          </w:tcPr>
+          <w:p>
+            <w:pPr>
+              <w:spacing w:before="60" w:after="60" w:line="252" w:lineRule="auto"/>
+              <w:jc w:val="left"/>
+            </w:pPr>
+            <w:r/>
+            <w:r>
+              <w:rPr>
+                <w:b/>
+              </w:rPr>
+              <w:t>668.25</w:t>
+            </w:r>
+          </w:p>
+        </w:tc>
+        <w:tc>
+          <w:tcPr>
+            <w:tcW w:type="dxa" w:w="3456"/>
             <w:shd w:fill="FFFFFF"/>
             <w:tcMar>
               <w:top w:w="100" w:type="dxa"/>
@@ -28032,7 +28502,7 @@
               <w:rPr>
                 <w:b/>
               </w:rPr>
-              <w:t>Wed 12/08</w:t>
+              <w:t>Thu 13/08</w:t>
             </w:r>
           </w:p>
         </w:tc>
@@ -28060,7 +28530,7 @@
             </w:pPr>
             <w:r/>
             <w:r>
-              <w:t>NY Open 21-23</w:t>
+              <w:t>Asia 07-11</w:t>
             </w:r>
           </w:p>
         </w:tc>
@@ -28088,7 +28558,7 @@
             </w:pPr>
             <w:r/>
             <w:r>
-              <w:t>667.75</w:t>
+              <w:t>668.25</w:t>
             </w:r>
           </w:p>
         </w:tc>
@@ -28116,7 +28586,7 @@
             </w:pPr>
             <w:r/>
             <w:r>
-              <w:t>680.00</w:t>
+              <w:t>678.75</w:t>
             </w:r>
           </w:p>
         </w:tc>
@@ -28144,7 +28614,7 @@
             </w:pPr>
             <w:r/>
             <w:r>
-              <w:t>653.50</w:t>
+              <w:t>661.00</w:t>
             </w:r>
           </w:p>
         </w:tc>
@@ -28175,7 +28645,7 @@
               <w:rPr>
                 <w:b/>
               </w:rPr>
-              <w:t>666.25</w:t>
+              <w:t>668.00</w:t>
             </w:r>
           </w:p>
         </w:tc>
@@ -28206,7 +28676,7 @@
               <w:rPr>
                 <w:b/>
               </w:rPr>
-              <w:t>-1.50</w:t>
+              <w:t>-0.25</w:t>
             </w:r>
           </w:p>
         </w:tc>
@@ -28267,7 +28737,7 @@
               <w:rPr>
                 <w:b/>
               </w:rPr>
-              <w:t>Wed 12/08</w:t>
+              <w:t>Thu 13/08</w:t>
             </w:r>
           </w:p>
         </w:tc>
@@ -28295,7 +28765,7 @@
             </w:pPr>
             <w:r/>
             <w:r>
-              <w:t>NY Close 23-01</w:t>
+              <w:t>Asia 11-15</w:t>
             </w:r>
           </w:p>
         </w:tc>
@@ -28323,7 +28793,7 @@
             </w:pPr>
             <w:r/>
             <w:r>
-              <w:t>666.25</w:t>
+              <w:t>668.00</w:t>
             </w:r>
           </w:p>
         </w:tc>
@@ -28351,7 +28821,7 @@
             </w:pPr>
             <w:r/>
             <w:r>
-              <w:t>673.25</w:t>
+              <w:t>677.75</w:t>
             </w:r>
           </w:p>
         </w:tc>
@@ -28379,7 +28849,7 @@
             </w:pPr>
             <w:r/>
             <w:r>
-              <w:t>656.75</w:t>
+              <w:t>658.25</w:t>
             </w:r>
           </w:p>
         </w:tc>
@@ -28410,7 +28880,7 @@
               <w:rPr>
                 <w:b/>
               </w:rPr>
-              <w:t>666.75</w:t>
+              <w:t>668.50</w:t>
             </w:r>
           </w:p>
         </w:tc>
@@ -28530,7 +29000,7 @@
             </w:pPr>
             <w:r/>
             <w:r>
-              <w:t>Asia 07-11</w:t>
+              <w:t>London 15-19</w:t>
             </w:r>
           </w:p>
         </w:tc>
@@ -28558,7 +29028,7 @@
             </w:pPr>
             <w:r/>
             <w:r>
-              <w:t>666.75</w:t>
+              <w:t>668.50</w:t>
             </w:r>
           </w:p>
         </w:tc>
@@ -28586,7 +29056,7 @@
             </w:pPr>
             <w:r/>
             <w:r>
-              <w:t>677.25</w:t>
+              <w:t>679.25</w:t>
             </w:r>
           </w:p>
         </w:tc>
@@ -28614,7 +29084,7 @@
             </w:pPr>
             <w:r/>
             <w:r>
-              <w:t>659.50</w:t>
+              <w:t>661.25</w:t>
             </w:r>
           </w:p>
         </w:tc>
@@ -28645,7 +29115,7 @@
               <w:rPr>
                 <w:b/>
               </w:rPr>
-              <w:t>666.50</w:t>
+              <w:t>669.25</w:t>
             </w:r>
           </w:p>
         </w:tc>
@@ -28653,6 +29123,1651 @@
           <w:tcPr>
             <w:tcW w:type="dxa" w:w="3456"/>
             <w:shd w:fill="F8FAFC"/>
+            <w:tcMar>
+              <w:top w:w="100" w:type="dxa"/>
+              <w:bottom w:w="100" w:type="dxa"/>
+              <w:left w:w="120" w:type="dxa"/>
+              <w:right w:w="120" w:type="dxa"/>
+            </w:tcMar>
+            <w:tcBorders>
+              <w:top w:val="single" w:sz="4" w:space="0" w:color="CCCCCC"/>
+              <w:bottom w:val="single" w:sz="4" w:space="0" w:color="CCCCCC"/>
+              <w:left w:val="single" w:sz="4" w:space="0" w:color="CCCCCC"/>
+              <w:right w:val="single" w:sz="4" w:space="0" w:color="CCCCCC"/>
+            </w:tcBorders>
+          </w:tcPr>
+          <w:p>
+            <w:pPr>
+              <w:spacing w:before="60" w:after="60" w:line="252" w:lineRule="auto"/>
+              <w:jc w:val="left"/>
+            </w:pPr>
+            <w:r/>
+            <w:r>
+              <w:rPr>
+                <w:b/>
+              </w:rPr>
+              <w:t>+0.75</w:t>
+            </w:r>
+          </w:p>
+        </w:tc>
+        <w:tc>
+          <w:tcPr>
+            <w:tcW w:type="dxa" w:w="1440"/>
+            <w:shd w:fill="F8FAFC"/>
+            <w:tcMar>
+              <w:top w:w="100" w:type="dxa"/>
+              <w:bottom w:w="100" w:type="dxa"/>
+              <w:left w:w="120" w:type="dxa"/>
+              <w:right w:w="120" w:type="dxa"/>
+            </w:tcMar>
+            <w:tcBorders>
+              <w:top w:val="single" w:sz="4" w:space="0" w:color="CCCCCC"/>
+              <w:bottom w:val="single" w:sz="4" w:space="0" w:color="CCCCCC"/>
+              <w:left w:val="single" w:sz="4" w:space="0" w:color="CCCCCC"/>
+              <w:right w:val="single" w:sz="4" w:space="0" w:color="CCCCCC"/>
+            </w:tcBorders>
+          </w:tcPr>
+          <w:p>
+            <w:pPr>
+              <w:spacing w:before="60" w:after="60" w:line="252" w:lineRule="auto"/>
+              <w:jc w:val="left"/>
+            </w:pPr>
+            <w:r/>
+            <w:r>
+              <w:t>BULL</w:t>
+            </w:r>
+          </w:p>
+        </w:tc>
+      </w:tr>
+      <w:tr>
+        <w:tc>
+          <w:tcPr>
+            <w:tcW w:type="dxa" w:w="1584"/>
+            <w:shd w:fill="FFFFFF"/>
+            <w:tcMar>
+              <w:top w:w="100" w:type="dxa"/>
+              <w:bottom w:w="100" w:type="dxa"/>
+              <w:left w:w="120" w:type="dxa"/>
+              <w:right w:w="120" w:type="dxa"/>
+            </w:tcMar>
+            <w:tcBorders>
+              <w:top w:val="single" w:sz="4" w:space="0" w:color="CCCCCC"/>
+              <w:bottom w:val="single" w:sz="4" w:space="0" w:color="CCCCCC"/>
+              <w:left w:val="single" w:sz="4" w:space="0" w:color="CCCCCC"/>
+              <w:right w:val="single" w:sz="4" w:space="0" w:color="CCCCCC"/>
+            </w:tcBorders>
+          </w:tcPr>
+          <w:p>
+            <w:pPr>
+              <w:spacing w:before="60" w:after="60" w:line="252" w:lineRule="auto"/>
+              <w:jc w:val="left"/>
+            </w:pPr>
+            <w:r/>
+            <w:r>
+              <w:rPr>
+                <w:b/>
+              </w:rPr>
+              <w:t>Thu 13/08</w:t>
+            </w:r>
+          </w:p>
+        </w:tc>
+        <w:tc>
+          <w:tcPr>
+            <w:tcW w:type="dxa" w:w="864"/>
+            <w:shd w:fill="FFFFFF"/>
+            <w:tcMar>
+              <w:top w:w="100" w:type="dxa"/>
+              <w:bottom w:w="100" w:type="dxa"/>
+              <w:left w:w="120" w:type="dxa"/>
+              <w:right w:w="120" w:type="dxa"/>
+            </w:tcMar>
+            <w:tcBorders>
+              <w:top w:val="single" w:sz="4" w:space="0" w:color="CCCCCC"/>
+              <w:bottom w:val="single" w:sz="4" w:space="0" w:color="CCCCCC"/>
+              <w:left w:val="single" w:sz="4" w:space="0" w:color="CCCCCC"/>
+              <w:right w:val="single" w:sz="4" w:space="0" w:color="CCCCCC"/>
+            </w:tcBorders>
+          </w:tcPr>
+          <w:p>
+            <w:pPr>
+              <w:spacing w:before="60" w:after="60" w:line="252" w:lineRule="auto"/>
+              <w:jc w:val="left"/>
+            </w:pPr>
+            <w:r/>
+            <w:r>
+              <w:t>Pre-NY 19-21</w:t>
+            </w:r>
+          </w:p>
+        </w:tc>
+        <w:tc>
+          <w:tcPr>
+            <w:tcW w:type="dxa" w:w="1440"/>
+            <w:shd w:fill="FFFFFF"/>
+            <w:tcMar>
+              <w:top w:w="100" w:type="dxa"/>
+              <w:bottom w:w="100" w:type="dxa"/>
+              <w:left w:w="120" w:type="dxa"/>
+              <w:right w:w="120" w:type="dxa"/>
+            </w:tcMar>
+            <w:tcBorders>
+              <w:top w:val="single" w:sz="4" w:space="0" w:color="CCCCCC"/>
+              <w:bottom w:val="single" w:sz="4" w:space="0" w:color="CCCCCC"/>
+              <w:left w:val="single" w:sz="4" w:space="0" w:color="CCCCCC"/>
+              <w:right w:val="single" w:sz="4" w:space="0" w:color="CCCCCC"/>
+            </w:tcBorders>
+          </w:tcPr>
+          <w:p>
+            <w:pPr>
+              <w:spacing w:before="60" w:after="60" w:line="252" w:lineRule="auto"/>
+              <w:jc w:val="left"/>
+            </w:pPr>
+            <w:r/>
+            <w:r>
+              <w:t>669.25</w:t>
+            </w:r>
+          </w:p>
+        </w:tc>
+        <w:tc>
+          <w:tcPr>
+            <w:tcW w:type="dxa" w:w="2016"/>
+            <w:shd w:fill="FFFFFF"/>
+            <w:tcMar>
+              <w:top w:w="100" w:type="dxa"/>
+              <w:bottom w:w="100" w:type="dxa"/>
+              <w:left w:w="120" w:type="dxa"/>
+              <w:right w:w="120" w:type="dxa"/>
+            </w:tcMar>
+            <w:tcBorders>
+              <w:top w:val="single" w:sz="4" w:space="0" w:color="CCCCCC"/>
+              <w:bottom w:val="single" w:sz="4" w:space="0" w:color="CCCCCC"/>
+              <w:left w:val="single" w:sz="4" w:space="0" w:color="CCCCCC"/>
+              <w:right w:val="single" w:sz="4" w:space="0" w:color="CCCCCC"/>
+            </w:tcBorders>
+          </w:tcPr>
+          <w:p>
+            <w:pPr>
+              <w:spacing w:before="60" w:after="60" w:line="252" w:lineRule="auto"/>
+              <w:jc w:val="left"/>
+            </w:pPr>
+            <w:r/>
+            <w:r>
+              <w:t>675.75</w:t>
+            </w:r>
+          </w:p>
+        </w:tc>
+        <w:tc>
+          <w:tcPr>
+            <w:tcW w:type="dxa" w:w="1152"/>
+            <w:shd w:fill="FFFFFF"/>
+            <w:tcMar>
+              <w:top w:w="100" w:type="dxa"/>
+              <w:bottom w:w="100" w:type="dxa"/>
+              <w:left w:w="120" w:type="dxa"/>
+              <w:right w:w="120" w:type="dxa"/>
+            </w:tcMar>
+            <w:tcBorders>
+              <w:top w:val="single" w:sz="4" w:space="0" w:color="CCCCCC"/>
+              <w:bottom w:val="single" w:sz="4" w:space="0" w:color="CCCCCC"/>
+              <w:left w:val="single" w:sz="4" w:space="0" w:color="CCCCCC"/>
+              <w:right w:val="single" w:sz="4" w:space="0" w:color="CCCCCC"/>
+            </w:tcBorders>
+          </w:tcPr>
+          <w:p>
+            <w:pPr>
+              <w:spacing w:before="60" w:after="60" w:line="252" w:lineRule="auto"/>
+              <w:jc w:val="left"/>
+            </w:pPr>
+            <w:r/>
+            <w:r>
+              <w:t>660.75</w:t>
+            </w:r>
+          </w:p>
+        </w:tc>
+        <w:tc>
+          <w:tcPr>
+            <w:tcW w:type="dxa" w:w="1728"/>
+            <w:shd w:fill="FFFFFF"/>
+            <w:tcMar>
+              <w:top w:w="100" w:type="dxa"/>
+              <w:bottom w:w="100" w:type="dxa"/>
+              <w:left w:w="120" w:type="dxa"/>
+              <w:right w:w="120" w:type="dxa"/>
+            </w:tcMar>
+            <w:tcBorders>
+              <w:top w:val="single" w:sz="4" w:space="0" w:color="CCCCCC"/>
+              <w:bottom w:val="single" w:sz="4" w:space="0" w:color="CCCCCC"/>
+              <w:left w:val="single" w:sz="4" w:space="0" w:color="CCCCCC"/>
+              <w:right w:val="single" w:sz="4" w:space="0" w:color="CCCCCC"/>
+            </w:tcBorders>
+          </w:tcPr>
+          <w:p>
+            <w:pPr>
+              <w:spacing w:before="60" w:after="60" w:line="252" w:lineRule="auto"/>
+              <w:jc w:val="left"/>
+            </w:pPr>
+            <w:r/>
+            <w:r>
+              <w:rPr>
+                <w:b/>
+              </w:rPr>
+              <w:t>669.75</w:t>
+            </w:r>
+          </w:p>
+        </w:tc>
+        <w:tc>
+          <w:tcPr>
+            <w:tcW w:type="dxa" w:w="3456"/>
+            <w:shd w:fill="FFFFFF"/>
+            <w:tcMar>
+              <w:top w:w="100" w:type="dxa"/>
+              <w:bottom w:w="100" w:type="dxa"/>
+              <w:left w:w="120" w:type="dxa"/>
+              <w:right w:w="120" w:type="dxa"/>
+            </w:tcMar>
+            <w:tcBorders>
+              <w:top w:val="single" w:sz="4" w:space="0" w:color="CCCCCC"/>
+              <w:bottom w:val="single" w:sz="4" w:space="0" w:color="CCCCCC"/>
+              <w:left w:val="single" w:sz="4" w:space="0" w:color="CCCCCC"/>
+              <w:right w:val="single" w:sz="4" w:space="0" w:color="CCCCCC"/>
+            </w:tcBorders>
+          </w:tcPr>
+          <w:p>
+            <w:pPr>
+              <w:spacing w:before="60" w:after="60" w:line="252" w:lineRule="auto"/>
+              <w:jc w:val="left"/>
+            </w:pPr>
+            <w:r/>
+            <w:r>
+              <w:rPr>
+                <w:b/>
+              </w:rPr>
+              <w:t>+0.50</w:t>
+            </w:r>
+          </w:p>
+        </w:tc>
+        <w:tc>
+          <w:tcPr>
+            <w:tcW w:type="dxa" w:w="1440"/>
+            <w:shd w:fill="FFFFFF"/>
+            <w:tcMar>
+              <w:top w:w="100" w:type="dxa"/>
+              <w:bottom w:w="100" w:type="dxa"/>
+              <w:left w:w="120" w:type="dxa"/>
+              <w:right w:w="120" w:type="dxa"/>
+            </w:tcMar>
+            <w:tcBorders>
+              <w:top w:val="single" w:sz="4" w:space="0" w:color="CCCCCC"/>
+              <w:bottom w:val="single" w:sz="4" w:space="0" w:color="CCCCCC"/>
+              <w:left w:val="single" w:sz="4" w:space="0" w:color="CCCCCC"/>
+              <w:right w:val="single" w:sz="4" w:space="0" w:color="CCCCCC"/>
+            </w:tcBorders>
+          </w:tcPr>
+          <w:p>
+            <w:pPr>
+              <w:spacing w:before="60" w:after="60" w:line="252" w:lineRule="auto"/>
+              <w:jc w:val="left"/>
+            </w:pPr>
+            <w:r/>
+            <w:r>
+              <w:t>BULL</w:t>
+            </w:r>
+          </w:p>
+        </w:tc>
+      </w:tr>
+      <w:tr>
+        <w:tc>
+          <w:tcPr>
+            <w:tcW w:type="dxa" w:w="1584"/>
+            <w:shd w:fill="F8FAFC"/>
+            <w:tcMar>
+              <w:top w:w="100" w:type="dxa"/>
+              <w:bottom w:w="100" w:type="dxa"/>
+              <w:left w:w="120" w:type="dxa"/>
+              <w:right w:w="120" w:type="dxa"/>
+            </w:tcMar>
+            <w:tcBorders>
+              <w:top w:val="single" w:sz="4" w:space="0" w:color="CCCCCC"/>
+              <w:bottom w:val="single" w:sz="4" w:space="0" w:color="CCCCCC"/>
+              <w:left w:val="single" w:sz="4" w:space="0" w:color="CCCCCC"/>
+              <w:right w:val="single" w:sz="4" w:space="0" w:color="CCCCCC"/>
+            </w:tcBorders>
+          </w:tcPr>
+          <w:p>
+            <w:pPr>
+              <w:spacing w:before="60" w:after="60" w:line="252" w:lineRule="auto"/>
+              <w:jc w:val="left"/>
+            </w:pPr>
+            <w:r/>
+            <w:r>
+              <w:rPr>
+                <w:b/>
+              </w:rPr>
+              <w:t>Thu 13/08</w:t>
+            </w:r>
+          </w:p>
+        </w:tc>
+        <w:tc>
+          <w:tcPr>
+            <w:tcW w:type="dxa" w:w="864"/>
+            <w:shd w:fill="F8FAFC"/>
+            <w:tcMar>
+              <w:top w:w="100" w:type="dxa"/>
+              <w:bottom w:w="100" w:type="dxa"/>
+              <w:left w:w="120" w:type="dxa"/>
+              <w:right w:w="120" w:type="dxa"/>
+            </w:tcMar>
+            <w:tcBorders>
+              <w:top w:val="single" w:sz="4" w:space="0" w:color="CCCCCC"/>
+              <w:bottom w:val="single" w:sz="4" w:space="0" w:color="CCCCCC"/>
+              <w:left w:val="single" w:sz="4" w:space="0" w:color="CCCCCC"/>
+              <w:right w:val="single" w:sz="4" w:space="0" w:color="CCCCCC"/>
+            </w:tcBorders>
+          </w:tcPr>
+          <w:p>
+            <w:pPr>
+              <w:spacing w:before="60" w:after="60" w:line="252" w:lineRule="auto"/>
+              <w:jc w:val="left"/>
+            </w:pPr>
+            <w:r/>
+            <w:r>
+              <w:t>NY Open 21-23</w:t>
+            </w:r>
+          </w:p>
+        </w:tc>
+        <w:tc>
+          <w:tcPr>
+            <w:tcW w:type="dxa" w:w="1440"/>
+            <w:shd w:fill="F8FAFC"/>
+            <w:tcMar>
+              <w:top w:w="100" w:type="dxa"/>
+              <w:bottom w:w="100" w:type="dxa"/>
+              <w:left w:w="120" w:type="dxa"/>
+              <w:right w:w="120" w:type="dxa"/>
+            </w:tcMar>
+            <w:tcBorders>
+              <w:top w:val="single" w:sz="4" w:space="0" w:color="CCCCCC"/>
+              <w:bottom w:val="single" w:sz="4" w:space="0" w:color="CCCCCC"/>
+              <w:left w:val="single" w:sz="4" w:space="0" w:color="CCCCCC"/>
+              <w:right w:val="single" w:sz="4" w:space="0" w:color="CCCCCC"/>
+            </w:tcBorders>
+          </w:tcPr>
+          <w:p>
+            <w:pPr>
+              <w:spacing w:before="60" w:after="60" w:line="252" w:lineRule="auto"/>
+              <w:jc w:val="left"/>
+            </w:pPr>
+            <w:r/>
+            <w:r>
+              <w:t>669.75</w:t>
+            </w:r>
+          </w:p>
+        </w:tc>
+        <w:tc>
+          <w:tcPr>
+            <w:tcW w:type="dxa" w:w="2016"/>
+            <w:shd w:fill="F8FAFC"/>
+            <w:tcMar>
+              <w:top w:w="100" w:type="dxa"/>
+              <w:bottom w:w="100" w:type="dxa"/>
+              <w:left w:w="120" w:type="dxa"/>
+              <w:right w:w="120" w:type="dxa"/>
+            </w:tcMar>
+            <w:tcBorders>
+              <w:top w:val="single" w:sz="4" w:space="0" w:color="CCCCCC"/>
+              <w:bottom w:val="single" w:sz="4" w:space="0" w:color="CCCCCC"/>
+              <w:left w:val="single" w:sz="4" w:space="0" w:color="CCCCCC"/>
+              <w:right w:val="single" w:sz="4" w:space="0" w:color="CCCCCC"/>
+            </w:tcBorders>
+          </w:tcPr>
+          <w:p>
+            <w:pPr>
+              <w:spacing w:before="60" w:after="60" w:line="252" w:lineRule="auto"/>
+              <w:jc w:val="left"/>
+            </w:pPr>
+            <w:r/>
+            <w:r>
+              <w:t>680.75</w:t>
+            </w:r>
+          </w:p>
+        </w:tc>
+        <w:tc>
+          <w:tcPr>
+            <w:tcW w:type="dxa" w:w="1152"/>
+            <w:shd w:fill="F8FAFC"/>
+            <w:tcMar>
+              <w:top w:w="100" w:type="dxa"/>
+              <w:bottom w:w="100" w:type="dxa"/>
+              <w:left w:w="120" w:type="dxa"/>
+              <w:right w:w="120" w:type="dxa"/>
+            </w:tcMar>
+            <w:tcBorders>
+              <w:top w:val="single" w:sz="4" w:space="0" w:color="CCCCCC"/>
+              <w:bottom w:val="single" w:sz="4" w:space="0" w:color="CCCCCC"/>
+              <w:left w:val="single" w:sz="4" w:space="0" w:color="CCCCCC"/>
+              <w:right w:val="single" w:sz="4" w:space="0" w:color="CCCCCC"/>
+            </w:tcBorders>
+          </w:tcPr>
+          <w:p>
+            <w:pPr>
+              <w:spacing w:before="60" w:after="60" w:line="252" w:lineRule="auto"/>
+              <w:jc w:val="left"/>
+            </w:pPr>
+            <w:r/>
+            <w:r>
+              <w:t>658.00</w:t>
+            </w:r>
+          </w:p>
+        </w:tc>
+        <w:tc>
+          <w:tcPr>
+            <w:tcW w:type="dxa" w:w="1728"/>
+            <w:shd w:fill="F8FAFC"/>
+            <w:tcMar>
+              <w:top w:w="100" w:type="dxa"/>
+              <w:bottom w:w="100" w:type="dxa"/>
+              <w:left w:w="120" w:type="dxa"/>
+              <w:right w:w="120" w:type="dxa"/>
+            </w:tcMar>
+            <w:tcBorders>
+              <w:top w:val="single" w:sz="4" w:space="0" w:color="CCCCCC"/>
+              <w:bottom w:val="single" w:sz="4" w:space="0" w:color="CCCCCC"/>
+              <w:left w:val="single" w:sz="4" w:space="0" w:color="CCCCCC"/>
+              <w:right w:val="single" w:sz="4" w:space="0" w:color="CCCCCC"/>
+            </w:tcBorders>
+          </w:tcPr>
+          <w:p>
+            <w:pPr>
+              <w:spacing w:before="60" w:after="60" w:line="252" w:lineRule="auto"/>
+              <w:jc w:val="left"/>
+            </w:pPr>
+            <w:r/>
+            <w:r>
+              <w:rPr>
+                <w:b/>
+              </w:rPr>
+              <w:t>673.25</w:t>
+            </w:r>
+          </w:p>
+        </w:tc>
+        <w:tc>
+          <w:tcPr>
+            <w:tcW w:type="dxa" w:w="3456"/>
+            <w:shd w:fill="F8FAFC"/>
+            <w:tcMar>
+              <w:top w:w="100" w:type="dxa"/>
+              <w:bottom w:w="100" w:type="dxa"/>
+              <w:left w:w="120" w:type="dxa"/>
+              <w:right w:w="120" w:type="dxa"/>
+            </w:tcMar>
+            <w:tcBorders>
+              <w:top w:val="single" w:sz="4" w:space="0" w:color="CCCCCC"/>
+              <w:bottom w:val="single" w:sz="4" w:space="0" w:color="CCCCCC"/>
+              <w:left w:val="single" w:sz="4" w:space="0" w:color="CCCCCC"/>
+              <w:right w:val="single" w:sz="4" w:space="0" w:color="CCCCCC"/>
+            </w:tcBorders>
+          </w:tcPr>
+          <w:p>
+            <w:pPr>
+              <w:spacing w:before="60" w:after="60" w:line="252" w:lineRule="auto"/>
+              <w:jc w:val="left"/>
+            </w:pPr>
+            <w:r/>
+            <w:r>
+              <w:rPr>
+                <w:b/>
+              </w:rPr>
+              <w:t>+3.50</w:t>
+            </w:r>
+          </w:p>
+        </w:tc>
+        <w:tc>
+          <w:tcPr>
+            <w:tcW w:type="dxa" w:w="1440"/>
+            <w:shd w:fill="F8FAFC"/>
+            <w:tcMar>
+              <w:top w:w="100" w:type="dxa"/>
+              <w:bottom w:w="100" w:type="dxa"/>
+              <w:left w:w="120" w:type="dxa"/>
+              <w:right w:w="120" w:type="dxa"/>
+            </w:tcMar>
+            <w:tcBorders>
+              <w:top w:val="single" w:sz="4" w:space="0" w:color="CCCCCC"/>
+              <w:bottom w:val="single" w:sz="4" w:space="0" w:color="CCCCCC"/>
+              <w:left w:val="single" w:sz="4" w:space="0" w:color="CCCCCC"/>
+              <w:right w:val="single" w:sz="4" w:space="0" w:color="CCCCCC"/>
+            </w:tcBorders>
+          </w:tcPr>
+          <w:p>
+            <w:pPr>
+              <w:spacing w:before="60" w:after="60" w:line="252" w:lineRule="auto"/>
+              <w:jc w:val="left"/>
+            </w:pPr>
+            <w:r/>
+            <w:r>
+              <w:t>BULL</w:t>
+            </w:r>
+          </w:p>
+        </w:tc>
+      </w:tr>
+      <w:tr>
+        <w:tc>
+          <w:tcPr>
+            <w:tcW w:type="dxa" w:w="1584"/>
+            <w:shd w:fill="FFFFFF"/>
+            <w:tcMar>
+              <w:top w:w="100" w:type="dxa"/>
+              <w:bottom w:w="100" w:type="dxa"/>
+              <w:left w:w="120" w:type="dxa"/>
+              <w:right w:w="120" w:type="dxa"/>
+            </w:tcMar>
+            <w:tcBorders>
+              <w:top w:val="single" w:sz="4" w:space="0" w:color="CCCCCC"/>
+              <w:bottom w:val="single" w:sz="4" w:space="0" w:color="CCCCCC"/>
+              <w:left w:val="single" w:sz="4" w:space="0" w:color="CCCCCC"/>
+              <w:right w:val="single" w:sz="4" w:space="0" w:color="CCCCCC"/>
+            </w:tcBorders>
+          </w:tcPr>
+          <w:p>
+            <w:pPr>
+              <w:spacing w:before="60" w:after="60" w:line="252" w:lineRule="auto"/>
+              <w:jc w:val="left"/>
+            </w:pPr>
+            <w:r/>
+            <w:r>
+              <w:rPr>
+                <w:b/>
+              </w:rPr>
+              <w:t>Thu 13/08</w:t>
+            </w:r>
+          </w:p>
+        </w:tc>
+        <w:tc>
+          <w:tcPr>
+            <w:tcW w:type="dxa" w:w="864"/>
+            <w:shd w:fill="FFFFFF"/>
+            <w:tcMar>
+              <w:top w:w="100" w:type="dxa"/>
+              <w:bottom w:w="100" w:type="dxa"/>
+              <w:left w:w="120" w:type="dxa"/>
+              <w:right w:w="120" w:type="dxa"/>
+            </w:tcMar>
+            <w:tcBorders>
+              <w:top w:val="single" w:sz="4" w:space="0" w:color="CCCCCC"/>
+              <w:bottom w:val="single" w:sz="4" w:space="0" w:color="CCCCCC"/>
+              <w:left w:val="single" w:sz="4" w:space="0" w:color="CCCCCC"/>
+              <w:right w:val="single" w:sz="4" w:space="0" w:color="CCCCCC"/>
+            </w:tcBorders>
+          </w:tcPr>
+          <w:p>
+            <w:pPr>
+              <w:spacing w:before="60" w:after="60" w:line="252" w:lineRule="auto"/>
+              <w:jc w:val="left"/>
+            </w:pPr>
+            <w:r/>
+            <w:r>
+              <w:t>NY Close 23-01</w:t>
+            </w:r>
+          </w:p>
+        </w:tc>
+        <w:tc>
+          <w:tcPr>
+            <w:tcW w:type="dxa" w:w="1440"/>
+            <w:shd w:fill="FFFFFF"/>
+            <w:tcMar>
+              <w:top w:w="100" w:type="dxa"/>
+              <w:bottom w:w="100" w:type="dxa"/>
+              <w:left w:w="120" w:type="dxa"/>
+              <w:right w:w="120" w:type="dxa"/>
+            </w:tcMar>
+            <w:tcBorders>
+              <w:top w:val="single" w:sz="4" w:space="0" w:color="CCCCCC"/>
+              <w:bottom w:val="single" w:sz="4" w:space="0" w:color="CCCCCC"/>
+              <w:left w:val="single" w:sz="4" w:space="0" w:color="CCCCCC"/>
+              <w:right w:val="single" w:sz="4" w:space="0" w:color="CCCCCC"/>
+            </w:tcBorders>
+          </w:tcPr>
+          <w:p>
+            <w:pPr>
+              <w:spacing w:before="60" w:after="60" w:line="252" w:lineRule="auto"/>
+              <w:jc w:val="left"/>
+            </w:pPr>
+            <w:r/>
+            <w:r>
+              <w:t>673.25</w:t>
+            </w:r>
+          </w:p>
+        </w:tc>
+        <w:tc>
+          <w:tcPr>
+            <w:tcW w:type="dxa" w:w="2016"/>
+            <w:shd w:fill="FFFFFF"/>
+            <w:tcMar>
+              <w:top w:w="100" w:type="dxa"/>
+              <w:bottom w:w="100" w:type="dxa"/>
+              <w:left w:w="120" w:type="dxa"/>
+              <w:right w:w="120" w:type="dxa"/>
+            </w:tcMar>
+            <w:tcBorders>
+              <w:top w:val="single" w:sz="4" w:space="0" w:color="CCCCCC"/>
+              <w:bottom w:val="single" w:sz="4" w:space="0" w:color="CCCCCC"/>
+              <w:left w:val="single" w:sz="4" w:space="0" w:color="CCCCCC"/>
+              <w:right w:val="single" w:sz="4" w:space="0" w:color="CCCCCC"/>
+            </w:tcBorders>
+          </w:tcPr>
+          <w:p>
+            <w:pPr>
+              <w:spacing w:before="60" w:after="60" w:line="252" w:lineRule="auto"/>
+              <w:jc w:val="left"/>
+            </w:pPr>
+            <w:r/>
+            <w:r>
+              <w:t>678.75</w:t>
+            </w:r>
+          </w:p>
+        </w:tc>
+        <w:tc>
+          <w:tcPr>
+            <w:tcW w:type="dxa" w:w="1152"/>
+            <w:shd w:fill="FFFFFF"/>
+            <w:tcMar>
+              <w:top w:w="100" w:type="dxa"/>
+              <w:bottom w:w="100" w:type="dxa"/>
+              <w:left w:w="120" w:type="dxa"/>
+              <w:right w:w="120" w:type="dxa"/>
+            </w:tcMar>
+            <w:tcBorders>
+              <w:top w:val="single" w:sz="4" w:space="0" w:color="CCCCCC"/>
+              <w:bottom w:val="single" w:sz="4" w:space="0" w:color="CCCCCC"/>
+              <w:left w:val="single" w:sz="4" w:space="0" w:color="CCCCCC"/>
+              <w:right w:val="single" w:sz="4" w:space="0" w:color="CCCCCC"/>
+            </w:tcBorders>
+          </w:tcPr>
+          <w:p>
+            <w:pPr>
+              <w:spacing w:before="60" w:after="60" w:line="252" w:lineRule="auto"/>
+              <w:jc w:val="left"/>
+            </w:pPr>
+            <w:r/>
+            <w:r>
+              <w:t>665.50</w:t>
+            </w:r>
+          </w:p>
+        </w:tc>
+        <w:tc>
+          <w:tcPr>
+            <w:tcW w:type="dxa" w:w="1728"/>
+            <w:shd w:fill="FFFFFF"/>
+            <w:tcMar>
+              <w:top w:w="100" w:type="dxa"/>
+              <w:bottom w:w="100" w:type="dxa"/>
+              <w:left w:w="120" w:type="dxa"/>
+              <w:right w:w="120" w:type="dxa"/>
+            </w:tcMar>
+            <w:tcBorders>
+              <w:top w:val="single" w:sz="4" w:space="0" w:color="CCCCCC"/>
+              <w:bottom w:val="single" w:sz="4" w:space="0" w:color="CCCCCC"/>
+              <w:left w:val="single" w:sz="4" w:space="0" w:color="CCCCCC"/>
+              <w:right w:val="single" w:sz="4" w:space="0" w:color="CCCCCC"/>
+            </w:tcBorders>
+          </w:tcPr>
+          <w:p>
+            <w:pPr>
+              <w:spacing w:before="60" w:after="60" w:line="252" w:lineRule="auto"/>
+              <w:jc w:val="left"/>
+            </w:pPr>
+            <w:r/>
+            <w:r>
+              <w:rPr>
+                <w:b/>
+              </w:rPr>
+              <w:t>674.00</w:t>
+            </w:r>
+          </w:p>
+        </w:tc>
+        <w:tc>
+          <w:tcPr>
+            <w:tcW w:type="dxa" w:w="3456"/>
+            <w:shd w:fill="FFFFFF"/>
+            <w:tcMar>
+              <w:top w:w="100" w:type="dxa"/>
+              <w:bottom w:w="100" w:type="dxa"/>
+              <w:left w:w="120" w:type="dxa"/>
+              <w:right w:w="120" w:type="dxa"/>
+            </w:tcMar>
+            <w:tcBorders>
+              <w:top w:val="single" w:sz="4" w:space="0" w:color="CCCCCC"/>
+              <w:bottom w:val="single" w:sz="4" w:space="0" w:color="CCCCCC"/>
+              <w:left w:val="single" w:sz="4" w:space="0" w:color="CCCCCC"/>
+              <w:right w:val="single" w:sz="4" w:space="0" w:color="CCCCCC"/>
+            </w:tcBorders>
+          </w:tcPr>
+          <w:p>
+            <w:pPr>
+              <w:spacing w:before="60" w:after="60" w:line="252" w:lineRule="auto"/>
+              <w:jc w:val="left"/>
+            </w:pPr>
+            <w:r/>
+            <w:r>
+              <w:rPr>
+                <w:b/>
+              </w:rPr>
+              <w:t>+0.75</w:t>
+            </w:r>
+          </w:p>
+        </w:tc>
+        <w:tc>
+          <w:tcPr>
+            <w:tcW w:type="dxa" w:w="1440"/>
+            <w:shd w:fill="FFFFFF"/>
+            <w:tcMar>
+              <w:top w:w="100" w:type="dxa"/>
+              <w:bottom w:w="100" w:type="dxa"/>
+              <w:left w:w="120" w:type="dxa"/>
+              <w:right w:w="120" w:type="dxa"/>
+            </w:tcMar>
+            <w:tcBorders>
+              <w:top w:val="single" w:sz="4" w:space="0" w:color="CCCCCC"/>
+              <w:bottom w:val="single" w:sz="4" w:space="0" w:color="CCCCCC"/>
+              <w:left w:val="single" w:sz="4" w:space="0" w:color="CCCCCC"/>
+              <w:right w:val="single" w:sz="4" w:space="0" w:color="CCCCCC"/>
+            </w:tcBorders>
+          </w:tcPr>
+          <w:p>
+            <w:pPr>
+              <w:spacing w:before="60" w:after="60" w:line="252" w:lineRule="auto"/>
+              <w:jc w:val="left"/>
+            </w:pPr>
+            <w:r/>
+            <w:r>
+              <w:t>BULL</w:t>
+            </w:r>
+          </w:p>
+        </w:tc>
+      </w:tr>
+      <w:tr>
+        <w:tc>
+          <w:tcPr>
+            <w:tcW w:type="dxa" w:w="1584"/>
+            <w:shd w:fill="F8FAFC"/>
+            <w:tcMar>
+              <w:top w:w="100" w:type="dxa"/>
+              <w:bottom w:w="100" w:type="dxa"/>
+              <w:left w:w="120" w:type="dxa"/>
+              <w:right w:w="120" w:type="dxa"/>
+            </w:tcMar>
+            <w:tcBorders>
+              <w:top w:val="single" w:sz="4" w:space="0" w:color="CCCCCC"/>
+              <w:bottom w:val="single" w:sz="4" w:space="0" w:color="CCCCCC"/>
+              <w:left w:val="single" w:sz="4" w:space="0" w:color="CCCCCC"/>
+              <w:right w:val="single" w:sz="4" w:space="0" w:color="CCCCCC"/>
+            </w:tcBorders>
+          </w:tcPr>
+          <w:p>
+            <w:pPr>
+              <w:spacing w:before="60" w:after="60" w:line="252" w:lineRule="auto"/>
+              <w:jc w:val="left"/>
+            </w:pPr>
+            <w:r/>
+            <w:r>
+              <w:rPr>
+                <w:b/>
+              </w:rPr>
+              <w:t>Fri 14/08</w:t>
+            </w:r>
+          </w:p>
+        </w:tc>
+        <w:tc>
+          <w:tcPr>
+            <w:tcW w:type="dxa" w:w="864"/>
+            <w:shd w:fill="F8FAFC"/>
+            <w:tcMar>
+              <w:top w:w="100" w:type="dxa"/>
+              <w:bottom w:w="100" w:type="dxa"/>
+              <w:left w:w="120" w:type="dxa"/>
+              <w:right w:w="120" w:type="dxa"/>
+            </w:tcMar>
+            <w:tcBorders>
+              <w:top w:val="single" w:sz="4" w:space="0" w:color="CCCCCC"/>
+              <w:bottom w:val="single" w:sz="4" w:space="0" w:color="CCCCCC"/>
+              <w:left w:val="single" w:sz="4" w:space="0" w:color="CCCCCC"/>
+              <w:right w:val="single" w:sz="4" w:space="0" w:color="CCCCCC"/>
+            </w:tcBorders>
+          </w:tcPr>
+          <w:p>
+            <w:pPr>
+              <w:spacing w:before="60" w:after="60" w:line="252" w:lineRule="auto"/>
+              <w:jc w:val="left"/>
+            </w:pPr>
+            <w:r/>
+            <w:r>
+              <w:t>Asia 07-11</w:t>
+            </w:r>
+          </w:p>
+        </w:tc>
+        <w:tc>
+          <w:tcPr>
+            <w:tcW w:type="dxa" w:w="1440"/>
+            <w:shd w:fill="F8FAFC"/>
+            <w:tcMar>
+              <w:top w:w="100" w:type="dxa"/>
+              <w:bottom w:w="100" w:type="dxa"/>
+              <w:left w:w="120" w:type="dxa"/>
+              <w:right w:w="120" w:type="dxa"/>
+            </w:tcMar>
+            <w:tcBorders>
+              <w:top w:val="single" w:sz="4" w:space="0" w:color="CCCCCC"/>
+              <w:bottom w:val="single" w:sz="4" w:space="0" w:color="CCCCCC"/>
+              <w:left w:val="single" w:sz="4" w:space="0" w:color="CCCCCC"/>
+              <w:right w:val="single" w:sz="4" w:space="0" w:color="CCCCCC"/>
+            </w:tcBorders>
+          </w:tcPr>
+          <w:p>
+            <w:pPr>
+              <w:spacing w:before="60" w:after="60" w:line="252" w:lineRule="auto"/>
+              <w:jc w:val="left"/>
+            </w:pPr>
+            <w:r/>
+            <w:r>
+              <w:t>674.00</w:t>
+            </w:r>
+          </w:p>
+        </w:tc>
+        <w:tc>
+          <w:tcPr>
+            <w:tcW w:type="dxa" w:w="2016"/>
+            <w:shd w:fill="F8FAFC"/>
+            <w:tcMar>
+              <w:top w:w="100" w:type="dxa"/>
+              <w:bottom w:w="100" w:type="dxa"/>
+              <w:left w:w="120" w:type="dxa"/>
+              <w:right w:w="120" w:type="dxa"/>
+            </w:tcMar>
+            <w:tcBorders>
+              <w:top w:val="single" w:sz="4" w:space="0" w:color="CCCCCC"/>
+              <w:bottom w:val="single" w:sz="4" w:space="0" w:color="CCCCCC"/>
+              <w:left w:val="single" w:sz="4" w:space="0" w:color="CCCCCC"/>
+              <w:right w:val="single" w:sz="4" w:space="0" w:color="CCCCCC"/>
+            </w:tcBorders>
+          </w:tcPr>
+          <w:p>
+            <w:pPr>
+              <w:spacing w:before="60" w:after="60" w:line="252" w:lineRule="auto"/>
+              <w:jc w:val="left"/>
+            </w:pPr>
+            <w:r/>
+            <w:r>
+              <w:t>683.25</w:t>
+            </w:r>
+          </w:p>
+        </w:tc>
+        <w:tc>
+          <w:tcPr>
+            <w:tcW w:type="dxa" w:w="1152"/>
+            <w:shd w:fill="F8FAFC"/>
+            <w:tcMar>
+              <w:top w:w="100" w:type="dxa"/>
+              <w:bottom w:w="100" w:type="dxa"/>
+              <w:left w:w="120" w:type="dxa"/>
+              <w:right w:w="120" w:type="dxa"/>
+            </w:tcMar>
+            <w:tcBorders>
+              <w:top w:val="single" w:sz="4" w:space="0" w:color="CCCCCC"/>
+              <w:bottom w:val="single" w:sz="4" w:space="0" w:color="CCCCCC"/>
+              <w:left w:val="single" w:sz="4" w:space="0" w:color="CCCCCC"/>
+              <w:right w:val="single" w:sz="4" w:space="0" w:color="CCCCCC"/>
+            </w:tcBorders>
+          </w:tcPr>
+          <w:p>
+            <w:pPr>
+              <w:spacing w:before="60" w:after="60" w:line="252" w:lineRule="auto"/>
+              <w:jc w:val="left"/>
+            </w:pPr>
+            <w:r/>
+            <w:r>
+              <w:t>667.50</w:t>
+            </w:r>
+          </w:p>
+        </w:tc>
+        <w:tc>
+          <w:tcPr>
+            <w:tcW w:type="dxa" w:w="1728"/>
+            <w:shd w:fill="F8FAFC"/>
+            <w:tcMar>
+              <w:top w:w="100" w:type="dxa"/>
+              <w:bottom w:w="100" w:type="dxa"/>
+              <w:left w:w="120" w:type="dxa"/>
+              <w:right w:w="120" w:type="dxa"/>
+            </w:tcMar>
+            <w:tcBorders>
+              <w:top w:val="single" w:sz="4" w:space="0" w:color="CCCCCC"/>
+              <w:bottom w:val="single" w:sz="4" w:space="0" w:color="CCCCCC"/>
+              <w:left w:val="single" w:sz="4" w:space="0" w:color="CCCCCC"/>
+              <w:right w:val="single" w:sz="4" w:space="0" w:color="CCCCCC"/>
+            </w:tcBorders>
+          </w:tcPr>
+          <w:p>
+            <w:pPr>
+              <w:spacing w:before="60" w:after="60" w:line="252" w:lineRule="auto"/>
+              <w:jc w:val="left"/>
+            </w:pPr>
+            <w:r/>
+            <w:r>
+              <w:rPr>
+                <w:b/>
+              </w:rPr>
+              <w:t>673.25</w:t>
+            </w:r>
+          </w:p>
+        </w:tc>
+        <w:tc>
+          <w:tcPr>
+            <w:tcW w:type="dxa" w:w="3456"/>
+            <w:shd w:fill="F8FAFC"/>
+            <w:tcMar>
+              <w:top w:w="100" w:type="dxa"/>
+              <w:bottom w:w="100" w:type="dxa"/>
+              <w:left w:w="120" w:type="dxa"/>
+              <w:right w:w="120" w:type="dxa"/>
+            </w:tcMar>
+            <w:tcBorders>
+              <w:top w:val="single" w:sz="4" w:space="0" w:color="CCCCCC"/>
+              <w:bottom w:val="single" w:sz="4" w:space="0" w:color="CCCCCC"/>
+              <w:left w:val="single" w:sz="4" w:space="0" w:color="CCCCCC"/>
+              <w:right w:val="single" w:sz="4" w:space="0" w:color="CCCCCC"/>
+            </w:tcBorders>
+          </w:tcPr>
+          <w:p>
+            <w:pPr>
+              <w:spacing w:before="60" w:after="60" w:line="252" w:lineRule="auto"/>
+              <w:jc w:val="left"/>
+            </w:pPr>
+            <w:r/>
+            <w:r>
+              <w:rPr>
+                <w:b/>
+              </w:rPr>
+              <w:t>-0.75</w:t>
+            </w:r>
+          </w:p>
+        </w:tc>
+        <w:tc>
+          <w:tcPr>
+            <w:tcW w:type="dxa" w:w="1440"/>
+            <w:shd w:fill="F8FAFC"/>
+            <w:tcMar>
+              <w:top w:w="100" w:type="dxa"/>
+              <w:bottom w:w="100" w:type="dxa"/>
+              <w:left w:w="120" w:type="dxa"/>
+              <w:right w:w="120" w:type="dxa"/>
+            </w:tcMar>
+            <w:tcBorders>
+              <w:top w:val="single" w:sz="4" w:space="0" w:color="CCCCCC"/>
+              <w:bottom w:val="single" w:sz="4" w:space="0" w:color="CCCCCC"/>
+              <w:left w:val="single" w:sz="4" w:space="0" w:color="CCCCCC"/>
+              <w:right w:val="single" w:sz="4" w:space="0" w:color="CCCCCC"/>
+            </w:tcBorders>
+          </w:tcPr>
+          <w:p>
+            <w:pPr>
+              <w:spacing w:before="60" w:after="60" w:line="252" w:lineRule="auto"/>
+              <w:jc w:val="left"/>
+            </w:pPr>
+            <w:r/>
+            <w:r>
+              <w:t>BEAR</w:t>
+            </w:r>
+          </w:p>
+        </w:tc>
+      </w:tr>
+      <w:tr>
+        <w:tc>
+          <w:tcPr>
+            <w:tcW w:type="dxa" w:w="1584"/>
+            <w:shd w:fill="FFFFFF"/>
+            <w:tcMar>
+              <w:top w:w="100" w:type="dxa"/>
+              <w:bottom w:w="100" w:type="dxa"/>
+              <w:left w:w="120" w:type="dxa"/>
+              <w:right w:w="120" w:type="dxa"/>
+            </w:tcMar>
+            <w:tcBorders>
+              <w:top w:val="single" w:sz="4" w:space="0" w:color="CCCCCC"/>
+              <w:bottom w:val="single" w:sz="4" w:space="0" w:color="CCCCCC"/>
+              <w:left w:val="single" w:sz="4" w:space="0" w:color="CCCCCC"/>
+              <w:right w:val="single" w:sz="4" w:space="0" w:color="CCCCCC"/>
+            </w:tcBorders>
+          </w:tcPr>
+          <w:p>
+            <w:pPr>
+              <w:spacing w:before="60" w:after="60" w:line="252" w:lineRule="auto"/>
+              <w:jc w:val="left"/>
+            </w:pPr>
+            <w:r/>
+            <w:r>
+              <w:rPr>
+                <w:b/>
+              </w:rPr>
+              <w:t>Fri 14/08</w:t>
+            </w:r>
+          </w:p>
+        </w:tc>
+        <w:tc>
+          <w:tcPr>
+            <w:tcW w:type="dxa" w:w="864"/>
+            <w:shd w:fill="FFFFFF"/>
+            <w:tcMar>
+              <w:top w:w="100" w:type="dxa"/>
+              <w:bottom w:w="100" w:type="dxa"/>
+              <w:left w:w="120" w:type="dxa"/>
+              <w:right w:w="120" w:type="dxa"/>
+            </w:tcMar>
+            <w:tcBorders>
+              <w:top w:val="single" w:sz="4" w:space="0" w:color="CCCCCC"/>
+              <w:bottom w:val="single" w:sz="4" w:space="0" w:color="CCCCCC"/>
+              <w:left w:val="single" w:sz="4" w:space="0" w:color="CCCCCC"/>
+              <w:right w:val="single" w:sz="4" w:space="0" w:color="CCCCCC"/>
+            </w:tcBorders>
+          </w:tcPr>
+          <w:p>
+            <w:pPr>
+              <w:spacing w:before="60" w:after="60" w:line="252" w:lineRule="auto"/>
+              <w:jc w:val="left"/>
+            </w:pPr>
+            <w:r/>
+            <w:r>
+              <w:t>Asia 11-15</w:t>
+            </w:r>
+          </w:p>
+        </w:tc>
+        <w:tc>
+          <w:tcPr>
+            <w:tcW w:type="dxa" w:w="1440"/>
+            <w:shd w:fill="FFFFFF"/>
+            <w:tcMar>
+              <w:top w:w="100" w:type="dxa"/>
+              <w:bottom w:w="100" w:type="dxa"/>
+              <w:left w:w="120" w:type="dxa"/>
+              <w:right w:w="120" w:type="dxa"/>
+            </w:tcMar>
+            <w:tcBorders>
+              <w:top w:val="single" w:sz="4" w:space="0" w:color="CCCCCC"/>
+              <w:bottom w:val="single" w:sz="4" w:space="0" w:color="CCCCCC"/>
+              <w:left w:val="single" w:sz="4" w:space="0" w:color="CCCCCC"/>
+              <w:right w:val="single" w:sz="4" w:space="0" w:color="CCCCCC"/>
+            </w:tcBorders>
+          </w:tcPr>
+          <w:p>
+            <w:pPr>
+              <w:spacing w:before="60" w:after="60" w:line="252" w:lineRule="auto"/>
+              <w:jc w:val="left"/>
+            </w:pPr>
+            <w:r/>
+            <w:r>
+              <w:t>673.25</w:t>
+            </w:r>
+          </w:p>
+        </w:tc>
+        <w:tc>
+          <w:tcPr>
+            <w:tcW w:type="dxa" w:w="2016"/>
+            <w:shd w:fill="FFFFFF"/>
+            <w:tcMar>
+              <w:top w:w="100" w:type="dxa"/>
+              <w:bottom w:w="100" w:type="dxa"/>
+              <w:left w:w="120" w:type="dxa"/>
+              <w:right w:w="120" w:type="dxa"/>
+            </w:tcMar>
+            <w:tcBorders>
+              <w:top w:val="single" w:sz="4" w:space="0" w:color="CCCCCC"/>
+              <w:bottom w:val="single" w:sz="4" w:space="0" w:color="CCCCCC"/>
+              <w:left w:val="single" w:sz="4" w:space="0" w:color="CCCCCC"/>
+              <w:right w:val="single" w:sz="4" w:space="0" w:color="CCCCCC"/>
+            </w:tcBorders>
+          </w:tcPr>
+          <w:p>
+            <w:pPr>
+              <w:spacing w:before="60" w:after="60" w:line="252" w:lineRule="auto"/>
+              <w:jc w:val="left"/>
+            </w:pPr>
+            <w:r/>
+            <w:r>
+              <w:t>680.75</w:t>
+            </w:r>
+          </w:p>
+        </w:tc>
+        <w:tc>
+          <w:tcPr>
+            <w:tcW w:type="dxa" w:w="1152"/>
+            <w:shd w:fill="FFFFFF"/>
+            <w:tcMar>
+              <w:top w:w="100" w:type="dxa"/>
+              <w:bottom w:w="100" w:type="dxa"/>
+              <w:left w:w="120" w:type="dxa"/>
+              <w:right w:w="120" w:type="dxa"/>
+            </w:tcMar>
+            <w:tcBorders>
+              <w:top w:val="single" w:sz="4" w:space="0" w:color="CCCCCC"/>
+              <w:bottom w:val="single" w:sz="4" w:space="0" w:color="CCCCCC"/>
+              <w:left w:val="single" w:sz="4" w:space="0" w:color="CCCCCC"/>
+              <w:right w:val="single" w:sz="4" w:space="0" w:color="CCCCCC"/>
+            </w:tcBorders>
+          </w:tcPr>
+          <w:p>
+            <w:pPr>
+              <w:spacing w:before="60" w:after="60" w:line="252" w:lineRule="auto"/>
+              <w:jc w:val="left"/>
+            </w:pPr>
+            <w:r/>
+            <w:r>
+              <w:t>667.25</w:t>
+            </w:r>
+          </w:p>
+        </w:tc>
+        <w:tc>
+          <w:tcPr>
+            <w:tcW w:type="dxa" w:w="1728"/>
+            <w:shd w:fill="FFFFFF"/>
+            <w:tcMar>
+              <w:top w:w="100" w:type="dxa"/>
+              <w:bottom w:w="100" w:type="dxa"/>
+              <w:left w:w="120" w:type="dxa"/>
+              <w:right w:w="120" w:type="dxa"/>
+            </w:tcMar>
+            <w:tcBorders>
+              <w:top w:val="single" w:sz="4" w:space="0" w:color="CCCCCC"/>
+              <w:bottom w:val="single" w:sz="4" w:space="0" w:color="CCCCCC"/>
+              <w:left w:val="single" w:sz="4" w:space="0" w:color="CCCCCC"/>
+              <w:right w:val="single" w:sz="4" w:space="0" w:color="CCCCCC"/>
+            </w:tcBorders>
+          </w:tcPr>
+          <w:p>
+            <w:pPr>
+              <w:spacing w:before="60" w:after="60" w:line="252" w:lineRule="auto"/>
+              <w:jc w:val="left"/>
+            </w:pPr>
+            <w:r/>
+            <w:r>
+              <w:rPr>
+                <w:b/>
+              </w:rPr>
+              <w:t>672.25</w:t>
+            </w:r>
+          </w:p>
+        </w:tc>
+        <w:tc>
+          <w:tcPr>
+            <w:tcW w:type="dxa" w:w="3456"/>
+            <w:shd w:fill="FFFFFF"/>
+            <w:tcMar>
+              <w:top w:w="100" w:type="dxa"/>
+              <w:bottom w:w="100" w:type="dxa"/>
+              <w:left w:w="120" w:type="dxa"/>
+              <w:right w:w="120" w:type="dxa"/>
+            </w:tcMar>
+            <w:tcBorders>
+              <w:top w:val="single" w:sz="4" w:space="0" w:color="CCCCCC"/>
+              <w:bottom w:val="single" w:sz="4" w:space="0" w:color="CCCCCC"/>
+              <w:left w:val="single" w:sz="4" w:space="0" w:color="CCCCCC"/>
+              <w:right w:val="single" w:sz="4" w:space="0" w:color="CCCCCC"/>
+            </w:tcBorders>
+          </w:tcPr>
+          <w:p>
+            <w:pPr>
+              <w:spacing w:before="60" w:after="60" w:line="252" w:lineRule="auto"/>
+              <w:jc w:val="left"/>
+            </w:pPr>
+            <w:r/>
+            <w:r>
+              <w:rPr>
+                <w:b/>
+              </w:rPr>
+              <w:t>-1.00</w:t>
+            </w:r>
+          </w:p>
+        </w:tc>
+        <w:tc>
+          <w:tcPr>
+            <w:tcW w:type="dxa" w:w="1440"/>
+            <w:shd w:fill="FFFFFF"/>
+            <w:tcMar>
+              <w:top w:w="100" w:type="dxa"/>
+              <w:bottom w:w="100" w:type="dxa"/>
+              <w:left w:w="120" w:type="dxa"/>
+              <w:right w:w="120" w:type="dxa"/>
+            </w:tcMar>
+            <w:tcBorders>
+              <w:top w:val="single" w:sz="4" w:space="0" w:color="CCCCCC"/>
+              <w:bottom w:val="single" w:sz="4" w:space="0" w:color="CCCCCC"/>
+              <w:left w:val="single" w:sz="4" w:space="0" w:color="CCCCCC"/>
+              <w:right w:val="single" w:sz="4" w:space="0" w:color="CCCCCC"/>
+            </w:tcBorders>
+          </w:tcPr>
+          <w:p>
+            <w:pPr>
+              <w:spacing w:before="60" w:after="60" w:line="252" w:lineRule="auto"/>
+              <w:jc w:val="left"/>
+            </w:pPr>
+            <w:r/>
+            <w:r>
+              <w:t>BEAR</w:t>
+            </w:r>
+          </w:p>
+        </w:tc>
+      </w:tr>
+      <w:tr>
+        <w:tc>
+          <w:tcPr>
+            <w:tcW w:type="dxa" w:w="1584"/>
+            <w:shd w:fill="F8FAFC"/>
+            <w:tcMar>
+              <w:top w:w="100" w:type="dxa"/>
+              <w:bottom w:w="100" w:type="dxa"/>
+              <w:left w:w="120" w:type="dxa"/>
+              <w:right w:w="120" w:type="dxa"/>
+            </w:tcMar>
+            <w:tcBorders>
+              <w:top w:val="single" w:sz="4" w:space="0" w:color="CCCCCC"/>
+              <w:bottom w:val="single" w:sz="4" w:space="0" w:color="CCCCCC"/>
+              <w:left w:val="single" w:sz="4" w:space="0" w:color="CCCCCC"/>
+              <w:right w:val="single" w:sz="4" w:space="0" w:color="CCCCCC"/>
+            </w:tcBorders>
+          </w:tcPr>
+          <w:p>
+            <w:pPr>
+              <w:spacing w:before="60" w:after="60" w:line="252" w:lineRule="auto"/>
+              <w:jc w:val="left"/>
+            </w:pPr>
+            <w:r/>
+            <w:r>
+              <w:rPr>
+                <w:b/>
+              </w:rPr>
+              <w:t>Fri 14/08</w:t>
+            </w:r>
+          </w:p>
+        </w:tc>
+        <w:tc>
+          <w:tcPr>
+            <w:tcW w:type="dxa" w:w="864"/>
+            <w:shd w:fill="F8FAFC"/>
+            <w:tcMar>
+              <w:top w:w="100" w:type="dxa"/>
+              <w:bottom w:w="100" w:type="dxa"/>
+              <w:left w:w="120" w:type="dxa"/>
+              <w:right w:w="120" w:type="dxa"/>
+            </w:tcMar>
+            <w:tcBorders>
+              <w:top w:val="single" w:sz="4" w:space="0" w:color="CCCCCC"/>
+              <w:bottom w:val="single" w:sz="4" w:space="0" w:color="CCCCCC"/>
+              <w:left w:val="single" w:sz="4" w:space="0" w:color="CCCCCC"/>
+              <w:right w:val="single" w:sz="4" w:space="0" w:color="CCCCCC"/>
+            </w:tcBorders>
+          </w:tcPr>
+          <w:p>
+            <w:pPr>
+              <w:spacing w:before="60" w:after="60" w:line="252" w:lineRule="auto"/>
+              <w:jc w:val="left"/>
+            </w:pPr>
+            <w:r/>
+            <w:r>
+              <w:t>London 15-19</w:t>
+            </w:r>
+          </w:p>
+        </w:tc>
+        <w:tc>
+          <w:tcPr>
+            <w:tcW w:type="dxa" w:w="1440"/>
+            <w:shd w:fill="F8FAFC"/>
+            <w:tcMar>
+              <w:top w:w="100" w:type="dxa"/>
+              <w:bottom w:w="100" w:type="dxa"/>
+              <w:left w:w="120" w:type="dxa"/>
+              <w:right w:w="120" w:type="dxa"/>
+            </w:tcMar>
+            <w:tcBorders>
+              <w:top w:val="single" w:sz="4" w:space="0" w:color="CCCCCC"/>
+              <w:bottom w:val="single" w:sz="4" w:space="0" w:color="CCCCCC"/>
+              <w:left w:val="single" w:sz="4" w:space="0" w:color="CCCCCC"/>
+              <w:right w:val="single" w:sz="4" w:space="0" w:color="CCCCCC"/>
+            </w:tcBorders>
+          </w:tcPr>
+          <w:p>
+            <w:pPr>
+              <w:spacing w:before="60" w:after="60" w:line="252" w:lineRule="auto"/>
+              <w:jc w:val="left"/>
+            </w:pPr>
+            <w:r/>
+            <w:r>
+              <w:t>672.25</w:t>
+            </w:r>
+          </w:p>
+        </w:tc>
+        <w:tc>
+          <w:tcPr>
+            <w:tcW w:type="dxa" w:w="2016"/>
+            <w:shd w:fill="F8FAFC"/>
+            <w:tcMar>
+              <w:top w:w="100" w:type="dxa"/>
+              <w:bottom w:w="100" w:type="dxa"/>
+              <w:left w:w="120" w:type="dxa"/>
+              <w:right w:w="120" w:type="dxa"/>
+            </w:tcMar>
+            <w:tcBorders>
+              <w:top w:val="single" w:sz="4" w:space="0" w:color="CCCCCC"/>
+              <w:bottom w:val="single" w:sz="4" w:space="0" w:color="CCCCCC"/>
+              <w:left w:val="single" w:sz="4" w:space="0" w:color="CCCCCC"/>
+              <w:right w:val="single" w:sz="4" w:space="0" w:color="CCCCCC"/>
+            </w:tcBorders>
+          </w:tcPr>
+          <w:p>
+            <w:pPr>
+              <w:spacing w:before="60" w:after="60" w:line="252" w:lineRule="auto"/>
+              <w:jc w:val="left"/>
+            </w:pPr>
+            <w:r/>
+            <w:r>
+              <w:t>679.25</w:t>
+            </w:r>
+          </w:p>
+        </w:tc>
+        <w:tc>
+          <w:tcPr>
+            <w:tcW w:type="dxa" w:w="1152"/>
+            <w:shd w:fill="F8FAFC"/>
+            <w:tcMar>
+              <w:top w:w="100" w:type="dxa"/>
+              <w:bottom w:w="100" w:type="dxa"/>
+              <w:left w:w="120" w:type="dxa"/>
+              <w:right w:w="120" w:type="dxa"/>
+            </w:tcMar>
+            <w:tcBorders>
+              <w:top w:val="single" w:sz="4" w:space="0" w:color="CCCCCC"/>
+              <w:bottom w:val="single" w:sz="4" w:space="0" w:color="CCCCCC"/>
+              <w:left w:val="single" w:sz="4" w:space="0" w:color="CCCCCC"/>
+              <w:right w:val="single" w:sz="4" w:space="0" w:color="CCCCCC"/>
+            </w:tcBorders>
+          </w:tcPr>
+          <w:p>
+            <w:pPr>
+              <w:spacing w:before="60" w:after="60" w:line="252" w:lineRule="auto"/>
+              <w:jc w:val="left"/>
+            </w:pPr>
+            <w:r/>
+            <w:r>
+              <w:t>658.75</w:t>
+            </w:r>
+          </w:p>
+        </w:tc>
+        <w:tc>
+          <w:tcPr>
+            <w:tcW w:type="dxa" w:w="1728"/>
+            <w:shd w:fill="F8FAFC"/>
+            <w:tcMar>
+              <w:top w:w="100" w:type="dxa"/>
+              <w:bottom w:w="100" w:type="dxa"/>
+              <w:left w:w="120" w:type="dxa"/>
+              <w:right w:w="120" w:type="dxa"/>
+            </w:tcMar>
+            <w:tcBorders>
+              <w:top w:val="single" w:sz="4" w:space="0" w:color="CCCCCC"/>
+              <w:bottom w:val="single" w:sz="4" w:space="0" w:color="CCCCCC"/>
+              <w:left w:val="single" w:sz="4" w:space="0" w:color="CCCCCC"/>
+              <w:right w:val="single" w:sz="4" w:space="0" w:color="CCCCCC"/>
+            </w:tcBorders>
+          </w:tcPr>
+          <w:p>
+            <w:pPr>
+              <w:spacing w:before="60" w:after="60" w:line="252" w:lineRule="auto"/>
+              <w:jc w:val="left"/>
+            </w:pPr>
+            <w:r/>
+            <w:r>
+              <w:rPr>
+                <w:b/>
+              </w:rPr>
+              <w:t>673.00</w:t>
+            </w:r>
+          </w:p>
+        </w:tc>
+        <w:tc>
+          <w:tcPr>
+            <w:tcW w:type="dxa" w:w="3456"/>
+            <w:shd w:fill="F8FAFC"/>
+            <w:tcMar>
+              <w:top w:w="100" w:type="dxa"/>
+              <w:bottom w:w="100" w:type="dxa"/>
+              <w:left w:w="120" w:type="dxa"/>
+              <w:right w:w="120" w:type="dxa"/>
+            </w:tcMar>
+            <w:tcBorders>
+              <w:top w:val="single" w:sz="4" w:space="0" w:color="CCCCCC"/>
+              <w:bottom w:val="single" w:sz="4" w:space="0" w:color="CCCCCC"/>
+              <w:left w:val="single" w:sz="4" w:space="0" w:color="CCCCCC"/>
+              <w:right w:val="single" w:sz="4" w:space="0" w:color="CCCCCC"/>
+            </w:tcBorders>
+          </w:tcPr>
+          <w:p>
+            <w:pPr>
+              <w:spacing w:before="60" w:after="60" w:line="252" w:lineRule="auto"/>
+              <w:jc w:val="left"/>
+            </w:pPr>
+            <w:r/>
+            <w:r>
+              <w:rPr>
+                <w:b/>
+              </w:rPr>
+              <w:t>+0.75</w:t>
+            </w:r>
+          </w:p>
+        </w:tc>
+        <w:tc>
+          <w:tcPr>
+            <w:tcW w:type="dxa" w:w="1440"/>
+            <w:shd w:fill="F8FAFC"/>
+            <w:tcMar>
+              <w:top w:w="100" w:type="dxa"/>
+              <w:bottom w:w="100" w:type="dxa"/>
+              <w:left w:w="120" w:type="dxa"/>
+              <w:right w:w="120" w:type="dxa"/>
+            </w:tcMar>
+            <w:tcBorders>
+              <w:top w:val="single" w:sz="4" w:space="0" w:color="CCCCCC"/>
+              <w:bottom w:val="single" w:sz="4" w:space="0" w:color="CCCCCC"/>
+              <w:left w:val="single" w:sz="4" w:space="0" w:color="CCCCCC"/>
+              <w:right w:val="single" w:sz="4" w:space="0" w:color="CCCCCC"/>
+            </w:tcBorders>
+          </w:tcPr>
+          <w:p>
+            <w:pPr>
+              <w:spacing w:before="60" w:after="60" w:line="252" w:lineRule="auto"/>
+              <w:jc w:val="left"/>
+            </w:pPr>
+            <w:r/>
+            <w:r>
+              <w:t>BULL</w:t>
+            </w:r>
+          </w:p>
+        </w:tc>
+      </w:tr>
+      <w:tr>
+        <w:tc>
+          <w:tcPr>
+            <w:tcW w:type="dxa" w:w="1584"/>
+            <w:shd w:fill="FFFFFF"/>
+            <w:tcMar>
+              <w:top w:w="100" w:type="dxa"/>
+              <w:bottom w:w="100" w:type="dxa"/>
+              <w:left w:w="120" w:type="dxa"/>
+              <w:right w:w="120" w:type="dxa"/>
+            </w:tcMar>
+            <w:tcBorders>
+              <w:top w:val="single" w:sz="4" w:space="0" w:color="CCCCCC"/>
+              <w:bottom w:val="single" w:sz="4" w:space="0" w:color="CCCCCC"/>
+              <w:left w:val="single" w:sz="4" w:space="0" w:color="CCCCCC"/>
+              <w:right w:val="single" w:sz="4" w:space="0" w:color="CCCCCC"/>
+            </w:tcBorders>
+          </w:tcPr>
+          <w:p>
+            <w:pPr>
+              <w:spacing w:before="60" w:after="60" w:line="252" w:lineRule="auto"/>
+              <w:jc w:val="left"/>
+            </w:pPr>
+            <w:r/>
+            <w:r>
+              <w:rPr>
+                <w:b/>
+              </w:rPr>
+              <w:t>Fri 14/08</w:t>
+            </w:r>
+          </w:p>
+        </w:tc>
+        <w:tc>
+          <w:tcPr>
+            <w:tcW w:type="dxa" w:w="864"/>
+            <w:shd w:fill="FFFFFF"/>
+            <w:tcMar>
+              <w:top w:w="100" w:type="dxa"/>
+              <w:bottom w:w="100" w:type="dxa"/>
+              <w:left w:w="120" w:type="dxa"/>
+              <w:right w:w="120" w:type="dxa"/>
+            </w:tcMar>
+            <w:tcBorders>
+              <w:top w:val="single" w:sz="4" w:space="0" w:color="CCCCCC"/>
+              <w:bottom w:val="single" w:sz="4" w:space="0" w:color="CCCCCC"/>
+              <w:left w:val="single" w:sz="4" w:space="0" w:color="CCCCCC"/>
+              <w:right w:val="single" w:sz="4" w:space="0" w:color="CCCCCC"/>
+            </w:tcBorders>
+          </w:tcPr>
+          <w:p>
+            <w:pPr>
+              <w:spacing w:before="60" w:after="60" w:line="252" w:lineRule="auto"/>
+              <w:jc w:val="left"/>
+            </w:pPr>
+            <w:r/>
+            <w:r>
+              <w:t>Pre-NY 19-21</w:t>
+            </w:r>
+          </w:p>
+        </w:tc>
+        <w:tc>
+          <w:tcPr>
+            <w:tcW w:type="dxa" w:w="1440"/>
+            <w:shd w:fill="FFFFFF"/>
+            <w:tcMar>
+              <w:top w:w="100" w:type="dxa"/>
+              <w:bottom w:w="100" w:type="dxa"/>
+              <w:left w:w="120" w:type="dxa"/>
+              <w:right w:w="120" w:type="dxa"/>
+            </w:tcMar>
+            <w:tcBorders>
+              <w:top w:val="single" w:sz="4" w:space="0" w:color="CCCCCC"/>
+              <w:bottom w:val="single" w:sz="4" w:space="0" w:color="CCCCCC"/>
+              <w:left w:val="single" w:sz="4" w:space="0" w:color="CCCCCC"/>
+              <w:right w:val="single" w:sz="4" w:space="0" w:color="CCCCCC"/>
+            </w:tcBorders>
+          </w:tcPr>
+          <w:p>
+            <w:pPr>
+              <w:spacing w:before="60" w:after="60" w:line="252" w:lineRule="auto"/>
+              <w:jc w:val="left"/>
+            </w:pPr>
+            <w:r/>
+            <w:r>
+              <w:t>673.00</w:t>
+            </w:r>
+          </w:p>
+        </w:tc>
+        <w:tc>
+          <w:tcPr>
+            <w:tcW w:type="dxa" w:w="2016"/>
+            <w:shd w:fill="FFFFFF"/>
+            <w:tcMar>
+              <w:top w:w="100" w:type="dxa"/>
+              <w:bottom w:w="100" w:type="dxa"/>
+              <w:left w:w="120" w:type="dxa"/>
+              <w:right w:w="120" w:type="dxa"/>
+            </w:tcMar>
+            <w:tcBorders>
+              <w:top w:val="single" w:sz="4" w:space="0" w:color="CCCCCC"/>
+              <w:bottom w:val="single" w:sz="4" w:space="0" w:color="CCCCCC"/>
+              <w:left w:val="single" w:sz="4" w:space="0" w:color="CCCCCC"/>
+              <w:right w:val="single" w:sz="4" w:space="0" w:color="CCCCCC"/>
+            </w:tcBorders>
+          </w:tcPr>
+          <w:p>
+            <w:pPr>
+              <w:spacing w:before="60" w:after="60" w:line="252" w:lineRule="auto"/>
+              <w:jc w:val="left"/>
+            </w:pPr>
+            <w:r/>
+            <w:r>
+              <w:t>682.25</w:t>
+            </w:r>
+          </w:p>
+        </w:tc>
+        <w:tc>
+          <w:tcPr>
+            <w:tcW w:type="dxa" w:w="1152"/>
+            <w:shd w:fill="FFFFFF"/>
+            <w:tcMar>
+              <w:top w:w="100" w:type="dxa"/>
+              <w:bottom w:w="100" w:type="dxa"/>
+              <w:left w:w="120" w:type="dxa"/>
+              <w:right w:w="120" w:type="dxa"/>
+            </w:tcMar>
+            <w:tcBorders>
+              <w:top w:val="single" w:sz="4" w:space="0" w:color="CCCCCC"/>
+              <w:bottom w:val="single" w:sz="4" w:space="0" w:color="CCCCCC"/>
+              <w:left w:val="single" w:sz="4" w:space="0" w:color="CCCCCC"/>
+              <w:right w:val="single" w:sz="4" w:space="0" w:color="CCCCCC"/>
+            </w:tcBorders>
+          </w:tcPr>
+          <w:p>
+            <w:pPr>
+              <w:spacing w:before="60" w:after="60" w:line="252" w:lineRule="auto"/>
+              <w:jc w:val="left"/>
+            </w:pPr>
+            <w:r/>
+            <w:r>
+              <w:t>665.75</w:t>
+            </w:r>
+          </w:p>
+        </w:tc>
+        <w:tc>
+          <w:tcPr>
+            <w:tcW w:type="dxa" w:w="1728"/>
+            <w:shd w:fill="FFFFFF"/>
+            <w:tcMar>
+              <w:top w:w="100" w:type="dxa"/>
+              <w:bottom w:w="100" w:type="dxa"/>
+              <w:left w:w="120" w:type="dxa"/>
+              <w:right w:w="120" w:type="dxa"/>
+            </w:tcMar>
+            <w:tcBorders>
+              <w:top w:val="single" w:sz="4" w:space="0" w:color="CCCCCC"/>
+              <w:bottom w:val="single" w:sz="4" w:space="0" w:color="CCCCCC"/>
+              <w:left w:val="single" w:sz="4" w:space="0" w:color="CCCCCC"/>
+              <w:right w:val="single" w:sz="4" w:space="0" w:color="CCCCCC"/>
+            </w:tcBorders>
+          </w:tcPr>
+          <w:p>
+            <w:pPr>
+              <w:spacing w:before="60" w:after="60" w:line="252" w:lineRule="auto"/>
+              <w:jc w:val="left"/>
+            </w:pPr>
+            <w:r/>
+            <w:r>
+              <w:rPr>
+                <w:b/>
+              </w:rPr>
+              <w:t>672.75</w:t>
+            </w:r>
+          </w:p>
+        </w:tc>
+        <w:tc>
+          <w:tcPr>
+            <w:tcW w:type="dxa" w:w="3456"/>
+            <w:shd w:fill="FFFFFF"/>
             <w:tcMar>
               <w:top w:w="100" w:type="dxa"/>
               <w:bottom w:w="100" w:type="dxa"/>
@@ -28683,7 +30798,7 @@
         <w:tc>
           <w:tcPr>
             <w:tcW w:type="dxa" w:w="1440"/>
-            <w:shd w:fill="F8FAFC"/>
+            <w:shd w:fill="FFFFFF"/>
             <w:tcMar>
               <w:top w:w="100" w:type="dxa"/>
               <w:bottom w:w="100" w:type="dxa"/>
@@ -28705,1181 +30820,6 @@
             <w:r/>
             <w:r>
               <w:t>BEAR</w:t>
-            </w:r>
-          </w:p>
-        </w:tc>
-      </w:tr>
-      <w:tr>
-        <w:tc>
-          <w:tcPr>
-            <w:tcW w:type="dxa" w:w="1584"/>
-            <w:shd w:fill="FFFFFF"/>
-            <w:tcMar>
-              <w:top w:w="100" w:type="dxa"/>
-              <w:bottom w:w="100" w:type="dxa"/>
-              <w:left w:w="120" w:type="dxa"/>
-              <w:right w:w="120" w:type="dxa"/>
-            </w:tcMar>
-            <w:tcBorders>
-              <w:top w:val="single" w:sz="4" w:space="0" w:color="CCCCCC"/>
-              <w:bottom w:val="single" w:sz="4" w:space="0" w:color="CCCCCC"/>
-              <w:left w:val="single" w:sz="4" w:space="0" w:color="CCCCCC"/>
-              <w:right w:val="single" w:sz="4" w:space="0" w:color="CCCCCC"/>
-            </w:tcBorders>
-          </w:tcPr>
-          <w:p>
-            <w:pPr>
-              <w:spacing w:before="60" w:after="60" w:line="252" w:lineRule="auto"/>
-              <w:jc w:val="left"/>
-            </w:pPr>
-            <w:r/>
-            <w:r>
-              <w:rPr>
-                <w:b/>
-              </w:rPr>
-              <w:t>Thu 13/08</w:t>
-            </w:r>
-          </w:p>
-        </w:tc>
-        <w:tc>
-          <w:tcPr>
-            <w:tcW w:type="dxa" w:w="864"/>
-            <w:shd w:fill="FFFFFF"/>
-            <w:tcMar>
-              <w:top w:w="100" w:type="dxa"/>
-              <w:bottom w:w="100" w:type="dxa"/>
-              <w:left w:w="120" w:type="dxa"/>
-              <w:right w:w="120" w:type="dxa"/>
-            </w:tcMar>
-            <w:tcBorders>
-              <w:top w:val="single" w:sz="4" w:space="0" w:color="CCCCCC"/>
-              <w:bottom w:val="single" w:sz="4" w:space="0" w:color="CCCCCC"/>
-              <w:left w:val="single" w:sz="4" w:space="0" w:color="CCCCCC"/>
-              <w:right w:val="single" w:sz="4" w:space="0" w:color="CCCCCC"/>
-            </w:tcBorders>
-          </w:tcPr>
-          <w:p>
-            <w:pPr>
-              <w:spacing w:before="60" w:after="60" w:line="252" w:lineRule="auto"/>
-              <w:jc w:val="left"/>
-            </w:pPr>
-            <w:r/>
-            <w:r>
-              <w:t>Asia 11-15</w:t>
-            </w:r>
-          </w:p>
-        </w:tc>
-        <w:tc>
-          <w:tcPr>
-            <w:tcW w:type="dxa" w:w="1440"/>
-            <w:shd w:fill="FFFFFF"/>
-            <w:tcMar>
-              <w:top w:w="100" w:type="dxa"/>
-              <w:bottom w:w="100" w:type="dxa"/>
-              <w:left w:w="120" w:type="dxa"/>
-              <w:right w:w="120" w:type="dxa"/>
-            </w:tcMar>
-            <w:tcBorders>
-              <w:top w:val="single" w:sz="4" w:space="0" w:color="CCCCCC"/>
-              <w:bottom w:val="single" w:sz="4" w:space="0" w:color="CCCCCC"/>
-              <w:left w:val="single" w:sz="4" w:space="0" w:color="CCCCCC"/>
-              <w:right w:val="single" w:sz="4" w:space="0" w:color="CCCCCC"/>
-            </w:tcBorders>
-          </w:tcPr>
-          <w:p>
-            <w:pPr>
-              <w:spacing w:before="60" w:after="60" w:line="252" w:lineRule="auto"/>
-              <w:jc w:val="left"/>
-            </w:pPr>
-            <w:r/>
-            <w:r>
-              <w:t>666.50</w:t>
-            </w:r>
-          </w:p>
-        </w:tc>
-        <w:tc>
-          <w:tcPr>
-            <w:tcW w:type="dxa" w:w="2016"/>
-            <w:shd w:fill="FFFFFF"/>
-            <w:tcMar>
-              <w:top w:w="100" w:type="dxa"/>
-              <w:bottom w:w="100" w:type="dxa"/>
-              <w:left w:w="120" w:type="dxa"/>
-              <w:right w:w="120" w:type="dxa"/>
-            </w:tcMar>
-            <w:tcBorders>
-              <w:top w:val="single" w:sz="4" w:space="0" w:color="CCCCCC"/>
-              <w:bottom w:val="single" w:sz="4" w:space="0" w:color="CCCCCC"/>
-              <w:left w:val="single" w:sz="4" w:space="0" w:color="CCCCCC"/>
-              <w:right w:val="single" w:sz="4" w:space="0" w:color="CCCCCC"/>
-            </w:tcBorders>
-          </w:tcPr>
-          <w:p>
-            <w:pPr>
-              <w:spacing w:before="60" w:after="60" w:line="252" w:lineRule="auto"/>
-              <w:jc w:val="left"/>
-            </w:pPr>
-            <w:r/>
-            <w:r>
-              <w:t>676.25</w:t>
-            </w:r>
-          </w:p>
-        </w:tc>
-        <w:tc>
-          <w:tcPr>
-            <w:tcW w:type="dxa" w:w="1152"/>
-            <w:shd w:fill="FFFFFF"/>
-            <w:tcMar>
-              <w:top w:w="100" w:type="dxa"/>
-              <w:bottom w:w="100" w:type="dxa"/>
-              <w:left w:w="120" w:type="dxa"/>
-              <w:right w:w="120" w:type="dxa"/>
-            </w:tcMar>
-            <w:tcBorders>
-              <w:top w:val="single" w:sz="4" w:space="0" w:color="CCCCCC"/>
-              <w:bottom w:val="single" w:sz="4" w:space="0" w:color="CCCCCC"/>
-              <w:left w:val="single" w:sz="4" w:space="0" w:color="CCCCCC"/>
-              <w:right w:val="single" w:sz="4" w:space="0" w:color="CCCCCC"/>
-            </w:tcBorders>
-          </w:tcPr>
-          <w:p>
-            <w:pPr>
-              <w:spacing w:before="60" w:after="60" w:line="252" w:lineRule="auto"/>
-              <w:jc w:val="left"/>
-            </w:pPr>
-            <w:r/>
-            <w:r>
-              <w:t>656.75</w:t>
-            </w:r>
-          </w:p>
-        </w:tc>
-        <w:tc>
-          <w:tcPr>
-            <w:tcW w:type="dxa" w:w="1728"/>
-            <w:shd w:fill="FFFFFF"/>
-            <w:tcMar>
-              <w:top w:w="100" w:type="dxa"/>
-              <w:bottom w:w="100" w:type="dxa"/>
-              <w:left w:w="120" w:type="dxa"/>
-              <w:right w:w="120" w:type="dxa"/>
-            </w:tcMar>
-            <w:tcBorders>
-              <w:top w:val="single" w:sz="4" w:space="0" w:color="CCCCCC"/>
-              <w:bottom w:val="single" w:sz="4" w:space="0" w:color="CCCCCC"/>
-              <w:left w:val="single" w:sz="4" w:space="0" w:color="CCCCCC"/>
-              <w:right w:val="single" w:sz="4" w:space="0" w:color="CCCCCC"/>
-            </w:tcBorders>
-          </w:tcPr>
-          <w:p>
-            <w:pPr>
-              <w:spacing w:before="60" w:after="60" w:line="252" w:lineRule="auto"/>
-              <w:jc w:val="left"/>
-            </w:pPr>
-            <w:r/>
-            <w:r>
-              <w:rPr>
-                <w:b/>
-              </w:rPr>
-              <w:t>667.00</w:t>
-            </w:r>
-          </w:p>
-        </w:tc>
-        <w:tc>
-          <w:tcPr>
-            <w:tcW w:type="dxa" w:w="3456"/>
-            <w:shd w:fill="FFFFFF"/>
-            <w:tcMar>
-              <w:top w:w="100" w:type="dxa"/>
-              <w:bottom w:w="100" w:type="dxa"/>
-              <w:left w:w="120" w:type="dxa"/>
-              <w:right w:w="120" w:type="dxa"/>
-            </w:tcMar>
-            <w:tcBorders>
-              <w:top w:val="single" w:sz="4" w:space="0" w:color="CCCCCC"/>
-              <w:bottom w:val="single" w:sz="4" w:space="0" w:color="CCCCCC"/>
-              <w:left w:val="single" w:sz="4" w:space="0" w:color="CCCCCC"/>
-              <w:right w:val="single" w:sz="4" w:space="0" w:color="CCCCCC"/>
-            </w:tcBorders>
-          </w:tcPr>
-          <w:p>
-            <w:pPr>
-              <w:spacing w:before="60" w:after="60" w:line="252" w:lineRule="auto"/>
-              <w:jc w:val="left"/>
-            </w:pPr>
-            <w:r/>
-            <w:r>
-              <w:rPr>
-                <w:b/>
-              </w:rPr>
-              <w:t>+0.50</w:t>
-            </w:r>
-          </w:p>
-        </w:tc>
-        <w:tc>
-          <w:tcPr>
-            <w:tcW w:type="dxa" w:w="1440"/>
-            <w:shd w:fill="FFFFFF"/>
-            <w:tcMar>
-              <w:top w:w="100" w:type="dxa"/>
-              <w:bottom w:w="100" w:type="dxa"/>
-              <w:left w:w="120" w:type="dxa"/>
-              <w:right w:w="120" w:type="dxa"/>
-            </w:tcMar>
-            <w:tcBorders>
-              <w:top w:val="single" w:sz="4" w:space="0" w:color="CCCCCC"/>
-              <w:bottom w:val="single" w:sz="4" w:space="0" w:color="CCCCCC"/>
-              <w:left w:val="single" w:sz="4" w:space="0" w:color="CCCCCC"/>
-              <w:right w:val="single" w:sz="4" w:space="0" w:color="CCCCCC"/>
-            </w:tcBorders>
-          </w:tcPr>
-          <w:p>
-            <w:pPr>
-              <w:spacing w:before="60" w:after="60" w:line="252" w:lineRule="auto"/>
-              <w:jc w:val="left"/>
-            </w:pPr>
-            <w:r/>
-            <w:r>
-              <w:t>BULL</w:t>
-            </w:r>
-          </w:p>
-        </w:tc>
-      </w:tr>
-      <w:tr>
-        <w:tc>
-          <w:tcPr>
-            <w:tcW w:type="dxa" w:w="1584"/>
-            <w:shd w:fill="F8FAFC"/>
-            <w:tcMar>
-              <w:top w:w="100" w:type="dxa"/>
-              <w:bottom w:w="100" w:type="dxa"/>
-              <w:left w:w="120" w:type="dxa"/>
-              <w:right w:w="120" w:type="dxa"/>
-            </w:tcMar>
-            <w:tcBorders>
-              <w:top w:val="single" w:sz="4" w:space="0" w:color="CCCCCC"/>
-              <w:bottom w:val="single" w:sz="4" w:space="0" w:color="CCCCCC"/>
-              <w:left w:val="single" w:sz="4" w:space="0" w:color="CCCCCC"/>
-              <w:right w:val="single" w:sz="4" w:space="0" w:color="CCCCCC"/>
-            </w:tcBorders>
-          </w:tcPr>
-          <w:p>
-            <w:pPr>
-              <w:spacing w:before="60" w:after="60" w:line="252" w:lineRule="auto"/>
-              <w:jc w:val="left"/>
-            </w:pPr>
-            <w:r/>
-            <w:r>
-              <w:rPr>
-                <w:b/>
-              </w:rPr>
-              <w:t>Thu 13/08</w:t>
-            </w:r>
-          </w:p>
-        </w:tc>
-        <w:tc>
-          <w:tcPr>
-            <w:tcW w:type="dxa" w:w="864"/>
-            <w:shd w:fill="F8FAFC"/>
-            <w:tcMar>
-              <w:top w:w="100" w:type="dxa"/>
-              <w:bottom w:w="100" w:type="dxa"/>
-              <w:left w:w="120" w:type="dxa"/>
-              <w:right w:w="120" w:type="dxa"/>
-            </w:tcMar>
-            <w:tcBorders>
-              <w:top w:val="single" w:sz="4" w:space="0" w:color="CCCCCC"/>
-              <w:bottom w:val="single" w:sz="4" w:space="0" w:color="CCCCCC"/>
-              <w:left w:val="single" w:sz="4" w:space="0" w:color="CCCCCC"/>
-              <w:right w:val="single" w:sz="4" w:space="0" w:color="CCCCCC"/>
-            </w:tcBorders>
-          </w:tcPr>
-          <w:p>
-            <w:pPr>
-              <w:spacing w:before="60" w:after="60" w:line="252" w:lineRule="auto"/>
-              <w:jc w:val="left"/>
-            </w:pPr>
-            <w:r/>
-            <w:r>
-              <w:t>London 15-19</w:t>
-            </w:r>
-          </w:p>
-        </w:tc>
-        <w:tc>
-          <w:tcPr>
-            <w:tcW w:type="dxa" w:w="1440"/>
-            <w:shd w:fill="F8FAFC"/>
-            <w:tcMar>
-              <w:top w:w="100" w:type="dxa"/>
-              <w:bottom w:w="100" w:type="dxa"/>
-              <w:left w:w="120" w:type="dxa"/>
-              <w:right w:w="120" w:type="dxa"/>
-            </w:tcMar>
-            <w:tcBorders>
-              <w:top w:val="single" w:sz="4" w:space="0" w:color="CCCCCC"/>
-              <w:bottom w:val="single" w:sz="4" w:space="0" w:color="CCCCCC"/>
-              <w:left w:val="single" w:sz="4" w:space="0" w:color="CCCCCC"/>
-              <w:right w:val="single" w:sz="4" w:space="0" w:color="CCCCCC"/>
-            </w:tcBorders>
-          </w:tcPr>
-          <w:p>
-            <w:pPr>
-              <w:spacing w:before="60" w:after="60" w:line="252" w:lineRule="auto"/>
-              <w:jc w:val="left"/>
-            </w:pPr>
-            <w:r/>
-            <w:r>
-              <w:t>667.00</w:t>
-            </w:r>
-          </w:p>
-        </w:tc>
-        <w:tc>
-          <w:tcPr>
-            <w:tcW w:type="dxa" w:w="2016"/>
-            <w:shd w:fill="F8FAFC"/>
-            <w:tcMar>
-              <w:top w:w="100" w:type="dxa"/>
-              <w:bottom w:w="100" w:type="dxa"/>
-              <w:left w:w="120" w:type="dxa"/>
-              <w:right w:w="120" w:type="dxa"/>
-            </w:tcMar>
-            <w:tcBorders>
-              <w:top w:val="single" w:sz="4" w:space="0" w:color="CCCCCC"/>
-              <w:bottom w:val="single" w:sz="4" w:space="0" w:color="CCCCCC"/>
-              <w:left w:val="single" w:sz="4" w:space="0" w:color="CCCCCC"/>
-              <w:right w:val="single" w:sz="4" w:space="0" w:color="CCCCCC"/>
-            </w:tcBorders>
-          </w:tcPr>
-          <w:p>
-            <w:pPr>
-              <w:spacing w:before="60" w:after="60" w:line="252" w:lineRule="auto"/>
-              <w:jc w:val="left"/>
-            </w:pPr>
-            <w:r/>
-            <w:r>
-              <w:t>677.75</w:t>
-            </w:r>
-          </w:p>
-        </w:tc>
-        <w:tc>
-          <w:tcPr>
-            <w:tcW w:type="dxa" w:w="1152"/>
-            <w:shd w:fill="F8FAFC"/>
-            <w:tcMar>
-              <w:top w:w="100" w:type="dxa"/>
-              <w:bottom w:w="100" w:type="dxa"/>
-              <w:left w:w="120" w:type="dxa"/>
-              <w:right w:w="120" w:type="dxa"/>
-            </w:tcMar>
-            <w:tcBorders>
-              <w:top w:val="single" w:sz="4" w:space="0" w:color="CCCCCC"/>
-              <w:bottom w:val="single" w:sz="4" w:space="0" w:color="CCCCCC"/>
-              <w:left w:val="single" w:sz="4" w:space="0" w:color="CCCCCC"/>
-              <w:right w:val="single" w:sz="4" w:space="0" w:color="CCCCCC"/>
-            </w:tcBorders>
-          </w:tcPr>
-          <w:p>
-            <w:pPr>
-              <w:spacing w:before="60" w:after="60" w:line="252" w:lineRule="auto"/>
-              <w:jc w:val="left"/>
-            </w:pPr>
-            <w:r/>
-            <w:r>
-              <w:t>659.75</w:t>
-            </w:r>
-          </w:p>
-        </w:tc>
-        <w:tc>
-          <w:tcPr>
-            <w:tcW w:type="dxa" w:w="1728"/>
-            <w:shd w:fill="F8FAFC"/>
-            <w:tcMar>
-              <w:top w:w="100" w:type="dxa"/>
-              <w:bottom w:w="100" w:type="dxa"/>
-              <w:left w:w="120" w:type="dxa"/>
-              <w:right w:w="120" w:type="dxa"/>
-            </w:tcMar>
-            <w:tcBorders>
-              <w:top w:val="single" w:sz="4" w:space="0" w:color="CCCCCC"/>
-              <w:bottom w:val="single" w:sz="4" w:space="0" w:color="CCCCCC"/>
-              <w:left w:val="single" w:sz="4" w:space="0" w:color="CCCCCC"/>
-              <w:right w:val="single" w:sz="4" w:space="0" w:color="CCCCCC"/>
-            </w:tcBorders>
-          </w:tcPr>
-          <w:p>
-            <w:pPr>
-              <w:spacing w:before="60" w:after="60" w:line="252" w:lineRule="auto"/>
-              <w:jc w:val="left"/>
-            </w:pPr>
-            <w:r/>
-            <w:r>
-              <w:rPr>
-                <w:b/>
-              </w:rPr>
-              <w:t>667.75</w:t>
-            </w:r>
-          </w:p>
-        </w:tc>
-        <w:tc>
-          <w:tcPr>
-            <w:tcW w:type="dxa" w:w="3456"/>
-            <w:shd w:fill="F8FAFC"/>
-            <w:tcMar>
-              <w:top w:w="100" w:type="dxa"/>
-              <w:bottom w:w="100" w:type="dxa"/>
-              <w:left w:w="120" w:type="dxa"/>
-              <w:right w:w="120" w:type="dxa"/>
-            </w:tcMar>
-            <w:tcBorders>
-              <w:top w:val="single" w:sz="4" w:space="0" w:color="CCCCCC"/>
-              <w:bottom w:val="single" w:sz="4" w:space="0" w:color="CCCCCC"/>
-              <w:left w:val="single" w:sz="4" w:space="0" w:color="CCCCCC"/>
-              <w:right w:val="single" w:sz="4" w:space="0" w:color="CCCCCC"/>
-            </w:tcBorders>
-          </w:tcPr>
-          <w:p>
-            <w:pPr>
-              <w:spacing w:before="60" w:after="60" w:line="252" w:lineRule="auto"/>
-              <w:jc w:val="left"/>
-            </w:pPr>
-            <w:r/>
-            <w:r>
-              <w:rPr>
-                <w:b/>
-              </w:rPr>
-              <w:t>+0.75</w:t>
-            </w:r>
-          </w:p>
-        </w:tc>
-        <w:tc>
-          <w:tcPr>
-            <w:tcW w:type="dxa" w:w="1440"/>
-            <w:shd w:fill="F8FAFC"/>
-            <w:tcMar>
-              <w:top w:w="100" w:type="dxa"/>
-              <w:bottom w:w="100" w:type="dxa"/>
-              <w:left w:w="120" w:type="dxa"/>
-              <w:right w:w="120" w:type="dxa"/>
-            </w:tcMar>
-            <w:tcBorders>
-              <w:top w:val="single" w:sz="4" w:space="0" w:color="CCCCCC"/>
-              <w:bottom w:val="single" w:sz="4" w:space="0" w:color="CCCCCC"/>
-              <w:left w:val="single" w:sz="4" w:space="0" w:color="CCCCCC"/>
-              <w:right w:val="single" w:sz="4" w:space="0" w:color="CCCCCC"/>
-            </w:tcBorders>
-          </w:tcPr>
-          <w:p>
-            <w:pPr>
-              <w:spacing w:before="60" w:after="60" w:line="252" w:lineRule="auto"/>
-              <w:jc w:val="left"/>
-            </w:pPr>
-            <w:r/>
-            <w:r>
-              <w:t>BULL</w:t>
-            </w:r>
-          </w:p>
-        </w:tc>
-      </w:tr>
-      <w:tr>
-        <w:tc>
-          <w:tcPr>
-            <w:tcW w:type="dxa" w:w="1584"/>
-            <w:shd w:fill="FFFFFF"/>
-            <w:tcMar>
-              <w:top w:w="100" w:type="dxa"/>
-              <w:bottom w:w="100" w:type="dxa"/>
-              <w:left w:w="120" w:type="dxa"/>
-              <w:right w:w="120" w:type="dxa"/>
-            </w:tcMar>
-            <w:tcBorders>
-              <w:top w:val="single" w:sz="4" w:space="0" w:color="CCCCCC"/>
-              <w:bottom w:val="single" w:sz="4" w:space="0" w:color="CCCCCC"/>
-              <w:left w:val="single" w:sz="4" w:space="0" w:color="CCCCCC"/>
-              <w:right w:val="single" w:sz="4" w:space="0" w:color="CCCCCC"/>
-            </w:tcBorders>
-          </w:tcPr>
-          <w:p>
-            <w:pPr>
-              <w:spacing w:before="60" w:after="60" w:line="252" w:lineRule="auto"/>
-              <w:jc w:val="left"/>
-            </w:pPr>
-            <w:r/>
-            <w:r>
-              <w:rPr>
-                <w:b/>
-              </w:rPr>
-              <w:t>Thu 13/08</w:t>
-            </w:r>
-          </w:p>
-        </w:tc>
-        <w:tc>
-          <w:tcPr>
-            <w:tcW w:type="dxa" w:w="864"/>
-            <w:shd w:fill="FFFFFF"/>
-            <w:tcMar>
-              <w:top w:w="100" w:type="dxa"/>
-              <w:bottom w:w="100" w:type="dxa"/>
-              <w:left w:w="120" w:type="dxa"/>
-              <w:right w:w="120" w:type="dxa"/>
-            </w:tcMar>
-            <w:tcBorders>
-              <w:top w:val="single" w:sz="4" w:space="0" w:color="CCCCCC"/>
-              <w:bottom w:val="single" w:sz="4" w:space="0" w:color="CCCCCC"/>
-              <w:left w:val="single" w:sz="4" w:space="0" w:color="CCCCCC"/>
-              <w:right w:val="single" w:sz="4" w:space="0" w:color="CCCCCC"/>
-            </w:tcBorders>
-          </w:tcPr>
-          <w:p>
-            <w:pPr>
-              <w:spacing w:before="60" w:after="60" w:line="252" w:lineRule="auto"/>
-              <w:jc w:val="left"/>
-            </w:pPr>
-            <w:r/>
-            <w:r>
-              <w:t>Pre-NY 19-21</w:t>
-            </w:r>
-          </w:p>
-        </w:tc>
-        <w:tc>
-          <w:tcPr>
-            <w:tcW w:type="dxa" w:w="1440"/>
-            <w:shd w:fill="FFFFFF"/>
-            <w:tcMar>
-              <w:top w:w="100" w:type="dxa"/>
-              <w:bottom w:w="100" w:type="dxa"/>
-              <w:left w:w="120" w:type="dxa"/>
-              <w:right w:w="120" w:type="dxa"/>
-            </w:tcMar>
-            <w:tcBorders>
-              <w:top w:val="single" w:sz="4" w:space="0" w:color="CCCCCC"/>
-              <w:bottom w:val="single" w:sz="4" w:space="0" w:color="CCCCCC"/>
-              <w:left w:val="single" w:sz="4" w:space="0" w:color="CCCCCC"/>
-              <w:right w:val="single" w:sz="4" w:space="0" w:color="CCCCCC"/>
-            </w:tcBorders>
-          </w:tcPr>
-          <w:p>
-            <w:pPr>
-              <w:spacing w:before="60" w:after="60" w:line="252" w:lineRule="auto"/>
-              <w:jc w:val="left"/>
-            </w:pPr>
-            <w:r/>
-            <w:r>
-              <w:t>667.75</w:t>
-            </w:r>
-          </w:p>
-        </w:tc>
-        <w:tc>
-          <w:tcPr>
-            <w:tcW w:type="dxa" w:w="2016"/>
-            <w:shd w:fill="FFFFFF"/>
-            <w:tcMar>
-              <w:top w:w="100" w:type="dxa"/>
-              <w:bottom w:w="100" w:type="dxa"/>
-              <w:left w:w="120" w:type="dxa"/>
-              <w:right w:w="120" w:type="dxa"/>
-            </w:tcMar>
-            <w:tcBorders>
-              <w:top w:val="single" w:sz="4" w:space="0" w:color="CCCCCC"/>
-              <w:bottom w:val="single" w:sz="4" w:space="0" w:color="CCCCCC"/>
-              <w:left w:val="single" w:sz="4" w:space="0" w:color="CCCCCC"/>
-              <w:right w:val="single" w:sz="4" w:space="0" w:color="CCCCCC"/>
-            </w:tcBorders>
-          </w:tcPr>
-          <w:p>
-            <w:pPr>
-              <w:spacing w:before="60" w:after="60" w:line="252" w:lineRule="auto"/>
-              <w:jc w:val="left"/>
-            </w:pPr>
-            <w:r/>
-            <w:r>
-              <w:t>674.25</w:t>
-            </w:r>
-          </w:p>
-        </w:tc>
-        <w:tc>
-          <w:tcPr>
-            <w:tcW w:type="dxa" w:w="1152"/>
-            <w:shd w:fill="FFFFFF"/>
-            <w:tcMar>
-              <w:top w:w="100" w:type="dxa"/>
-              <w:bottom w:w="100" w:type="dxa"/>
-              <w:left w:w="120" w:type="dxa"/>
-              <w:right w:w="120" w:type="dxa"/>
-            </w:tcMar>
-            <w:tcBorders>
-              <w:top w:val="single" w:sz="4" w:space="0" w:color="CCCCCC"/>
-              <w:bottom w:val="single" w:sz="4" w:space="0" w:color="CCCCCC"/>
-              <w:left w:val="single" w:sz="4" w:space="0" w:color="CCCCCC"/>
-              <w:right w:val="single" w:sz="4" w:space="0" w:color="CCCCCC"/>
-            </w:tcBorders>
-          </w:tcPr>
-          <w:p>
-            <w:pPr>
-              <w:spacing w:before="60" w:after="60" w:line="252" w:lineRule="auto"/>
-              <w:jc w:val="left"/>
-            </w:pPr>
-            <w:r/>
-            <w:r>
-              <w:t>659.25</w:t>
-            </w:r>
-          </w:p>
-        </w:tc>
-        <w:tc>
-          <w:tcPr>
-            <w:tcW w:type="dxa" w:w="1728"/>
-            <w:shd w:fill="FFFFFF"/>
-            <w:tcMar>
-              <w:top w:w="100" w:type="dxa"/>
-              <w:bottom w:w="100" w:type="dxa"/>
-              <w:left w:w="120" w:type="dxa"/>
-              <w:right w:w="120" w:type="dxa"/>
-            </w:tcMar>
-            <w:tcBorders>
-              <w:top w:val="single" w:sz="4" w:space="0" w:color="CCCCCC"/>
-              <w:bottom w:val="single" w:sz="4" w:space="0" w:color="CCCCCC"/>
-              <w:left w:val="single" w:sz="4" w:space="0" w:color="CCCCCC"/>
-              <w:right w:val="single" w:sz="4" w:space="0" w:color="CCCCCC"/>
-            </w:tcBorders>
-          </w:tcPr>
-          <w:p>
-            <w:pPr>
-              <w:spacing w:before="60" w:after="60" w:line="252" w:lineRule="auto"/>
-              <w:jc w:val="left"/>
-            </w:pPr>
-            <w:r/>
-            <w:r>
-              <w:rPr>
-                <w:b/>
-              </w:rPr>
-              <w:t>668.25</w:t>
-            </w:r>
-          </w:p>
-        </w:tc>
-        <w:tc>
-          <w:tcPr>
-            <w:tcW w:type="dxa" w:w="3456"/>
-            <w:shd w:fill="FFFFFF"/>
-            <w:tcMar>
-              <w:top w:w="100" w:type="dxa"/>
-              <w:bottom w:w="100" w:type="dxa"/>
-              <w:left w:w="120" w:type="dxa"/>
-              <w:right w:w="120" w:type="dxa"/>
-            </w:tcMar>
-            <w:tcBorders>
-              <w:top w:val="single" w:sz="4" w:space="0" w:color="CCCCCC"/>
-              <w:bottom w:val="single" w:sz="4" w:space="0" w:color="CCCCCC"/>
-              <w:left w:val="single" w:sz="4" w:space="0" w:color="CCCCCC"/>
-              <w:right w:val="single" w:sz="4" w:space="0" w:color="CCCCCC"/>
-            </w:tcBorders>
-          </w:tcPr>
-          <w:p>
-            <w:pPr>
-              <w:spacing w:before="60" w:after="60" w:line="252" w:lineRule="auto"/>
-              <w:jc w:val="left"/>
-            </w:pPr>
-            <w:r/>
-            <w:r>
-              <w:rPr>
-                <w:b/>
-              </w:rPr>
-              <w:t>+0.50</w:t>
-            </w:r>
-          </w:p>
-        </w:tc>
-        <w:tc>
-          <w:tcPr>
-            <w:tcW w:type="dxa" w:w="1440"/>
-            <w:shd w:fill="FFFFFF"/>
-            <w:tcMar>
-              <w:top w:w="100" w:type="dxa"/>
-              <w:bottom w:w="100" w:type="dxa"/>
-              <w:left w:w="120" w:type="dxa"/>
-              <w:right w:w="120" w:type="dxa"/>
-            </w:tcMar>
-            <w:tcBorders>
-              <w:top w:val="single" w:sz="4" w:space="0" w:color="CCCCCC"/>
-              <w:bottom w:val="single" w:sz="4" w:space="0" w:color="CCCCCC"/>
-              <w:left w:val="single" w:sz="4" w:space="0" w:color="CCCCCC"/>
-              <w:right w:val="single" w:sz="4" w:space="0" w:color="CCCCCC"/>
-            </w:tcBorders>
-          </w:tcPr>
-          <w:p>
-            <w:pPr>
-              <w:spacing w:before="60" w:after="60" w:line="252" w:lineRule="auto"/>
-              <w:jc w:val="left"/>
-            </w:pPr>
-            <w:r/>
-            <w:r>
-              <w:t>BULL</w:t>
-            </w:r>
-          </w:p>
-        </w:tc>
-      </w:tr>
-      <w:tr>
-        <w:tc>
-          <w:tcPr>
-            <w:tcW w:type="dxa" w:w="1584"/>
-            <w:shd w:fill="F8FAFC"/>
-            <w:tcMar>
-              <w:top w:w="100" w:type="dxa"/>
-              <w:bottom w:w="100" w:type="dxa"/>
-              <w:left w:w="120" w:type="dxa"/>
-              <w:right w:w="120" w:type="dxa"/>
-            </w:tcMar>
-            <w:tcBorders>
-              <w:top w:val="single" w:sz="4" w:space="0" w:color="CCCCCC"/>
-              <w:bottom w:val="single" w:sz="4" w:space="0" w:color="CCCCCC"/>
-              <w:left w:val="single" w:sz="4" w:space="0" w:color="CCCCCC"/>
-              <w:right w:val="single" w:sz="4" w:space="0" w:color="CCCCCC"/>
-            </w:tcBorders>
-          </w:tcPr>
-          <w:p>
-            <w:pPr>
-              <w:spacing w:before="60" w:after="60" w:line="252" w:lineRule="auto"/>
-              <w:jc w:val="left"/>
-            </w:pPr>
-            <w:r/>
-            <w:r>
-              <w:rPr>
-                <w:b/>
-              </w:rPr>
-              <w:t>Thu 13/08</w:t>
-            </w:r>
-          </w:p>
-        </w:tc>
-        <w:tc>
-          <w:tcPr>
-            <w:tcW w:type="dxa" w:w="864"/>
-            <w:shd w:fill="F8FAFC"/>
-            <w:tcMar>
-              <w:top w:w="100" w:type="dxa"/>
-              <w:bottom w:w="100" w:type="dxa"/>
-              <w:left w:w="120" w:type="dxa"/>
-              <w:right w:w="120" w:type="dxa"/>
-            </w:tcMar>
-            <w:tcBorders>
-              <w:top w:val="single" w:sz="4" w:space="0" w:color="CCCCCC"/>
-              <w:bottom w:val="single" w:sz="4" w:space="0" w:color="CCCCCC"/>
-              <w:left w:val="single" w:sz="4" w:space="0" w:color="CCCCCC"/>
-              <w:right w:val="single" w:sz="4" w:space="0" w:color="CCCCCC"/>
-            </w:tcBorders>
-          </w:tcPr>
-          <w:p>
-            <w:pPr>
-              <w:spacing w:before="60" w:after="60" w:line="252" w:lineRule="auto"/>
-              <w:jc w:val="left"/>
-            </w:pPr>
-            <w:r/>
-            <w:r>
-              <w:t>NY Open 21-23</w:t>
-            </w:r>
-          </w:p>
-        </w:tc>
-        <w:tc>
-          <w:tcPr>
-            <w:tcW w:type="dxa" w:w="1440"/>
-            <w:shd w:fill="F8FAFC"/>
-            <w:tcMar>
-              <w:top w:w="100" w:type="dxa"/>
-              <w:bottom w:w="100" w:type="dxa"/>
-              <w:left w:w="120" w:type="dxa"/>
-              <w:right w:w="120" w:type="dxa"/>
-            </w:tcMar>
-            <w:tcBorders>
-              <w:top w:val="single" w:sz="4" w:space="0" w:color="CCCCCC"/>
-              <w:bottom w:val="single" w:sz="4" w:space="0" w:color="CCCCCC"/>
-              <w:left w:val="single" w:sz="4" w:space="0" w:color="CCCCCC"/>
-              <w:right w:val="single" w:sz="4" w:space="0" w:color="CCCCCC"/>
-            </w:tcBorders>
-          </w:tcPr>
-          <w:p>
-            <w:pPr>
-              <w:spacing w:before="60" w:after="60" w:line="252" w:lineRule="auto"/>
-              <w:jc w:val="left"/>
-            </w:pPr>
-            <w:r/>
-            <w:r>
-              <w:t>668.25</w:t>
-            </w:r>
-          </w:p>
-        </w:tc>
-        <w:tc>
-          <w:tcPr>
-            <w:tcW w:type="dxa" w:w="2016"/>
-            <w:shd w:fill="F8FAFC"/>
-            <w:tcMar>
-              <w:top w:w="100" w:type="dxa"/>
-              <w:bottom w:w="100" w:type="dxa"/>
-              <w:left w:w="120" w:type="dxa"/>
-              <w:right w:w="120" w:type="dxa"/>
-            </w:tcMar>
-            <w:tcBorders>
-              <w:top w:val="single" w:sz="4" w:space="0" w:color="CCCCCC"/>
-              <w:bottom w:val="single" w:sz="4" w:space="0" w:color="CCCCCC"/>
-              <w:left w:val="single" w:sz="4" w:space="0" w:color="CCCCCC"/>
-              <w:right w:val="single" w:sz="4" w:space="0" w:color="CCCCCC"/>
-            </w:tcBorders>
-          </w:tcPr>
-          <w:p>
-            <w:pPr>
-              <w:spacing w:before="60" w:after="60" w:line="252" w:lineRule="auto"/>
-              <w:jc w:val="left"/>
-            </w:pPr>
-            <w:r/>
-            <w:r>
-              <w:t>679.25</w:t>
-            </w:r>
-          </w:p>
-        </w:tc>
-        <w:tc>
-          <w:tcPr>
-            <w:tcW w:type="dxa" w:w="1152"/>
-            <w:shd w:fill="F8FAFC"/>
-            <w:tcMar>
-              <w:top w:w="100" w:type="dxa"/>
-              <w:bottom w:w="100" w:type="dxa"/>
-              <w:left w:w="120" w:type="dxa"/>
-              <w:right w:w="120" w:type="dxa"/>
-            </w:tcMar>
-            <w:tcBorders>
-              <w:top w:val="single" w:sz="4" w:space="0" w:color="CCCCCC"/>
-              <w:bottom w:val="single" w:sz="4" w:space="0" w:color="CCCCCC"/>
-              <w:left w:val="single" w:sz="4" w:space="0" w:color="CCCCCC"/>
-              <w:right w:val="single" w:sz="4" w:space="0" w:color="CCCCCC"/>
-            </w:tcBorders>
-          </w:tcPr>
-          <w:p>
-            <w:pPr>
-              <w:spacing w:before="60" w:after="60" w:line="252" w:lineRule="auto"/>
-              <w:jc w:val="left"/>
-            </w:pPr>
-            <w:r/>
-            <w:r>
-              <w:t>656.50</w:t>
-            </w:r>
-          </w:p>
-        </w:tc>
-        <w:tc>
-          <w:tcPr>
-            <w:tcW w:type="dxa" w:w="1728"/>
-            <w:shd w:fill="F8FAFC"/>
-            <w:tcMar>
-              <w:top w:w="100" w:type="dxa"/>
-              <w:bottom w:w="100" w:type="dxa"/>
-              <w:left w:w="120" w:type="dxa"/>
-              <w:right w:w="120" w:type="dxa"/>
-            </w:tcMar>
-            <w:tcBorders>
-              <w:top w:val="single" w:sz="4" w:space="0" w:color="CCCCCC"/>
-              <w:bottom w:val="single" w:sz="4" w:space="0" w:color="CCCCCC"/>
-              <w:left w:val="single" w:sz="4" w:space="0" w:color="CCCCCC"/>
-              <w:right w:val="single" w:sz="4" w:space="0" w:color="CCCCCC"/>
-            </w:tcBorders>
-          </w:tcPr>
-          <w:p>
-            <w:pPr>
-              <w:spacing w:before="60" w:after="60" w:line="252" w:lineRule="auto"/>
-              <w:jc w:val="left"/>
-            </w:pPr>
-            <w:r/>
-            <w:r>
-              <w:rPr>
-                <w:b/>
-              </w:rPr>
-              <w:t>671.75</w:t>
-            </w:r>
-          </w:p>
-        </w:tc>
-        <w:tc>
-          <w:tcPr>
-            <w:tcW w:type="dxa" w:w="3456"/>
-            <w:shd w:fill="F8FAFC"/>
-            <w:tcMar>
-              <w:top w:w="100" w:type="dxa"/>
-              <w:bottom w:w="100" w:type="dxa"/>
-              <w:left w:w="120" w:type="dxa"/>
-              <w:right w:w="120" w:type="dxa"/>
-            </w:tcMar>
-            <w:tcBorders>
-              <w:top w:val="single" w:sz="4" w:space="0" w:color="CCCCCC"/>
-              <w:bottom w:val="single" w:sz="4" w:space="0" w:color="CCCCCC"/>
-              <w:left w:val="single" w:sz="4" w:space="0" w:color="CCCCCC"/>
-              <w:right w:val="single" w:sz="4" w:space="0" w:color="CCCCCC"/>
-            </w:tcBorders>
-          </w:tcPr>
-          <w:p>
-            <w:pPr>
-              <w:spacing w:before="60" w:after="60" w:line="252" w:lineRule="auto"/>
-              <w:jc w:val="left"/>
-            </w:pPr>
-            <w:r/>
-            <w:r>
-              <w:rPr>
-                <w:b/>
-              </w:rPr>
-              <w:t>+3.50</w:t>
-            </w:r>
-          </w:p>
-        </w:tc>
-        <w:tc>
-          <w:tcPr>
-            <w:tcW w:type="dxa" w:w="1440"/>
-            <w:shd w:fill="F8FAFC"/>
-            <w:tcMar>
-              <w:top w:w="100" w:type="dxa"/>
-              <w:bottom w:w="100" w:type="dxa"/>
-              <w:left w:w="120" w:type="dxa"/>
-              <w:right w:w="120" w:type="dxa"/>
-            </w:tcMar>
-            <w:tcBorders>
-              <w:top w:val="single" w:sz="4" w:space="0" w:color="CCCCCC"/>
-              <w:bottom w:val="single" w:sz="4" w:space="0" w:color="CCCCCC"/>
-              <w:left w:val="single" w:sz="4" w:space="0" w:color="CCCCCC"/>
-              <w:right w:val="single" w:sz="4" w:space="0" w:color="CCCCCC"/>
-            </w:tcBorders>
-          </w:tcPr>
-          <w:p>
-            <w:pPr>
-              <w:spacing w:before="60" w:after="60" w:line="252" w:lineRule="auto"/>
-              <w:jc w:val="left"/>
-            </w:pPr>
-            <w:r/>
-            <w:r>
-              <w:t>BULL</w:t>
-            </w:r>
-          </w:p>
-        </w:tc>
-      </w:tr>
-      <w:tr>
-        <w:tc>
-          <w:tcPr>
-            <w:tcW w:type="dxa" w:w="1584"/>
-            <w:shd w:fill="FFFFFF"/>
-            <w:tcMar>
-              <w:top w:w="100" w:type="dxa"/>
-              <w:bottom w:w="100" w:type="dxa"/>
-              <w:left w:w="120" w:type="dxa"/>
-              <w:right w:w="120" w:type="dxa"/>
-            </w:tcMar>
-            <w:tcBorders>
-              <w:top w:val="single" w:sz="4" w:space="0" w:color="CCCCCC"/>
-              <w:bottom w:val="single" w:sz="4" w:space="0" w:color="CCCCCC"/>
-              <w:left w:val="single" w:sz="4" w:space="0" w:color="CCCCCC"/>
-              <w:right w:val="single" w:sz="4" w:space="0" w:color="CCCCCC"/>
-            </w:tcBorders>
-          </w:tcPr>
-          <w:p>
-            <w:pPr>
-              <w:spacing w:before="60" w:after="60" w:line="252" w:lineRule="auto"/>
-              <w:jc w:val="left"/>
-            </w:pPr>
-            <w:r/>
-            <w:r>
-              <w:rPr>
-                <w:b/>
-              </w:rPr>
-              <w:t>Thu 13/08</w:t>
-            </w:r>
-          </w:p>
-        </w:tc>
-        <w:tc>
-          <w:tcPr>
-            <w:tcW w:type="dxa" w:w="864"/>
-            <w:shd w:fill="FFFFFF"/>
-            <w:tcMar>
-              <w:top w:w="100" w:type="dxa"/>
-              <w:bottom w:w="100" w:type="dxa"/>
-              <w:left w:w="120" w:type="dxa"/>
-              <w:right w:w="120" w:type="dxa"/>
-            </w:tcMar>
-            <w:tcBorders>
-              <w:top w:val="single" w:sz="4" w:space="0" w:color="CCCCCC"/>
-              <w:bottom w:val="single" w:sz="4" w:space="0" w:color="CCCCCC"/>
-              <w:left w:val="single" w:sz="4" w:space="0" w:color="CCCCCC"/>
-              <w:right w:val="single" w:sz="4" w:space="0" w:color="CCCCCC"/>
-            </w:tcBorders>
-          </w:tcPr>
-          <w:p>
-            <w:pPr>
-              <w:spacing w:before="60" w:after="60" w:line="252" w:lineRule="auto"/>
-              <w:jc w:val="left"/>
-            </w:pPr>
-            <w:r/>
-            <w:r>
-              <w:t>NY Close 23-01</w:t>
-            </w:r>
-          </w:p>
-        </w:tc>
-        <w:tc>
-          <w:tcPr>
-            <w:tcW w:type="dxa" w:w="1440"/>
-            <w:shd w:fill="FFFFFF"/>
-            <w:tcMar>
-              <w:top w:w="100" w:type="dxa"/>
-              <w:bottom w:w="100" w:type="dxa"/>
-              <w:left w:w="120" w:type="dxa"/>
-              <w:right w:w="120" w:type="dxa"/>
-            </w:tcMar>
-            <w:tcBorders>
-              <w:top w:val="single" w:sz="4" w:space="0" w:color="CCCCCC"/>
-              <w:bottom w:val="single" w:sz="4" w:space="0" w:color="CCCCCC"/>
-              <w:left w:val="single" w:sz="4" w:space="0" w:color="CCCCCC"/>
-              <w:right w:val="single" w:sz="4" w:space="0" w:color="CCCCCC"/>
-            </w:tcBorders>
-          </w:tcPr>
-          <w:p>
-            <w:pPr>
-              <w:spacing w:before="60" w:after="60" w:line="252" w:lineRule="auto"/>
-              <w:jc w:val="left"/>
-            </w:pPr>
-            <w:r/>
-            <w:r>
-              <w:t>671.75</w:t>
-            </w:r>
-          </w:p>
-        </w:tc>
-        <w:tc>
-          <w:tcPr>
-            <w:tcW w:type="dxa" w:w="2016"/>
-            <w:shd w:fill="FFFFFF"/>
-            <w:tcMar>
-              <w:top w:w="100" w:type="dxa"/>
-              <w:bottom w:w="100" w:type="dxa"/>
-              <w:left w:w="120" w:type="dxa"/>
-              <w:right w:w="120" w:type="dxa"/>
-            </w:tcMar>
-            <w:tcBorders>
-              <w:top w:val="single" w:sz="4" w:space="0" w:color="CCCCCC"/>
-              <w:bottom w:val="single" w:sz="4" w:space="0" w:color="CCCCCC"/>
-              <w:left w:val="single" w:sz="4" w:space="0" w:color="CCCCCC"/>
-              <w:right w:val="single" w:sz="4" w:space="0" w:color="CCCCCC"/>
-            </w:tcBorders>
-          </w:tcPr>
-          <w:p>
-            <w:pPr>
-              <w:spacing w:before="60" w:after="60" w:line="252" w:lineRule="auto"/>
-              <w:jc w:val="left"/>
-            </w:pPr>
-            <w:r/>
-            <w:r>
-              <w:t>677.25</w:t>
-            </w:r>
-          </w:p>
-        </w:tc>
-        <w:tc>
-          <w:tcPr>
-            <w:tcW w:type="dxa" w:w="1152"/>
-            <w:shd w:fill="FFFFFF"/>
-            <w:tcMar>
-              <w:top w:w="100" w:type="dxa"/>
-              <w:bottom w:w="100" w:type="dxa"/>
-              <w:left w:w="120" w:type="dxa"/>
-              <w:right w:w="120" w:type="dxa"/>
-            </w:tcMar>
-            <w:tcBorders>
-              <w:top w:val="single" w:sz="4" w:space="0" w:color="CCCCCC"/>
-              <w:bottom w:val="single" w:sz="4" w:space="0" w:color="CCCCCC"/>
-              <w:left w:val="single" w:sz="4" w:space="0" w:color="CCCCCC"/>
-              <w:right w:val="single" w:sz="4" w:space="0" w:color="CCCCCC"/>
-            </w:tcBorders>
-          </w:tcPr>
-          <w:p>
-            <w:pPr>
-              <w:spacing w:before="60" w:after="60" w:line="252" w:lineRule="auto"/>
-              <w:jc w:val="left"/>
-            </w:pPr>
-            <w:r/>
-            <w:r>
-              <w:t>664.00</w:t>
-            </w:r>
-          </w:p>
-        </w:tc>
-        <w:tc>
-          <w:tcPr>
-            <w:tcW w:type="dxa" w:w="1728"/>
-            <w:shd w:fill="FFFFFF"/>
-            <w:tcMar>
-              <w:top w:w="100" w:type="dxa"/>
-              <w:bottom w:w="100" w:type="dxa"/>
-              <w:left w:w="120" w:type="dxa"/>
-              <w:right w:w="120" w:type="dxa"/>
-            </w:tcMar>
-            <w:tcBorders>
-              <w:top w:val="single" w:sz="4" w:space="0" w:color="CCCCCC"/>
-              <w:bottom w:val="single" w:sz="4" w:space="0" w:color="CCCCCC"/>
-              <w:left w:val="single" w:sz="4" w:space="0" w:color="CCCCCC"/>
-              <w:right w:val="single" w:sz="4" w:space="0" w:color="CCCCCC"/>
-            </w:tcBorders>
-          </w:tcPr>
-          <w:p>
-            <w:pPr>
-              <w:spacing w:before="60" w:after="60" w:line="252" w:lineRule="auto"/>
-              <w:jc w:val="left"/>
-            </w:pPr>
-            <w:r/>
-            <w:r>
-              <w:rPr>
-                <w:b/>
-              </w:rPr>
-              <w:t>672.50</w:t>
-            </w:r>
-          </w:p>
-        </w:tc>
-        <w:tc>
-          <w:tcPr>
-            <w:tcW w:type="dxa" w:w="3456"/>
-            <w:shd w:fill="FFFFFF"/>
-            <w:tcMar>
-              <w:top w:w="100" w:type="dxa"/>
-              <w:bottom w:w="100" w:type="dxa"/>
-              <w:left w:w="120" w:type="dxa"/>
-              <w:right w:w="120" w:type="dxa"/>
-            </w:tcMar>
-            <w:tcBorders>
-              <w:top w:val="single" w:sz="4" w:space="0" w:color="CCCCCC"/>
-              <w:bottom w:val="single" w:sz="4" w:space="0" w:color="CCCCCC"/>
-              <w:left w:val="single" w:sz="4" w:space="0" w:color="CCCCCC"/>
-              <w:right w:val="single" w:sz="4" w:space="0" w:color="CCCCCC"/>
-            </w:tcBorders>
-          </w:tcPr>
-          <w:p>
-            <w:pPr>
-              <w:spacing w:before="60" w:after="60" w:line="252" w:lineRule="auto"/>
-              <w:jc w:val="left"/>
-            </w:pPr>
-            <w:r/>
-            <w:r>
-              <w:rPr>
-                <w:b/>
-              </w:rPr>
-              <w:t>+0.75</w:t>
-            </w:r>
-          </w:p>
-        </w:tc>
-        <w:tc>
-          <w:tcPr>
-            <w:tcW w:type="dxa" w:w="1440"/>
-            <w:shd w:fill="FFFFFF"/>
-            <w:tcMar>
-              <w:top w:w="100" w:type="dxa"/>
-              <w:bottom w:w="100" w:type="dxa"/>
-              <w:left w:w="120" w:type="dxa"/>
-              <w:right w:w="120" w:type="dxa"/>
-            </w:tcMar>
-            <w:tcBorders>
-              <w:top w:val="single" w:sz="4" w:space="0" w:color="CCCCCC"/>
-              <w:bottom w:val="single" w:sz="4" w:space="0" w:color="CCCCCC"/>
-              <w:left w:val="single" w:sz="4" w:space="0" w:color="CCCCCC"/>
-              <w:right w:val="single" w:sz="4" w:space="0" w:color="CCCCCC"/>
-            </w:tcBorders>
-          </w:tcPr>
-          <w:p>
-            <w:pPr>
-              <w:spacing w:before="60" w:after="60" w:line="252" w:lineRule="auto"/>
-              <w:jc w:val="left"/>
-            </w:pPr>
-            <w:r/>
-            <w:r>
-              <w:t>BULL</w:t>
             </w:r>
           </w:p>
         </w:tc>
@@ -29940,7 +30880,7 @@
             </w:pPr>
             <w:r/>
             <w:r>
-              <w:t>Asia 07-11</w:t>
+              <w:t>NY Open 21-23</w:t>
             </w:r>
           </w:p>
         </w:tc>
@@ -29968,7 +30908,7 @@
             </w:pPr>
             <w:r/>
             <w:r>
-              <w:t>672.50</w:t>
+              <w:t>672.75</w:t>
             </w:r>
           </w:p>
         </w:tc>
@@ -29996,7 +30936,7 @@
             </w:pPr>
             <w:r/>
             <w:r>
-              <w:t>681.75</w:t>
+              <w:t>681.25</w:t>
             </w:r>
           </w:p>
         </w:tc>
@@ -30024,7 +30964,7 @@
             </w:pPr>
             <w:r/>
             <w:r>
-              <w:t>666.00</w:t>
+              <w:t>658.75</w:t>
             </w:r>
           </w:p>
         </w:tc>
@@ -30055,7 +30995,7 @@
               <w:rPr>
                 <w:b/>
               </w:rPr>
-              <w:t>671.75</w:t>
+              <w:t>674.50</w:t>
             </w:r>
           </w:p>
         </w:tc>
@@ -30086,7 +31026,7 @@
               <w:rPr>
                 <w:b/>
               </w:rPr>
-              <w:t>-0.75</w:t>
+              <w:t>+1.75</w:t>
             </w:r>
           </w:p>
         </w:tc>
@@ -30114,7 +31054,7 @@
             </w:pPr>
             <w:r/>
             <w:r>
-              <w:t>BEAR</w:t>
+              <w:t>BULL</w:t>
             </w:r>
           </w:p>
         </w:tc>
@@ -30175,7 +31115,7 @@
             </w:pPr>
             <w:r/>
             <w:r>
-              <w:t>Asia 11-15</w:t>
+              <w:t>NY Close 23-01</w:t>
             </w:r>
           </w:p>
         </w:tc>
@@ -30203,7 +31143,7 @@
             </w:pPr>
             <w:r/>
             <w:r>
-              <w:t>671.75</w:t>
+              <w:t>674.50</w:t>
             </w:r>
           </w:p>
         </w:tc>
@@ -30231,7 +31171,7 @@
             </w:pPr>
             <w:r/>
             <w:r>
-              <w:t>679.25</w:t>
+              <w:t>680.75</w:t>
             </w:r>
           </w:p>
         </w:tc>
@@ -30259,7 +31199,7 @@
             </w:pPr>
             <w:r/>
             <w:r>
-              <w:t>665.75</w:t>
+              <w:t>668.00</w:t>
             </w:r>
           </w:p>
         </w:tc>
@@ -30290,947 +31230,7 @@
               <w:rPr>
                 <w:b/>
               </w:rPr>
-              <w:t>670.75</w:t>
-            </w:r>
-          </w:p>
-        </w:tc>
-        <w:tc>
-          <w:tcPr>
-            <w:tcW w:type="dxa" w:w="3456"/>
-            <w:shd w:fill="FFFFFF"/>
-            <w:tcMar>
-              <w:top w:w="100" w:type="dxa"/>
-              <w:bottom w:w="100" w:type="dxa"/>
-              <w:left w:w="120" w:type="dxa"/>
-              <w:right w:w="120" w:type="dxa"/>
-            </w:tcMar>
-            <w:tcBorders>
-              <w:top w:val="single" w:sz="4" w:space="0" w:color="CCCCCC"/>
-              <w:bottom w:val="single" w:sz="4" w:space="0" w:color="CCCCCC"/>
-              <w:left w:val="single" w:sz="4" w:space="0" w:color="CCCCCC"/>
-              <w:right w:val="single" w:sz="4" w:space="0" w:color="CCCCCC"/>
-            </w:tcBorders>
-          </w:tcPr>
-          <w:p>
-            <w:pPr>
-              <w:spacing w:before="60" w:after="60" w:line="252" w:lineRule="auto"/>
-              <w:jc w:val="left"/>
-            </w:pPr>
-            <w:r/>
-            <w:r>
-              <w:rPr>
-                <w:b/>
-              </w:rPr>
-              <w:t>-1.00</w:t>
-            </w:r>
-          </w:p>
-        </w:tc>
-        <w:tc>
-          <w:tcPr>
-            <w:tcW w:type="dxa" w:w="1440"/>
-            <w:shd w:fill="FFFFFF"/>
-            <w:tcMar>
-              <w:top w:w="100" w:type="dxa"/>
-              <w:bottom w:w="100" w:type="dxa"/>
-              <w:left w:w="120" w:type="dxa"/>
-              <w:right w:w="120" w:type="dxa"/>
-            </w:tcMar>
-            <w:tcBorders>
-              <w:top w:val="single" w:sz="4" w:space="0" w:color="CCCCCC"/>
-              <w:bottom w:val="single" w:sz="4" w:space="0" w:color="CCCCCC"/>
-              <w:left w:val="single" w:sz="4" w:space="0" w:color="CCCCCC"/>
-              <w:right w:val="single" w:sz="4" w:space="0" w:color="CCCCCC"/>
-            </w:tcBorders>
-          </w:tcPr>
-          <w:p>
-            <w:pPr>
-              <w:spacing w:before="60" w:after="60" w:line="252" w:lineRule="auto"/>
-              <w:jc w:val="left"/>
-            </w:pPr>
-            <w:r/>
-            <w:r>
-              <w:t>BEAR</w:t>
-            </w:r>
-          </w:p>
-        </w:tc>
-      </w:tr>
-      <w:tr>
-        <w:tc>
-          <w:tcPr>
-            <w:tcW w:type="dxa" w:w="1584"/>
-            <w:shd w:fill="F8FAFC"/>
-            <w:tcMar>
-              <w:top w:w="100" w:type="dxa"/>
-              <w:bottom w:w="100" w:type="dxa"/>
-              <w:left w:w="120" w:type="dxa"/>
-              <w:right w:w="120" w:type="dxa"/>
-            </w:tcMar>
-            <w:tcBorders>
-              <w:top w:val="single" w:sz="4" w:space="0" w:color="CCCCCC"/>
-              <w:bottom w:val="single" w:sz="4" w:space="0" w:color="CCCCCC"/>
-              <w:left w:val="single" w:sz="4" w:space="0" w:color="CCCCCC"/>
-              <w:right w:val="single" w:sz="4" w:space="0" w:color="CCCCCC"/>
-            </w:tcBorders>
-          </w:tcPr>
-          <w:p>
-            <w:pPr>
-              <w:spacing w:before="60" w:after="60" w:line="252" w:lineRule="auto"/>
-              <w:jc w:val="left"/>
-            </w:pPr>
-            <w:r/>
-            <w:r>
-              <w:rPr>
-                <w:b/>
-              </w:rPr>
-              <w:t>Fri 14/08</w:t>
-            </w:r>
-          </w:p>
-        </w:tc>
-        <w:tc>
-          <w:tcPr>
-            <w:tcW w:type="dxa" w:w="864"/>
-            <w:shd w:fill="F8FAFC"/>
-            <w:tcMar>
-              <w:top w:w="100" w:type="dxa"/>
-              <w:bottom w:w="100" w:type="dxa"/>
-              <w:left w:w="120" w:type="dxa"/>
-              <w:right w:w="120" w:type="dxa"/>
-            </w:tcMar>
-            <w:tcBorders>
-              <w:top w:val="single" w:sz="4" w:space="0" w:color="CCCCCC"/>
-              <w:bottom w:val="single" w:sz="4" w:space="0" w:color="CCCCCC"/>
-              <w:left w:val="single" w:sz="4" w:space="0" w:color="CCCCCC"/>
-              <w:right w:val="single" w:sz="4" w:space="0" w:color="CCCCCC"/>
-            </w:tcBorders>
-          </w:tcPr>
-          <w:p>
-            <w:pPr>
-              <w:spacing w:before="60" w:after="60" w:line="252" w:lineRule="auto"/>
-              <w:jc w:val="left"/>
-            </w:pPr>
-            <w:r/>
-            <w:r>
-              <w:t>London 15-19</w:t>
-            </w:r>
-          </w:p>
-        </w:tc>
-        <w:tc>
-          <w:tcPr>
-            <w:tcW w:type="dxa" w:w="1440"/>
-            <w:shd w:fill="F8FAFC"/>
-            <w:tcMar>
-              <w:top w:w="100" w:type="dxa"/>
-              <w:bottom w:w="100" w:type="dxa"/>
-              <w:left w:w="120" w:type="dxa"/>
-              <w:right w:w="120" w:type="dxa"/>
-            </w:tcMar>
-            <w:tcBorders>
-              <w:top w:val="single" w:sz="4" w:space="0" w:color="CCCCCC"/>
-              <w:bottom w:val="single" w:sz="4" w:space="0" w:color="CCCCCC"/>
-              <w:left w:val="single" w:sz="4" w:space="0" w:color="CCCCCC"/>
-              <w:right w:val="single" w:sz="4" w:space="0" w:color="CCCCCC"/>
-            </w:tcBorders>
-          </w:tcPr>
-          <w:p>
-            <w:pPr>
-              <w:spacing w:before="60" w:after="60" w:line="252" w:lineRule="auto"/>
-              <w:jc w:val="left"/>
-            </w:pPr>
-            <w:r/>
-            <w:r>
-              <w:t>670.75</w:t>
-            </w:r>
-          </w:p>
-        </w:tc>
-        <w:tc>
-          <w:tcPr>
-            <w:tcW w:type="dxa" w:w="2016"/>
-            <w:shd w:fill="F8FAFC"/>
-            <w:tcMar>
-              <w:top w:w="100" w:type="dxa"/>
-              <w:bottom w:w="100" w:type="dxa"/>
-              <w:left w:w="120" w:type="dxa"/>
-              <w:right w:w="120" w:type="dxa"/>
-            </w:tcMar>
-            <w:tcBorders>
-              <w:top w:val="single" w:sz="4" w:space="0" w:color="CCCCCC"/>
-              <w:bottom w:val="single" w:sz="4" w:space="0" w:color="CCCCCC"/>
-              <w:left w:val="single" w:sz="4" w:space="0" w:color="CCCCCC"/>
-              <w:right w:val="single" w:sz="4" w:space="0" w:color="CCCCCC"/>
-            </w:tcBorders>
-          </w:tcPr>
-          <w:p>
-            <w:pPr>
-              <w:spacing w:before="60" w:after="60" w:line="252" w:lineRule="auto"/>
-              <w:jc w:val="left"/>
-            </w:pPr>
-            <w:r/>
-            <w:r>
-              <w:t>677.75</w:t>
-            </w:r>
-          </w:p>
-        </w:tc>
-        <w:tc>
-          <w:tcPr>
-            <w:tcW w:type="dxa" w:w="1152"/>
-            <w:shd w:fill="F8FAFC"/>
-            <w:tcMar>
-              <w:top w:w="100" w:type="dxa"/>
-              <w:bottom w:w="100" w:type="dxa"/>
-              <w:left w:w="120" w:type="dxa"/>
-              <w:right w:w="120" w:type="dxa"/>
-            </w:tcMar>
-            <w:tcBorders>
-              <w:top w:val="single" w:sz="4" w:space="0" w:color="CCCCCC"/>
-              <w:bottom w:val="single" w:sz="4" w:space="0" w:color="CCCCCC"/>
-              <w:left w:val="single" w:sz="4" w:space="0" w:color="CCCCCC"/>
-              <w:right w:val="single" w:sz="4" w:space="0" w:color="CCCCCC"/>
-            </w:tcBorders>
-          </w:tcPr>
-          <w:p>
-            <w:pPr>
-              <w:spacing w:before="60" w:after="60" w:line="252" w:lineRule="auto"/>
-              <w:jc w:val="left"/>
-            </w:pPr>
-            <w:r/>
-            <w:r>
-              <w:t>657.25</w:t>
-            </w:r>
-          </w:p>
-        </w:tc>
-        <w:tc>
-          <w:tcPr>
-            <w:tcW w:type="dxa" w:w="1728"/>
-            <w:shd w:fill="F8FAFC"/>
-            <w:tcMar>
-              <w:top w:w="100" w:type="dxa"/>
-              <w:bottom w:w="100" w:type="dxa"/>
-              <w:left w:w="120" w:type="dxa"/>
-              <w:right w:w="120" w:type="dxa"/>
-            </w:tcMar>
-            <w:tcBorders>
-              <w:top w:val="single" w:sz="4" w:space="0" w:color="CCCCCC"/>
-              <w:bottom w:val="single" w:sz="4" w:space="0" w:color="CCCCCC"/>
-              <w:left w:val="single" w:sz="4" w:space="0" w:color="CCCCCC"/>
-              <w:right w:val="single" w:sz="4" w:space="0" w:color="CCCCCC"/>
-            </w:tcBorders>
-          </w:tcPr>
-          <w:p>
-            <w:pPr>
-              <w:spacing w:before="60" w:after="60" w:line="252" w:lineRule="auto"/>
-              <w:jc w:val="left"/>
-            </w:pPr>
-            <w:r/>
-            <w:r>
-              <w:rPr>
-                <w:b/>
-              </w:rPr>
-              <w:t>671.50</w:t>
-            </w:r>
-          </w:p>
-        </w:tc>
-        <w:tc>
-          <w:tcPr>
-            <w:tcW w:type="dxa" w:w="3456"/>
-            <w:shd w:fill="F8FAFC"/>
-            <w:tcMar>
-              <w:top w:w="100" w:type="dxa"/>
-              <w:bottom w:w="100" w:type="dxa"/>
-              <w:left w:w="120" w:type="dxa"/>
-              <w:right w:w="120" w:type="dxa"/>
-            </w:tcMar>
-            <w:tcBorders>
-              <w:top w:val="single" w:sz="4" w:space="0" w:color="CCCCCC"/>
-              <w:bottom w:val="single" w:sz="4" w:space="0" w:color="CCCCCC"/>
-              <w:left w:val="single" w:sz="4" w:space="0" w:color="CCCCCC"/>
-              <w:right w:val="single" w:sz="4" w:space="0" w:color="CCCCCC"/>
-            </w:tcBorders>
-          </w:tcPr>
-          <w:p>
-            <w:pPr>
-              <w:spacing w:before="60" w:after="60" w:line="252" w:lineRule="auto"/>
-              <w:jc w:val="left"/>
-            </w:pPr>
-            <w:r/>
-            <w:r>
-              <w:rPr>
-                <w:b/>
-              </w:rPr>
-              <w:t>+0.75</w:t>
-            </w:r>
-          </w:p>
-        </w:tc>
-        <w:tc>
-          <w:tcPr>
-            <w:tcW w:type="dxa" w:w="1440"/>
-            <w:shd w:fill="F8FAFC"/>
-            <w:tcMar>
-              <w:top w:w="100" w:type="dxa"/>
-              <w:bottom w:w="100" w:type="dxa"/>
-              <w:left w:w="120" w:type="dxa"/>
-              <w:right w:w="120" w:type="dxa"/>
-            </w:tcMar>
-            <w:tcBorders>
-              <w:top w:val="single" w:sz="4" w:space="0" w:color="CCCCCC"/>
-              <w:bottom w:val="single" w:sz="4" w:space="0" w:color="CCCCCC"/>
-              <w:left w:val="single" w:sz="4" w:space="0" w:color="CCCCCC"/>
-              <w:right w:val="single" w:sz="4" w:space="0" w:color="CCCCCC"/>
-            </w:tcBorders>
-          </w:tcPr>
-          <w:p>
-            <w:pPr>
-              <w:spacing w:before="60" w:after="60" w:line="252" w:lineRule="auto"/>
-              <w:jc w:val="left"/>
-            </w:pPr>
-            <w:r/>
-            <w:r>
-              <w:t>BULL</w:t>
-            </w:r>
-          </w:p>
-        </w:tc>
-      </w:tr>
-      <w:tr>
-        <w:tc>
-          <w:tcPr>
-            <w:tcW w:type="dxa" w:w="1584"/>
-            <w:shd w:fill="FFFFFF"/>
-            <w:tcMar>
-              <w:top w:w="100" w:type="dxa"/>
-              <w:bottom w:w="100" w:type="dxa"/>
-              <w:left w:w="120" w:type="dxa"/>
-              <w:right w:w="120" w:type="dxa"/>
-            </w:tcMar>
-            <w:tcBorders>
-              <w:top w:val="single" w:sz="4" w:space="0" w:color="CCCCCC"/>
-              <w:bottom w:val="single" w:sz="4" w:space="0" w:color="CCCCCC"/>
-              <w:left w:val="single" w:sz="4" w:space="0" w:color="CCCCCC"/>
-              <w:right w:val="single" w:sz="4" w:space="0" w:color="CCCCCC"/>
-            </w:tcBorders>
-          </w:tcPr>
-          <w:p>
-            <w:pPr>
-              <w:spacing w:before="60" w:after="60" w:line="252" w:lineRule="auto"/>
-              <w:jc w:val="left"/>
-            </w:pPr>
-            <w:r/>
-            <w:r>
-              <w:rPr>
-                <w:b/>
-              </w:rPr>
-              <w:t>Fri 14/08</w:t>
-            </w:r>
-          </w:p>
-        </w:tc>
-        <w:tc>
-          <w:tcPr>
-            <w:tcW w:type="dxa" w:w="864"/>
-            <w:shd w:fill="FFFFFF"/>
-            <w:tcMar>
-              <w:top w:w="100" w:type="dxa"/>
-              <w:bottom w:w="100" w:type="dxa"/>
-              <w:left w:w="120" w:type="dxa"/>
-              <w:right w:w="120" w:type="dxa"/>
-            </w:tcMar>
-            <w:tcBorders>
-              <w:top w:val="single" w:sz="4" w:space="0" w:color="CCCCCC"/>
-              <w:bottom w:val="single" w:sz="4" w:space="0" w:color="CCCCCC"/>
-              <w:left w:val="single" w:sz="4" w:space="0" w:color="CCCCCC"/>
-              <w:right w:val="single" w:sz="4" w:space="0" w:color="CCCCCC"/>
-            </w:tcBorders>
-          </w:tcPr>
-          <w:p>
-            <w:pPr>
-              <w:spacing w:before="60" w:after="60" w:line="252" w:lineRule="auto"/>
-              <w:jc w:val="left"/>
-            </w:pPr>
-            <w:r/>
-            <w:r>
-              <w:t>Pre-NY 19-21</w:t>
-            </w:r>
-          </w:p>
-        </w:tc>
-        <w:tc>
-          <w:tcPr>
-            <w:tcW w:type="dxa" w:w="1440"/>
-            <w:shd w:fill="FFFFFF"/>
-            <w:tcMar>
-              <w:top w:w="100" w:type="dxa"/>
-              <w:bottom w:w="100" w:type="dxa"/>
-              <w:left w:w="120" w:type="dxa"/>
-              <w:right w:w="120" w:type="dxa"/>
-            </w:tcMar>
-            <w:tcBorders>
-              <w:top w:val="single" w:sz="4" w:space="0" w:color="CCCCCC"/>
-              <w:bottom w:val="single" w:sz="4" w:space="0" w:color="CCCCCC"/>
-              <w:left w:val="single" w:sz="4" w:space="0" w:color="CCCCCC"/>
-              <w:right w:val="single" w:sz="4" w:space="0" w:color="CCCCCC"/>
-            </w:tcBorders>
-          </w:tcPr>
-          <w:p>
-            <w:pPr>
-              <w:spacing w:before="60" w:after="60" w:line="252" w:lineRule="auto"/>
-              <w:jc w:val="left"/>
-            </w:pPr>
-            <w:r/>
-            <w:r>
-              <w:t>671.50</w:t>
-            </w:r>
-          </w:p>
-        </w:tc>
-        <w:tc>
-          <w:tcPr>
-            <w:tcW w:type="dxa" w:w="2016"/>
-            <w:shd w:fill="FFFFFF"/>
-            <w:tcMar>
-              <w:top w:w="100" w:type="dxa"/>
-              <w:bottom w:w="100" w:type="dxa"/>
-              <w:left w:w="120" w:type="dxa"/>
-              <w:right w:w="120" w:type="dxa"/>
-            </w:tcMar>
-            <w:tcBorders>
-              <w:top w:val="single" w:sz="4" w:space="0" w:color="CCCCCC"/>
-              <w:bottom w:val="single" w:sz="4" w:space="0" w:color="CCCCCC"/>
-              <w:left w:val="single" w:sz="4" w:space="0" w:color="CCCCCC"/>
-              <w:right w:val="single" w:sz="4" w:space="0" w:color="CCCCCC"/>
-            </w:tcBorders>
-          </w:tcPr>
-          <w:p>
-            <w:pPr>
-              <w:spacing w:before="60" w:after="60" w:line="252" w:lineRule="auto"/>
-              <w:jc w:val="left"/>
-            </w:pPr>
-            <w:r/>
-            <w:r>
-              <w:t>680.75</w:t>
-            </w:r>
-          </w:p>
-        </w:tc>
-        <w:tc>
-          <w:tcPr>
-            <w:tcW w:type="dxa" w:w="1152"/>
-            <w:shd w:fill="FFFFFF"/>
-            <w:tcMar>
-              <w:top w:w="100" w:type="dxa"/>
-              <w:bottom w:w="100" w:type="dxa"/>
-              <w:left w:w="120" w:type="dxa"/>
-              <w:right w:w="120" w:type="dxa"/>
-            </w:tcMar>
-            <w:tcBorders>
-              <w:top w:val="single" w:sz="4" w:space="0" w:color="CCCCCC"/>
-              <w:bottom w:val="single" w:sz="4" w:space="0" w:color="CCCCCC"/>
-              <w:left w:val="single" w:sz="4" w:space="0" w:color="CCCCCC"/>
-              <w:right w:val="single" w:sz="4" w:space="0" w:color="CCCCCC"/>
-            </w:tcBorders>
-          </w:tcPr>
-          <w:p>
-            <w:pPr>
-              <w:spacing w:before="60" w:after="60" w:line="252" w:lineRule="auto"/>
-              <w:jc w:val="left"/>
-            </w:pPr>
-            <w:r/>
-            <w:r>
-              <w:t>664.25</w:t>
-            </w:r>
-          </w:p>
-        </w:tc>
-        <w:tc>
-          <w:tcPr>
-            <w:tcW w:type="dxa" w:w="1728"/>
-            <w:shd w:fill="FFFFFF"/>
-            <w:tcMar>
-              <w:top w:w="100" w:type="dxa"/>
-              <w:bottom w:w="100" w:type="dxa"/>
-              <w:left w:w="120" w:type="dxa"/>
-              <w:right w:w="120" w:type="dxa"/>
-            </w:tcMar>
-            <w:tcBorders>
-              <w:top w:val="single" w:sz="4" w:space="0" w:color="CCCCCC"/>
-              <w:bottom w:val="single" w:sz="4" w:space="0" w:color="CCCCCC"/>
-              <w:left w:val="single" w:sz="4" w:space="0" w:color="CCCCCC"/>
-              <w:right w:val="single" w:sz="4" w:space="0" w:color="CCCCCC"/>
-            </w:tcBorders>
-          </w:tcPr>
-          <w:p>
-            <w:pPr>
-              <w:spacing w:before="60" w:after="60" w:line="252" w:lineRule="auto"/>
-              <w:jc w:val="left"/>
-            </w:pPr>
-            <w:r/>
-            <w:r>
-              <w:rPr>
-                <w:b/>
-              </w:rPr>
-              <w:t>671.25</w:t>
-            </w:r>
-          </w:p>
-        </w:tc>
-        <w:tc>
-          <w:tcPr>
-            <w:tcW w:type="dxa" w:w="3456"/>
-            <w:shd w:fill="FFFFFF"/>
-            <w:tcMar>
-              <w:top w:w="100" w:type="dxa"/>
-              <w:bottom w:w="100" w:type="dxa"/>
-              <w:left w:w="120" w:type="dxa"/>
-              <w:right w:w="120" w:type="dxa"/>
-            </w:tcMar>
-            <w:tcBorders>
-              <w:top w:val="single" w:sz="4" w:space="0" w:color="CCCCCC"/>
-              <w:bottom w:val="single" w:sz="4" w:space="0" w:color="CCCCCC"/>
-              <w:left w:val="single" w:sz="4" w:space="0" w:color="CCCCCC"/>
-              <w:right w:val="single" w:sz="4" w:space="0" w:color="CCCCCC"/>
-            </w:tcBorders>
-          </w:tcPr>
-          <w:p>
-            <w:pPr>
-              <w:spacing w:before="60" w:after="60" w:line="252" w:lineRule="auto"/>
-              <w:jc w:val="left"/>
-            </w:pPr>
-            <w:r/>
-            <w:r>
-              <w:rPr>
-                <w:b/>
-              </w:rPr>
-              <w:t>-0.25</w:t>
-            </w:r>
-          </w:p>
-        </w:tc>
-        <w:tc>
-          <w:tcPr>
-            <w:tcW w:type="dxa" w:w="1440"/>
-            <w:shd w:fill="FFFFFF"/>
-            <w:tcMar>
-              <w:top w:w="100" w:type="dxa"/>
-              <w:bottom w:w="100" w:type="dxa"/>
-              <w:left w:w="120" w:type="dxa"/>
-              <w:right w:w="120" w:type="dxa"/>
-            </w:tcMar>
-            <w:tcBorders>
-              <w:top w:val="single" w:sz="4" w:space="0" w:color="CCCCCC"/>
-              <w:bottom w:val="single" w:sz="4" w:space="0" w:color="CCCCCC"/>
-              <w:left w:val="single" w:sz="4" w:space="0" w:color="CCCCCC"/>
-              <w:right w:val="single" w:sz="4" w:space="0" w:color="CCCCCC"/>
-            </w:tcBorders>
-          </w:tcPr>
-          <w:p>
-            <w:pPr>
-              <w:spacing w:before="60" w:after="60" w:line="252" w:lineRule="auto"/>
-              <w:jc w:val="left"/>
-            </w:pPr>
-            <w:r/>
-            <w:r>
-              <w:t>BEAR</w:t>
-            </w:r>
-          </w:p>
-        </w:tc>
-      </w:tr>
-      <w:tr>
-        <w:tc>
-          <w:tcPr>
-            <w:tcW w:type="dxa" w:w="1584"/>
-            <w:shd w:fill="F8FAFC"/>
-            <w:tcMar>
-              <w:top w:w="100" w:type="dxa"/>
-              <w:bottom w:w="100" w:type="dxa"/>
-              <w:left w:w="120" w:type="dxa"/>
-              <w:right w:w="120" w:type="dxa"/>
-            </w:tcMar>
-            <w:tcBorders>
-              <w:top w:val="single" w:sz="4" w:space="0" w:color="CCCCCC"/>
-              <w:bottom w:val="single" w:sz="4" w:space="0" w:color="CCCCCC"/>
-              <w:left w:val="single" w:sz="4" w:space="0" w:color="CCCCCC"/>
-              <w:right w:val="single" w:sz="4" w:space="0" w:color="CCCCCC"/>
-            </w:tcBorders>
-          </w:tcPr>
-          <w:p>
-            <w:pPr>
-              <w:spacing w:before="60" w:after="60" w:line="252" w:lineRule="auto"/>
-              <w:jc w:val="left"/>
-            </w:pPr>
-            <w:r/>
-            <w:r>
-              <w:rPr>
-                <w:b/>
-              </w:rPr>
-              <w:t>Fri 14/08</w:t>
-            </w:r>
-          </w:p>
-        </w:tc>
-        <w:tc>
-          <w:tcPr>
-            <w:tcW w:type="dxa" w:w="864"/>
-            <w:shd w:fill="F8FAFC"/>
-            <w:tcMar>
-              <w:top w:w="100" w:type="dxa"/>
-              <w:bottom w:w="100" w:type="dxa"/>
-              <w:left w:w="120" w:type="dxa"/>
-              <w:right w:w="120" w:type="dxa"/>
-            </w:tcMar>
-            <w:tcBorders>
-              <w:top w:val="single" w:sz="4" w:space="0" w:color="CCCCCC"/>
-              <w:bottom w:val="single" w:sz="4" w:space="0" w:color="CCCCCC"/>
-              <w:left w:val="single" w:sz="4" w:space="0" w:color="CCCCCC"/>
-              <w:right w:val="single" w:sz="4" w:space="0" w:color="CCCCCC"/>
-            </w:tcBorders>
-          </w:tcPr>
-          <w:p>
-            <w:pPr>
-              <w:spacing w:before="60" w:after="60" w:line="252" w:lineRule="auto"/>
-              <w:jc w:val="left"/>
-            </w:pPr>
-            <w:r/>
-            <w:r>
-              <w:t>NY Open 21-23</w:t>
-            </w:r>
-          </w:p>
-        </w:tc>
-        <w:tc>
-          <w:tcPr>
-            <w:tcW w:type="dxa" w:w="1440"/>
-            <w:shd w:fill="F8FAFC"/>
-            <w:tcMar>
-              <w:top w:w="100" w:type="dxa"/>
-              <w:bottom w:w="100" w:type="dxa"/>
-              <w:left w:w="120" w:type="dxa"/>
-              <w:right w:w="120" w:type="dxa"/>
-            </w:tcMar>
-            <w:tcBorders>
-              <w:top w:val="single" w:sz="4" w:space="0" w:color="CCCCCC"/>
-              <w:bottom w:val="single" w:sz="4" w:space="0" w:color="CCCCCC"/>
-              <w:left w:val="single" w:sz="4" w:space="0" w:color="CCCCCC"/>
-              <w:right w:val="single" w:sz="4" w:space="0" w:color="CCCCCC"/>
-            </w:tcBorders>
-          </w:tcPr>
-          <w:p>
-            <w:pPr>
-              <w:spacing w:before="60" w:after="60" w:line="252" w:lineRule="auto"/>
-              <w:jc w:val="left"/>
-            </w:pPr>
-            <w:r/>
-            <w:r>
-              <w:t>671.25</w:t>
-            </w:r>
-          </w:p>
-        </w:tc>
-        <w:tc>
-          <w:tcPr>
-            <w:tcW w:type="dxa" w:w="2016"/>
-            <w:shd w:fill="F8FAFC"/>
-            <w:tcMar>
-              <w:top w:w="100" w:type="dxa"/>
-              <w:bottom w:w="100" w:type="dxa"/>
-              <w:left w:w="120" w:type="dxa"/>
-              <w:right w:w="120" w:type="dxa"/>
-            </w:tcMar>
-            <w:tcBorders>
-              <w:top w:val="single" w:sz="4" w:space="0" w:color="CCCCCC"/>
-              <w:bottom w:val="single" w:sz="4" w:space="0" w:color="CCCCCC"/>
-              <w:left w:val="single" w:sz="4" w:space="0" w:color="CCCCCC"/>
-              <w:right w:val="single" w:sz="4" w:space="0" w:color="CCCCCC"/>
-            </w:tcBorders>
-          </w:tcPr>
-          <w:p>
-            <w:pPr>
-              <w:spacing w:before="60" w:after="60" w:line="252" w:lineRule="auto"/>
-              <w:jc w:val="left"/>
-            </w:pPr>
-            <w:r/>
-            <w:r>
-              <w:t>679.75</w:t>
-            </w:r>
-          </w:p>
-        </w:tc>
-        <w:tc>
-          <w:tcPr>
-            <w:tcW w:type="dxa" w:w="1152"/>
-            <w:shd w:fill="F8FAFC"/>
-            <w:tcMar>
-              <w:top w:w="100" w:type="dxa"/>
-              <w:bottom w:w="100" w:type="dxa"/>
-              <w:left w:w="120" w:type="dxa"/>
-              <w:right w:w="120" w:type="dxa"/>
-            </w:tcMar>
-            <w:tcBorders>
-              <w:top w:val="single" w:sz="4" w:space="0" w:color="CCCCCC"/>
-              <w:bottom w:val="single" w:sz="4" w:space="0" w:color="CCCCCC"/>
-              <w:left w:val="single" w:sz="4" w:space="0" w:color="CCCCCC"/>
-              <w:right w:val="single" w:sz="4" w:space="0" w:color="CCCCCC"/>
-            </w:tcBorders>
-          </w:tcPr>
-          <w:p>
-            <w:pPr>
-              <w:spacing w:before="60" w:after="60" w:line="252" w:lineRule="auto"/>
-              <w:jc w:val="left"/>
-            </w:pPr>
-            <w:r/>
-            <w:r>
-              <w:t>657.25</w:t>
-            </w:r>
-          </w:p>
-        </w:tc>
-        <w:tc>
-          <w:tcPr>
-            <w:tcW w:type="dxa" w:w="1728"/>
-            <w:shd w:fill="F8FAFC"/>
-            <w:tcMar>
-              <w:top w:w="100" w:type="dxa"/>
-              <w:bottom w:w="100" w:type="dxa"/>
-              <w:left w:w="120" w:type="dxa"/>
-              <w:right w:w="120" w:type="dxa"/>
-            </w:tcMar>
-            <w:tcBorders>
-              <w:top w:val="single" w:sz="4" w:space="0" w:color="CCCCCC"/>
-              <w:bottom w:val="single" w:sz="4" w:space="0" w:color="CCCCCC"/>
-              <w:left w:val="single" w:sz="4" w:space="0" w:color="CCCCCC"/>
-              <w:right w:val="single" w:sz="4" w:space="0" w:color="CCCCCC"/>
-            </w:tcBorders>
-          </w:tcPr>
-          <w:p>
-            <w:pPr>
-              <w:spacing w:before="60" w:after="60" w:line="252" w:lineRule="auto"/>
-              <w:jc w:val="left"/>
-            </w:pPr>
-            <w:r/>
-            <w:r>
-              <w:rPr>
-                <w:b/>
-              </w:rPr>
-              <w:t>673.00</w:t>
-            </w:r>
-          </w:p>
-        </w:tc>
-        <w:tc>
-          <w:tcPr>
-            <w:tcW w:type="dxa" w:w="3456"/>
-            <w:shd w:fill="F8FAFC"/>
-            <w:tcMar>
-              <w:top w:w="100" w:type="dxa"/>
-              <w:bottom w:w="100" w:type="dxa"/>
-              <w:left w:w="120" w:type="dxa"/>
-              <w:right w:w="120" w:type="dxa"/>
-            </w:tcMar>
-            <w:tcBorders>
-              <w:top w:val="single" w:sz="4" w:space="0" w:color="CCCCCC"/>
-              <w:bottom w:val="single" w:sz="4" w:space="0" w:color="CCCCCC"/>
-              <w:left w:val="single" w:sz="4" w:space="0" w:color="CCCCCC"/>
-              <w:right w:val="single" w:sz="4" w:space="0" w:color="CCCCCC"/>
-            </w:tcBorders>
-          </w:tcPr>
-          <w:p>
-            <w:pPr>
-              <w:spacing w:before="60" w:after="60" w:line="252" w:lineRule="auto"/>
-              <w:jc w:val="left"/>
-            </w:pPr>
-            <w:r/>
-            <w:r>
-              <w:rPr>
-                <w:b/>
-              </w:rPr>
-              <w:t>+1.75</w:t>
-            </w:r>
-          </w:p>
-        </w:tc>
-        <w:tc>
-          <w:tcPr>
-            <w:tcW w:type="dxa" w:w="1440"/>
-            <w:shd w:fill="F8FAFC"/>
-            <w:tcMar>
-              <w:top w:w="100" w:type="dxa"/>
-              <w:bottom w:w="100" w:type="dxa"/>
-              <w:left w:w="120" w:type="dxa"/>
-              <w:right w:w="120" w:type="dxa"/>
-            </w:tcMar>
-            <w:tcBorders>
-              <w:top w:val="single" w:sz="4" w:space="0" w:color="CCCCCC"/>
-              <w:bottom w:val="single" w:sz="4" w:space="0" w:color="CCCCCC"/>
-              <w:left w:val="single" w:sz="4" w:space="0" w:color="CCCCCC"/>
-              <w:right w:val="single" w:sz="4" w:space="0" w:color="CCCCCC"/>
-            </w:tcBorders>
-          </w:tcPr>
-          <w:p>
-            <w:pPr>
-              <w:spacing w:before="60" w:after="60" w:line="252" w:lineRule="auto"/>
-              <w:jc w:val="left"/>
-            </w:pPr>
-            <w:r/>
-            <w:r>
-              <w:t>BULL</w:t>
-            </w:r>
-          </w:p>
-        </w:tc>
-      </w:tr>
-      <w:tr>
-        <w:tc>
-          <w:tcPr>
-            <w:tcW w:type="dxa" w:w="1584"/>
-            <w:shd w:fill="FFFFFF"/>
-            <w:tcMar>
-              <w:top w:w="100" w:type="dxa"/>
-              <w:bottom w:w="100" w:type="dxa"/>
-              <w:left w:w="120" w:type="dxa"/>
-              <w:right w:w="120" w:type="dxa"/>
-            </w:tcMar>
-            <w:tcBorders>
-              <w:top w:val="single" w:sz="4" w:space="0" w:color="CCCCCC"/>
-              <w:bottom w:val="single" w:sz="4" w:space="0" w:color="CCCCCC"/>
-              <w:left w:val="single" w:sz="4" w:space="0" w:color="CCCCCC"/>
-              <w:right w:val="single" w:sz="4" w:space="0" w:color="CCCCCC"/>
-            </w:tcBorders>
-          </w:tcPr>
-          <w:p>
-            <w:pPr>
-              <w:spacing w:before="60" w:after="60" w:line="252" w:lineRule="auto"/>
-              <w:jc w:val="left"/>
-            </w:pPr>
-            <w:r/>
-            <w:r>
-              <w:rPr>
-                <w:b/>
-              </w:rPr>
-              <w:t>Fri 14/08</w:t>
-            </w:r>
-          </w:p>
-        </w:tc>
-        <w:tc>
-          <w:tcPr>
-            <w:tcW w:type="dxa" w:w="864"/>
-            <w:shd w:fill="FFFFFF"/>
-            <w:tcMar>
-              <w:top w:w="100" w:type="dxa"/>
-              <w:bottom w:w="100" w:type="dxa"/>
-              <w:left w:w="120" w:type="dxa"/>
-              <w:right w:w="120" w:type="dxa"/>
-            </w:tcMar>
-            <w:tcBorders>
-              <w:top w:val="single" w:sz="4" w:space="0" w:color="CCCCCC"/>
-              <w:bottom w:val="single" w:sz="4" w:space="0" w:color="CCCCCC"/>
-              <w:left w:val="single" w:sz="4" w:space="0" w:color="CCCCCC"/>
-              <w:right w:val="single" w:sz="4" w:space="0" w:color="CCCCCC"/>
-            </w:tcBorders>
-          </w:tcPr>
-          <w:p>
-            <w:pPr>
-              <w:spacing w:before="60" w:after="60" w:line="252" w:lineRule="auto"/>
-              <w:jc w:val="left"/>
-            </w:pPr>
-            <w:r/>
-            <w:r>
-              <w:t>NY Close 23-01</w:t>
-            </w:r>
-          </w:p>
-        </w:tc>
-        <w:tc>
-          <w:tcPr>
-            <w:tcW w:type="dxa" w:w="1440"/>
-            <w:shd w:fill="FFFFFF"/>
-            <w:tcMar>
-              <w:top w:w="100" w:type="dxa"/>
-              <w:bottom w:w="100" w:type="dxa"/>
-              <w:left w:w="120" w:type="dxa"/>
-              <w:right w:w="120" w:type="dxa"/>
-            </w:tcMar>
-            <w:tcBorders>
-              <w:top w:val="single" w:sz="4" w:space="0" w:color="CCCCCC"/>
-              <w:bottom w:val="single" w:sz="4" w:space="0" w:color="CCCCCC"/>
-              <w:left w:val="single" w:sz="4" w:space="0" w:color="CCCCCC"/>
-              <w:right w:val="single" w:sz="4" w:space="0" w:color="CCCCCC"/>
-            </w:tcBorders>
-          </w:tcPr>
-          <w:p>
-            <w:pPr>
-              <w:spacing w:before="60" w:after="60" w:line="252" w:lineRule="auto"/>
-              <w:jc w:val="left"/>
-            </w:pPr>
-            <w:r/>
-            <w:r>
-              <w:t>673.00</w:t>
-            </w:r>
-          </w:p>
-        </w:tc>
-        <w:tc>
-          <w:tcPr>
-            <w:tcW w:type="dxa" w:w="2016"/>
-            <w:shd w:fill="FFFFFF"/>
-            <w:tcMar>
-              <w:top w:w="100" w:type="dxa"/>
-              <w:bottom w:w="100" w:type="dxa"/>
-              <w:left w:w="120" w:type="dxa"/>
-              <w:right w:w="120" w:type="dxa"/>
-            </w:tcMar>
-            <w:tcBorders>
-              <w:top w:val="single" w:sz="4" w:space="0" w:color="CCCCCC"/>
-              <w:bottom w:val="single" w:sz="4" w:space="0" w:color="CCCCCC"/>
-              <w:left w:val="single" w:sz="4" w:space="0" w:color="CCCCCC"/>
-              <w:right w:val="single" w:sz="4" w:space="0" w:color="CCCCCC"/>
-            </w:tcBorders>
-          </w:tcPr>
-          <w:p>
-            <w:pPr>
-              <w:spacing w:before="60" w:after="60" w:line="252" w:lineRule="auto"/>
-              <w:jc w:val="left"/>
-            </w:pPr>
-            <w:r/>
-            <w:r>
-              <w:t>679.25</w:t>
-            </w:r>
-          </w:p>
-        </w:tc>
-        <w:tc>
-          <w:tcPr>
-            <w:tcW w:type="dxa" w:w="1152"/>
-            <w:shd w:fill="FFFFFF"/>
-            <w:tcMar>
-              <w:top w:w="100" w:type="dxa"/>
-              <w:bottom w:w="100" w:type="dxa"/>
-              <w:left w:w="120" w:type="dxa"/>
-              <w:right w:w="120" w:type="dxa"/>
-            </w:tcMar>
-            <w:tcBorders>
-              <w:top w:val="single" w:sz="4" w:space="0" w:color="CCCCCC"/>
-              <w:bottom w:val="single" w:sz="4" w:space="0" w:color="CCCCCC"/>
-              <w:left w:val="single" w:sz="4" w:space="0" w:color="CCCCCC"/>
-              <w:right w:val="single" w:sz="4" w:space="0" w:color="CCCCCC"/>
-            </w:tcBorders>
-          </w:tcPr>
-          <w:p>
-            <w:pPr>
-              <w:spacing w:before="60" w:after="60" w:line="252" w:lineRule="auto"/>
-              <w:jc w:val="left"/>
-            </w:pPr>
-            <w:r/>
-            <w:r>
-              <w:t>666.50</w:t>
-            </w:r>
-          </w:p>
-        </w:tc>
-        <w:tc>
-          <w:tcPr>
-            <w:tcW w:type="dxa" w:w="1728"/>
-            <w:shd w:fill="FFFFFF"/>
-            <w:tcMar>
-              <w:top w:w="100" w:type="dxa"/>
-              <w:bottom w:w="100" w:type="dxa"/>
-              <w:left w:w="120" w:type="dxa"/>
-              <w:right w:w="120" w:type="dxa"/>
-            </w:tcMar>
-            <w:tcBorders>
-              <w:top w:val="single" w:sz="4" w:space="0" w:color="CCCCCC"/>
-              <w:bottom w:val="single" w:sz="4" w:space="0" w:color="CCCCCC"/>
-              <w:left w:val="single" w:sz="4" w:space="0" w:color="CCCCCC"/>
-              <w:right w:val="single" w:sz="4" w:space="0" w:color="CCCCCC"/>
-            </w:tcBorders>
-          </w:tcPr>
-          <w:p>
-            <w:pPr>
-              <w:spacing w:before="60" w:after="60" w:line="252" w:lineRule="auto"/>
-              <w:jc w:val="left"/>
-            </w:pPr>
-            <w:r/>
-            <w:r>
-              <w:rPr>
-                <w:b/>
-              </w:rPr>
-              <w:t>672.25</w:t>
+              <w:t>673.75</w:t>
             </w:r>
           </w:p>
         </w:tc>

--- a/Daily Reports/13_08_2026-CBOT Reports.docx
+++ b/Daily Reports/13_08_2026-CBOT Reports.docx
@@ -104,7 +104,7 @@
           <w:color w:val="5C768D"/>
           <w:sz w:val="19"/>
         </w:rPr>
-        <w:t>Cập nhật tự động qua `macro_tracker.py` vào lúc 15:01 ICT ngày 13/08/2026</w:t>
+        <w:t>Cập nhật tự động qua `macro_tracker.py` vào lúc 16:47 ICT ngày 13/08/2026</w:t>
       </w:r>
     </w:p>
     <w:tbl>
@@ -313,7 +313,7 @@
               <w:rPr>
                 <w:b/>
               </w:rPr>
-              <w:t>87.80 / thùng</w:t>
+              <w:t>87.34 / thùng</w:t>
             </w:r>
           </w:p>
         </w:tc>
@@ -344,7 +344,7 @@
               <w:rPr>
                 <w:b/>
               </w:rPr>
-              <w:t>-1.33%</w:t>
+              <w:t>-1.84%</w:t>
             </w:r>
           </w:p>
         </w:tc>
@@ -442,7 +442,7 @@
               <w:rPr>
                 <w:b/>
               </w:rPr>
-              <w:t>99.97</w:t>
+              <w:t>99.93</w:t>
             </w:r>
           </w:p>
         </w:tc>
@@ -473,7 +473,7 @@
               <w:rPr>
                 <w:b/>
               </w:rPr>
-              <w:t>-0.04%</w:t>
+              <w:t>-0.08%</w:t>
             </w:r>
           </w:p>
         </w:tc>
@@ -1218,7 +1218,7 @@
         <w:rPr>
           <w:b/>
         </w:rPr>
-        <w:t>`87.80` (-1.33%)</w:t>
+        <w:t>`87.34` (-1.84%)</w:t>
       </w:r>
       <w:r>
         <w:t xml:space="preserve"> | DXY: </w:t>
@@ -1227,7 +1227,7 @@
         <w:rPr>
           <w:b/>
         </w:rPr>
-        <w:t>`99.97` (-0.04%)</w:t>
+        <w:t>`99.93` (-0.08%)</w:t>
       </w:r>
       <w:r>
         <w:t xml:space="preserve"> | Lúa mì CBOT: </w:t>
@@ -1236,7 +1236,7 @@
         <w:rPr>
           <w:b/>
         </w:rPr>
-        <w:t>`649.25` (-0.46%)</w:t>
+        <w:t>`658.25` (+0.88%)</w:t>
       </w:r>
       <w:r>
         <w:t>.</w:t>
@@ -1306,7 +1306,7 @@
           <w:color w:val="5C768D"/>
           <w:sz w:val="19"/>
         </w:rPr>
-        <w:t>Cập nhật tự động lúc 15:01 ICT ngày 13/08/2026 — Nguồn: NOAA, USDA, BOM Australia</w:t>
+        <w:t>Cập nhật tự động lúc 16:47 ICT ngày 13/08/2026 — Nguồn: NOAA, USDA, BOM Australia</w:t>
       </w:r>
     </w:p>
     <w:p>
@@ -3574,7 +3574,7 @@
               <w:rPr>
                 <w:b/>
               </w:rPr>
-              <w:t>453.00</w:t>
+              <w:t>456.00</w:t>
             </w:r>
           </w:p>
         </w:tc>
@@ -3605,7 +3605,7 @@
               <w:rPr>
                 <w:b/>
               </w:rPr>
-              <w:t>454.47 (+1.47)</w:t>
+              <w:t>456.35 (+0.35)</w:t>
             </w:r>
           </w:p>
         </w:tc>
@@ -3633,7 +3633,7 @@
             </w:pPr>
             <w:r/>
             <w:r>
-              <w:t>Bullish (449.62 &gt; 445.10)</w:t>
+              <w:t>Bullish (450.62 &gt; 445.89)</w:t>
             </w:r>
           </w:p>
         </w:tc>
@@ -3661,7 +3661,7 @@
             </w:pPr>
             <w:r/>
             <w:r>
-              <w:t>2.00 cents</w:t>
+              <w:t>2.25 cents</w:t>
             </w:r>
           </w:p>
         </w:tc>
@@ -3822,7 +3822,7 @@
               <w:rPr>
                 <w:b/>
               </w:rPr>
-              <w:t>649.50</w:t>
+              <w:t>658.25</w:t>
             </w:r>
           </w:p>
         </w:tc>
@@ -3853,7 +3853,7 @@
               <w:rPr>
                 <w:b/>
               </w:rPr>
-              <w:t>651.74 (+2.24)</w:t>
+              <w:t>660.64 (+2.39)</w:t>
             </w:r>
           </w:p>
         </w:tc>
@@ -3881,7 +3881,7 @@
             </w:pPr>
             <w:r/>
             <w:r>
-              <w:t>Bullish (649.63 &gt; 646.12)</w:t>
+              <w:t>Bullish (650.69 &gt; 646.85)</w:t>
             </w:r>
           </w:p>
         </w:tc>
@@ -3909,7 +3909,7 @@
             </w:pPr>
             <w:r/>
             <w:r>
-              <w:t>7.50 cents</w:t>
+              <w:t>8.50 cents</w:t>
             </w:r>
           </w:p>
         </w:tc>
@@ -4347,7 +4347,7 @@
                 <w:b/>
                 <w:color w:val="15803D"/>
               </w:rPr>
-              <w:t>451.50 - 449.62 cents (Canh mua vùng hỗ trợ)</w:t>
+              <w:t>453.50 - 450.62 cents (Canh mua vùng hỗ trợ)</w:t>
             </w:r>
           </w:p>
         </w:tc>
@@ -4378,7 +4378,7 @@
               <w:rPr>
                 <w:b/>
               </w:rPr>
-              <w:t>423.94 cents (Dưới cản S2 + 1.5x ATR)</w:t>
+              <w:t>423.84 cents (Dưới cản S2 + 1.5x ATR)</w:t>
             </w:r>
           </w:p>
         </w:tc>
@@ -4414,7 +4414,7 @@
                 <w:color w:val="D97706"/>
                 <w:sz w:val="19"/>
               </w:rPr>
-              <w:t xml:space="preserve"> 455.00 cents </w:t>
+              <w:t xml:space="preserve"> 457.75 cents </w:t>
             </w:r>
             <w:r>
               <w:t xml:space="preserve"> / TP2: </w:t>
@@ -4559,7 +4559,7 @@
               <w:rPr>
                 <w:b/>
               </w:rPr>
-              <w:t>450.00 - 451.50 cents</w:t>
+              <w:t>452.00 - 453.50 cents</w:t>
             </w:r>
           </w:p>
         </w:tc>
@@ -4590,7 +4590,7 @@
               <w:rPr>
                 <w:b/>
               </w:rPr>
-              <w:t>424.87 cents (Chống quét SL tuyệt đối)</w:t>
+              <w:t>424.81 cents (Chống quét SL tuyệt đối)</w:t>
             </w:r>
           </w:p>
         </w:tc>
@@ -4752,7 +4752,7 @@
               <w:rPr>
                 <w:b/>
               </w:rPr>
-              <w:t>455.00 - 456.50 cents</w:t>
+              <w:t>457.75 - 459.25 cents</w:t>
             </w:r>
           </w:p>
         </w:tc>
@@ -4783,7 +4783,7 @@
               <w:rPr>
                 <w:b/>
               </w:rPr>
-              <w:t>456.88 cents</w:t>
+              <w:t>459.69 cents</w:t>
             </w:r>
           </w:p>
         </w:tc>
@@ -4945,7 +4945,7 @@
               <w:rPr>
                 <w:b/>
               </w:rPr>
-              <w:t>439.58 - 447.50 cents</w:t>
+              <w:t>439.41 - 447.50 cents</w:t>
             </w:r>
           </w:p>
         </w:tc>
@@ -5126,7 +5126,7 @@
                 <w:b/>
                 <w:color w:val="B91C1C"/>
               </w:rPr>
-              <w:t>649.63 - 646.12 cents (Canh bán hồi kỹ thuật H1)</w:t>
+              <w:t>650.69 - 646.85 cents (Canh bán hồi kỹ thuật H1)</w:t>
             </w:r>
           </w:p>
         </w:tc>
@@ -5157,7 +5157,7 @@
               <w:rPr>
                 <w:b/>
               </w:rPr>
-              <w:t>716.94 cents (Trên kháng cự R2 + 1.5x ATR)</w:t>
+              <w:t>717.87 cents (Trên kháng cự R2 + 1.5x ATR)</w:t>
             </w:r>
           </w:p>
         </w:tc>
@@ -5193,7 +5193,7 @@
                 <w:color w:val="D97706"/>
                 <w:sz w:val="19"/>
               </w:rPr>
-              <w:t xml:space="preserve"> 647.00 cents </w:t>
+              <w:t xml:space="preserve"> 655.50 cents </w:t>
             </w:r>
             <w:r>
               <w:t xml:space="preserve"> / TP2: </w:t>
@@ -5335,7 +5335,7 @@
               <w:rPr>
                 <w:b/>
               </w:rPr>
-              <w:t>645.00 - 647.00 cents</w:t>
+              <w:t>653.50 - 655.50 cents</w:t>
             </w:r>
           </w:p>
         </w:tc>
@@ -5366,7 +5366,7 @@
               <w:rPr>
                 <w:b/>
               </w:rPr>
-              <w:t>610.21 cents</w:t>
+              <w:t>609.58 cents</w:t>
             </w:r>
           </w:p>
         </w:tc>
@@ -5397,7 +5397,7 @@
               <w:rPr>
                 <w:b/>
               </w:rPr>
-              <w:t>652.50 cents (Đón sóng hồi trung hạn ~14.5 giá)</w:t>
+              <w:t>661.25 cents (Đón sóng hồi trung hạn ~14.5 giá)</w:t>
             </w:r>
           </w:p>
         </w:tc>
@@ -5528,7 +5528,7 @@
               <w:rPr>
                 <w:b/>
               </w:rPr>
-              <w:t>652.50 - 654.50 cents</w:t>
+              <w:t>661.25 - 663.25 cents</w:t>
             </w:r>
           </w:p>
         </w:tc>
@@ -5559,7 +5559,7 @@
               <w:rPr>
                 <w:b/>
               </w:rPr>
-              <w:t>656.29 cents</w:t>
+              <w:t>665.67 cents</w:t>
             </w:r>
           </w:p>
         </w:tc>
@@ -5721,7 +5721,7 @@
               <w:rPr>
                 <w:b/>
               </w:rPr>
-              <w:t>613.80 - 628.50 cents</w:t>
+              <w:t>611.17 - 628.50 cents</w:t>
             </w:r>
           </w:p>
         </w:tc>
@@ -11599,7 +11599,7 @@
         <w:t>Giá Chốt Phiên (Close):</w:t>
       </w:r>
       <w:r>
-        <w:t xml:space="preserve"> 453.00 cents | </w:t>
+        <w:t xml:space="preserve"> 456.00 cents | </w:t>
       </w:r>
       <w:r>
         <w:rPr>
@@ -11614,10 +11614,10 @@
         <w:rPr>
           <w:b/>
         </w:rPr>
-        <w:t>`454.47 cents`</w:t>
+        <w:t>`456.35 cents`</w:t>
       </w:r>
       <w:r>
-        <w:t xml:space="preserve"> (+1.47).</w:t>
+        <w:t xml:space="preserve"> (+0.35).</w:t>
       </w:r>
     </w:p>
     <w:p>
@@ -11638,7 +11638,7 @@
         <w:rPr>
           <w:b/>
         </w:rPr>
-        <w:t>`8,022`</w:t>
+        <w:t>`9,179`</w:t>
       </w:r>
       <w:r>
         <w:t xml:space="preserve"> (Chênh lệch: </w:t>
@@ -11647,7 +11647,7 @@
         <w:rPr>
           <w:b/>
         </w:rPr>
-        <w:t>`-202,136`</w:t>
+        <w:t>`-200,979`</w:t>
       </w:r>
       <w:r>
         <w:t xml:space="preserve">) | OI: </w:t>
@@ -11981,7 +11981,7 @@
               <w:rPr>
                 <w:b/>
               </w:rPr>
-              <w:t>87.80</w:t>
+              <w:t>87.34</w:t>
             </w:r>
           </w:p>
         </w:tc>
@@ -12012,7 +12012,7 @@
               <w:rPr>
                 <w:b/>
               </w:rPr>
-              <w:t>-1.33%</w:t>
+              <w:t>-1.84%</w:t>
             </w:r>
           </w:p>
         </w:tc>
@@ -12104,7 +12104,7 @@
               <w:rPr>
                 <w:b/>
               </w:rPr>
-              <w:t>99.97</w:t>
+              <w:t>99.93</w:t>
             </w:r>
           </w:p>
         </w:tc>
@@ -12135,7 +12135,7 @@
               <w:rPr>
                 <w:b/>
               </w:rPr>
-              <w:t>-0.04%</w:t>
+              <w:t>-0.08%</w:t>
             </w:r>
           </w:p>
         </w:tc>
@@ -12739,7 +12739,7 @@
         <w:t xml:space="preserve"> EMA_21 </w:t>
       </w:r>
       <w:r>
-        <w:t xml:space="preserve"> (449.62) &gt; </w:t>
+        <w:t xml:space="preserve"> (450.62) &gt; </w:t>
       </w:r>
       <w:r>
         <w:rPr>
@@ -12750,7 +12750,7 @@
         <w:t xml:space="preserve"> EMA_50 </w:t>
       </w:r>
       <w:r>
-        <w:t xml:space="preserve"> (445.10).</w:t>
+        <w:t xml:space="preserve"> (445.89).</w:t>
       </w:r>
     </w:p>
     <w:p>
@@ -12771,7 +12771,7 @@
         <w:rPr>
           <w:b/>
         </w:rPr>
-        <w:t>`66.20`</w:t>
+        <w:t>`72.05`</w:t>
       </w:r>
       <w:r>
         <w:t xml:space="preserve"> | ATR (14) = </w:t>
@@ -12780,7 +12780,7 @@
         <w:rPr>
           <w:b/>
         </w:rPr>
-        <w:t>`1.88`</w:t>
+        <w:t>`1.94`</w:t>
       </w:r>
       <w:r>
         <w:t xml:space="preserve"> cents | Volatility = </w:t>
@@ -12789,7 +12789,7 @@
         <w:rPr>
           <w:b/>
         </w:rPr>
-        <w:t>`2.00 cents`</w:t>
+        <w:t>`2.25 cents`</w:t>
       </w:r>
       <w:r>
         <w:t>.</w:t>
@@ -12813,7 +12813,7 @@
         <w:rPr>
           <w:b/>
         </w:rPr>
-        <w:t>`451.50`</w:t>
+        <w:t>`453.50`</w:t>
       </w:r>
       <w:r>
         <w:t xml:space="preserve"> | S2: </w:t>
@@ -12831,7 +12831,7 @@
         <w:rPr>
           <w:b/>
         </w:rPr>
-        <w:t>`455.00`</w:t>
+        <w:t>`457.75`</w:t>
       </w:r>
       <w:r>
         <w:t xml:space="preserve"> | R2: </w:t>
@@ -13574,7 +13574,7 @@
           <w:b/>
           <w:color w:val="15803D"/>
         </w:rPr>
-        <w:t>`451.50 - 449.62 cents (Canh mua vùng hỗ trợ)`</w:t>
+        <w:t>`453.50 - 450.62 cents (Canh mua vùng hỗ trợ)`</w:t>
       </w:r>
       <w:r>
         <w:t xml:space="preserve"> | SL: </w:t>
@@ -13583,7 +13583,7 @@
         <w:rPr>
           <w:b/>
         </w:rPr>
-        <w:t>`423.94 cents (Dưới cản S2 + 1.5x ATR)`</w:t>
+        <w:t>`423.84 cents (Dưới cản S2 + 1.5x ATR)`</w:t>
       </w:r>
       <w:r>
         <w:t xml:space="preserve"> | TP: </w:t>
@@ -13594,7 +13594,7 @@
           <w:color w:val="D97706"/>
           <w:sz w:val="19"/>
         </w:rPr>
-        <w:t xml:space="preserve"> 455.00 cents </w:t>
+        <w:t xml:space="preserve"> 457.75 cents </w:t>
       </w:r>
       <w:r>
         <w:t xml:space="preserve"> / </w:t>
@@ -13645,7 +13645,7 @@
         <w:rPr>
           <w:b/>
         </w:rPr>
-        <w:t>`450.00 - 451.50 cents`</w:t>
+        <w:t>`452.00 - 453.50 cents`</w:t>
       </w:r>
       <w:r>
         <w:t xml:space="preserve"> | SL: </w:t>
@@ -13654,7 +13654,7 @@
         <w:rPr>
           <w:b/>
         </w:rPr>
-        <w:t>`424.87 cents (Chống quét SL tuyệt đối)`</w:t>
+        <w:t>`424.81 cents (Chống quét SL tuyệt đối)`</w:t>
       </w:r>
       <w:r>
         <w:t xml:space="preserve"> | TP: </w:t>
@@ -13691,7 +13691,7 @@
         <w:rPr>
           <w:b/>
         </w:rPr>
-        <w:t>`455.00 - 456.50 cents`</w:t>
+        <w:t>`457.75 - 459.25 cents`</w:t>
       </w:r>
       <w:r>
         <w:t xml:space="preserve"> | SL: </w:t>
@@ -13700,7 +13700,7 @@
         <w:rPr>
           <w:b/>
         </w:rPr>
-        <w:t>`456.88 cents`</w:t>
+        <w:t>`459.69 cents`</w:t>
       </w:r>
       <w:r>
         <w:t xml:space="preserve"> | TP: </w:t>
@@ -13749,7 +13749,7 @@
         <w:rPr>
           <w:b/>
         </w:rPr>
-        <w:t>`439.58 - 447.50 cents`</w:t>
+        <w:t>`439.41 - 447.50 cents`</w:t>
       </w:r>
     </w:p>
     <w:p>
@@ -14156,7 +14156,7 @@
             </w:pPr>
             <w:r/>
             <w:r>
-              <w:t>453.00</w:t>
+              <w:t>456.00</w:t>
             </w:r>
           </w:p>
         </w:tc>
@@ -14184,7 +14184,7 @@
             </w:pPr>
             <w:r/>
             <w:r>
-              <w:t>456.75</w:t>
+              <w:t>459.75</w:t>
             </w:r>
           </w:p>
         </w:tc>
@@ -14212,7 +14212,7 @@
             </w:pPr>
             <w:r/>
             <w:r>
-              <w:t>449.75</w:t>
+              <w:t>452.75</w:t>
             </w:r>
           </w:p>
         </w:tc>
@@ -14243,7 +14243,7 @@
               <w:rPr>
                 <w:b/>
               </w:rPr>
-              <w:t>453.25</w:t>
+              <w:t>456.25</w:t>
             </w:r>
           </w:p>
         </w:tc>
@@ -14391,7 +14391,7 @@
             </w:pPr>
             <w:r/>
             <w:r>
-              <w:t>453.25</w:t>
+              <w:t>456.25</w:t>
             </w:r>
           </w:p>
         </w:tc>
@@ -14419,7 +14419,7 @@
             </w:pPr>
             <w:r/>
             <w:r>
-              <w:t>456.00</w:t>
+              <w:t>459.00</w:t>
             </w:r>
           </w:p>
         </w:tc>
@@ -14447,7 +14447,7 @@
             </w:pPr>
             <w:r/>
             <w:r>
-              <w:t>449.50</w:t>
+              <w:t>452.50</w:t>
             </w:r>
           </w:p>
         </w:tc>
@@ -14478,7 +14478,7 @@
               <w:rPr>
                 <w:b/>
               </w:rPr>
-              <w:t>452.75</w:t>
+              <w:t>455.75</w:t>
             </w:r>
           </w:p>
         </w:tc>
@@ -14626,7 +14626,7 @@
             </w:pPr>
             <w:r/>
             <w:r>
-              <w:t>452.75</w:t>
+              <w:t>455.75</w:t>
             </w:r>
           </w:p>
         </w:tc>
@@ -14654,7 +14654,7 @@
             </w:pPr>
             <w:r/>
             <w:r>
-              <w:t>455.75</w:t>
+              <w:t>458.75</w:t>
             </w:r>
           </w:p>
         </w:tc>
@@ -14682,7 +14682,7 @@
             </w:pPr>
             <w:r/>
             <w:r>
-              <w:t>448.75</w:t>
+              <w:t>451.75</w:t>
             </w:r>
           </w:p>
         </w:tc>
@@ -14713,7 +14713,7 @@
               <w:rPr>
                 <w:b/>
               </w:rPr>
-              <w:t>453.50</w:t>
+              <w:t>456.50</w:t>
             </w:r>
           </w:p>
         </w:tc>
@@ -14861,7 +14861,7 @@
             </w:pPr>
             <w:r/>
             <w:r>
-              <w:t>453.50</w:t>
+              <w:t>456.50</w:t>
             </w:r>
           </w:p>
         </w:tc>
@@ -14889,7 +14889,7 @@
             </w:pPr>
             <w:r/>
             <w:r>
-              <w:t>458.00</w:t>
+              <w:t>461.00</w:t>
             </w:r>
           </w:p>
         </w:tc>
@@ -14917,7 +14917,7 @@
             </w:pPr>
             <w:r/>
             <w:r>
-              <w:t>448.50</w:t>
+              <w:t>451.50</w:t>
             </w:r>
           </w:p>
         </w:tc>
@@ -14948,7 +14948,7 @@
               <w:rPr>
                 <w:b/>
               </w:rPr>
-              <w:t>454.25</w:t>
+              <w:t>457.25</w:t>
             </w:r>
           </w:p>
         </w:tc>
@@ -15096,7 +15096,7 @@
             </w:pPr>
             <w:r/>
             <w:r>
-              <w:t>454.25</w:t>
+              <w:t>457.25</w:t>
             </w:r>
           </w:p>
         </w:tc>
@@ -15124,7 +15124,7 @@
             </w:pPr>
             <w:r/>
             <w:r>
-              <w:t>459.75</w:t>
+              <w:t>462.75</w:t>
             </w:r>
           </w:p>
         </w:tc>
@@ -15152,7 +15152,7 @@
             </w:pPr>
             <w:r/>
             <w:r>
-              <w:t>448.00</w:t>
+              <w:t>451.00</w:t>
             </w:r>
           </w:p>
         </w:tc>
@@ -15183,7 +15183,7 @@
               <w:rPr>
                 <w:b/>
               </w:rPr>
-              <w:t>456.50</w:t>
+              <w:t>459.50</w:t>
             </w:r>
           </w:p>
         </w:tc>
@@ -15331,7 +15331,7 @@
             </w:pPr>
             <w:r/>
             <w:r>
-              <w:t>456.50</w:t>
+              <w:t>459.50</w:t>
             </w:r>
           </w:p>
         </w:tc>
@@ -15359,7 +15359,7 @@
             </w:pPr>
             <w:r/>
             <w:r>
-              <w:t>459.50</w:t>
+              <w:t>462.50</w:t>
             </w:r>
           </w:p>
         </w:tc>
@@ -15387,7 +15387,7 @@
             </w:pPr>
             <w:r/>
             <w:r>
-              <w:t>452.25</w:t>
+              <w:t>455.25</w:t>
             </w:r>
           </w:p>
         </w:tc>
@@ -15418,7 +15418,7 @@
               <w:rPr>
                 <w:b/>
               </w:rPr>
-              <w:t>456.75</w:t>
+              <w:t>459.75</w:t>
             </w:r>
           </w:p>
         </w:tc>
@@ -15566,7 +15566,7 @@
             </w:pPr>
             <w:r/>
             <w:r>
-              <w:t>456.75</w:t>
+              <w:t>459.75</w:t>
             </w:r>
           </w:p>
         </w:tc>
@@ -15594,7 +15594,7 @@
             </w:pPr>
             <w:r/>
             <w:r>
-              <w:t>460.00</w:t>
+              <w:t>463.00</w:t>
             </w:r>
           </w:p>
         </w:tc>
@@ -15622,7 +15622,7 @@
             </w:pPr>
             <w:r/>
             <w:r>
-              <w:t>450.25</w:t>
+              <w:t>453.25</w:t>
             </w:r>
           </w:p>
         </w:tc>
@@ -15653,7 +15653,7 @@
               <w:rPr>
                 <w:b/>
               </w:rPr>
-              <w:t>457.50</w:t>
+              <w:t>460.50</w:t>
             </w:r>
           </w:p>
         </w:tc>
@@ -15801,7 +15801,7 @@
             </w:pPr>
             <w:r/>
             <w:r>
-              <w:t>457.50</w:t>
+              <w:t>460.50</w:t>
             </w:r>
           </w:p>
         </w:tc>
@@ -15829,7 +15829,7 @@
             </w:pPr>
             <w:r/>
             <w:r>
-              <w:t>460.50</w:t>
+              <w:t>463.50</w:t>
             </w:r>
           </w:p>
         </w:tc>
@@ -15857,7 +15857,7 @@
             </w:pPr>
             <w:r/>
             <w:r>
-              <w:t>453.00</w:t>
+              <w:t>456.00</w:t>
             </w:r>
           </w:p>
         </w:tc>
@@ -15888,7 +15888,7 @@
               <w:rPr>
                 <w:b/>
               </w:rPr>
-              <w:t>457.00</w:t>
+              <w:t>460.00</w:t>
             </w:r>
           </w:p>
         </w:tc>
@@ -16036,7 +16036,7 @@
             </w:pPr>
             <w:r/>
             <w:r>
-              <w:t>457.00</w:t>
+              <w:t>460.00</w:t>
             </w:r>
           </w:p>
         </w:tc>
@@ -16064,7 +16064,7 @@
             </w:pPr>
             <w:r/>
             <w:r>
-              <w:t>461.00</w:t>
+              <w:t>464.00</w:t>
             </w:r>
           </w:p>
         </w:tc>
@@ -16092,7 +16092,7 @@
             </w:pPr>
             <w:r/>
             <w:r>
-              <w:t>451.25</w:t>
+              <w:t>454.25</w:t>
             </w:r>
           </w:p>
         </w:tc>
@@ -16123,7 +16123,7 @@
               <w:rPr>
                 <w:b/>
               </w:rPr>
-              <w:t>457.50</w:t>
+              <w:t>460.50</w:t>
             </w:r>
           </w:p>
         </w:tc>
@@ -16271,7 +16271,7 @@
             </w:pPr>
             <w:r/>
             <w:r>
-              <w:t>457.50</w:t>
+              <w:t>460.50</w:t>
             </w:r>
           </w:p>
         </w:tc>
@@ -16299,7 +16299,7 @@
             </w:pPr>
             <w:r/>
             <w:r>
-              <w:t>460.00</w:t>
+              <w:t>463.00</w:t>
             </w:r>
           </w:p>
         </w:tc>
@@ -16327,7 +16327,7 @@
             </w:pPr>
             <w:r/>
             <w:r>
-              <w:t>454.25</w:t>
+              <w:t>457.25</w:t>
             </w:r>
           </w:p>
         </w:tc>
@@ -16358,7 +16358,7 @@
               <w:rPr>
                 <w:b/>
               </w:rPr>
-              <w:t>458.00</w:t>
+              <w:t>461.00</w:t>
             </w:r>
           </w:p>
         </w:tc>
@@ -16506,7 +16506,7 @@
             </w:pPr>
             <w:r/>
             <w:r>
-              <w:t>458.00</w:t>
+              <w:t>461.00</w:t>
             </w:r>
           </w:p>
         </w:tc>
@@ -16534,7 +16534,7 @@
             </w:pPr>
             <w:r/>
             <w:r>
-              <w:t>461.50</w:t>
+              <w:t>464.50</w:t>
             </w:r>
           </w:p>
         </w:tc>
@@ -16562,7 +16562,7 @@
             </w:pPr>
             <w:r/>
             <w:r>
-              <w:t>452.00</w:t>
+              <w:t>455.00</w:t>
             </w:r>
           </w:p>
         </w:tc>
@@ -16593,7 +16593,7 @@
               <w:rPr>
                 <w:b/>
               </w:rPr>
-              <w:t>459.00</w:t>
+              <w:t>462.00</w:t>
             </w:r>
           </w:p>
         </w:tc>
@@ -16741,7 +16741,7 @@
             </w:pPr>
             <w:r/>
             <w:r>
-              <w:t>459.00</w:t>
+              <w:t>462.00</w:t>
             </w:r>
           </w:p>
         </w:tc>
@@ -16769,7 +16769,7 @@
             </w:pPr>
             <w:r/>
             <w:r>
-              <w:t>461.75</w:t>
+              <w:t>464.75</w:t>
             </w:r>
           </w:p>
         </w:tc>
@@ -16797,7 +16797,7 @@
             </w:pPr>
             <w:r/>
             <w:r>
-              <w:t>456.50</w:t>
+              <w:t>459.50</w:t>
             </w:r>
           </w:p>
         </w:tc>
@@ -16828,7 +16828,7 @@
               <w:rPr>
                 <w:b/>
               </w:rPr>
-              <w:t>459.00</w:t>
+              <w:t>462.00</w:t>
             </w:r>
           </w:p>
         </w:tc>
@@ -16976,7 +16976,7 @@
             </w:pPr>
             <w:r/>
             <w:r>
-              <w:t>459.00</w:t>
+              <w:t>462.00</w:t>
             </w:r>
           </w:p>
         </w:tc>
@@ -17004,7 +17004,7 @@
             </w:pPr>
             <w:r/>
             <w:r>
-              <w:t>461.75</w:t>
+              <w:t>464.75</w:t>
             </w:r>
           </w:p>
         </w:tc>
@@ -17032,7 +17032,7 @@
             </w:pPr>
             <w:r/>
             <w:r>
-              <w:t>456.50</w:t>
+              <w:t>459.50</w:t>
             </w:r>
           </w:p>
         </w:tc>
@@ -17063,7 +17063,7 @@
               <w:rPr>
                 <w:b/>
               </w:rPr>
-              <w:t>458.50</w:t>
+              <w:t>461.50</w:t>
             </w:r>
           </w:p>
         </w:tc>
@@ -17211,7 +17211,7 @@
             </w:pPr>
             <w:r/>
             <w:r>
-              <w:t>458.50</w:t>
+              <w:t>461.50</w:t>
             </w:r>
           </w:p>
         </w:tc>
@@ -17239,7 +17239,7 @@
             </w:pPr>
             <w:r/>
             <w:r>
-              <w:t>461.50</w:t>
+              <w:t>464.50</w:t>
             </w:r>
           </w:p>
         </w:tc>
@@ -17267,7 +17267,7 @@
             </w:pPr>
             <w:r/>
             <w:r>
-              <w:t>455.25</w:t>
+              <w:t>458.25</w:t>
             </w:r>
           </w:p>
         </w:tc>
@@ -17298,7 +17298,7 @@
               <w:rPr>
                 <w:b/>
               </w:rPr>
-              <w:t>458.25</w:t>
+              <w:t>461.25</w:t>
             </w:r>
           </w:p>
         </w:tc>
@@ -17446,7 +17446,7 @@
             </w:pPr>
             <w:r/>
             <w:r>
-              <w:t>458.25</w:t>
+              <w:t>461.25</w:t>
             </w:r>
           </w:p>
         </w:tc>
@@ -17474,7 +17474,7 @@
             </w:pPr>
             <w:r/>
             <w:r>
-              <w:t>462.25</w:t>
+              <w:t>465.25</w:t>
             </w:r>
           </w:p>
         </w:tc>
@@ -17502,7 +17502,7 @@
             </w:pPr>
             <w:r/>
             <w:r>
-              <w:t>453.00</w:t>
+              <w:t>456.00</w:t>
             </w:r>
           </w:p>
         </w:tc>
@@ -17533,7 +17533,7 @@
               <w:rPr>
                 <w:b/>
               </w:rPr>
-              <w:t>458.75</w:t>
+              <w:t>461.75</w:t>
             </w:r>
           </w:p>
         </w:tc>
@@ -17681,7 +17681,7 @@
             </w:pPr>
             <w:r/>
             <w:r>
-              <w:t>458.75</w:t>
+              <w:t>461.75</w:t>
             </w:r>
           </w:p>
         </w:tc>
@@ -17709,7 +17709,7 @@
             </w:pPr>
             <w:r/>
             <w:r>
-              <w:t>463.50</w:t>
+              <w:t>466.50</w:t>
             </w:r>
           </w:p>
         </w:tc>
@@ -17737,7 +17737,7 @@
             </w:pPr>
             <w:r/>
             <w:r>
-              <w:t>451.75</w:t>
+              <w:t>454.75</w:t>
             </w:r>
           </w:p>
         </w:tc>
@@ -17768,7 +17768,7 @@
               <w:rPr>
                 <w:b/>
               </w:rPr>
-              <w:t>460.75</w:t>
+              <w:t>463.75</w:t>
             </w:r>
           </w:p>
         </w:tc>
@@ -17916,7 +17916,7 @@
             </w:pPr>
             <w:r/>
             <w:r>
-              <w:t>460.75</w:t>
+              <w:t>463.75</w:t>
             </w:r>
           </w:p>
         </w:tc>
@@ -17944,7 +17944,7 @@
             </w:pPr>
             <w:r/>
             <w:r>
-              <w:t>468.75</w:t>
+              <w:t>471.75</w:t>
             </w:r>
           </w:p>
         </w:tc>
@@ -17972,7 +17972,7 @@
             </w:pPr>
             <w:r/>
             <w:r>
-              <w:t>453.75</w:t>
+              <w:t>456.75</w:t>
             </w:r>
           </w:p>
         </w:tc>
@@ -18003,7 +18003,7 @@
               <w:rPr>
                 <w:b/>
               </w:rPr>
-              <w:t>462.25</w:t>
+              <w:t>465.25</w:t>
             </w:r>
           </w:p>
         </w:tc>
@@ -18151,7 +18151,7 @@
             </w:pPr>
             <w:r/>
             <w:r>
-              <w:t>462.25</w:t>
+              <w:t>465.25</w:t>
             </w:r>
           </w:p>
         </w:tc>
@@ -18179,7 +18179,7 @@
             </w:pPr>
             <w:r/>
             <w:r>
-              <w:t>466.75</w:t>
+              <w:t>469.75</w:t>
             </w:r>
           </w:p>
         </w:tc>
@@ -18207,7 +18207,7 @@
             </w:pPr>
             <w:r/>
             <w:r>
-              <w:t>458.00</w:t>
+              <w:t>461.00</w:t>
             </w:r>
           </w:p>
         </w:tc>
@@ -18238,7 +18238,7 @@
               <w:rPr>
                 <w:b/>
               </w:rPr>
-              <w:t>461.75</w:t>
+              <w:t>464.75</w:t>
             </w:r>
           </w:p>
         </w:tc>
@@ -18386,7 +18386,7 @@
             </w:pPr>
             <w:r/>
             <w:r>
-              <w:t>461.75</w:t>
+              <w:t>464.75</w:t>
             </w:r>
           </w:p>
         </w:tc>
@@ -18414,7 +18414,7 @@
             </w:pPr>
             <w:r/>
             <w:r>
-              <w:t>464.00</w:t>
+              <w:t>467.00</w:t>
             </w:r>
           </w:p>
         </w:tc>
@@ -18442,7 +18442,7 @@
             </w:pPr>
             <w:r/>
             <w:r>
-              <w:t>459.00</w:t>
+              <w:t>462.00</w:t>
             </w:r>
           </w:p>
         </w:tc>
@@ -18473,7 +18473,7 @@
               <w:rPr>
                 <w:b/>
               </w:rPr>
-              <w:t>461.50</w:t>
+              <w:t>464.50</w:t>
             </w:r>
           </w:p>
         </w:tc>
@@ -18621,7 +18621,7 @@
             </w:pPr>
             <w:r/>
             <w:r>
-              <w:t>461.50</w:t>
+              <w:t>464.50</w:t>
             </w:r>
           </w:p>
         </w:tc>
@@ -18649,7 +18649,7 @@
             </w:pPr>
             <w:r/>
             <w:r>
-              <w:t>463.50</w:t>
+              <w:t>466.50</w:t>
             </w:r>
           </w:p>
         </w:tc>
@@ -18677,7 +18677,7 @@
             </w:pPr>
             <w:r/>
             <w:r>
-              <w:t>457.00</w:t>
+              <w:t>460.00</w:t>
             </w:r>
           </w:p>
         </w:tc>
@@ -18708,7 +18708,7 @@
               <w:rPr>
                 <w:b/>
               </w:rPr>
-              <w:t>461.75</w:t>
+              <w:t>464.75</w:t>
             </w:r>
           </w:p>
         </w:tc>
@@ -18856,7 +18856,7 @@
             </w:pPr>
             <w:r/>
             <w:r>
-              <w:t>461.75</w:t>
+              <w:t>464.75</w:t>
             </w:r>
           </w:p>
         </w:tc>
@@ -18884,7 +18884,7 @@
             </w:pPr>
             <w:r/>
             <w:r>
-              <w:t>465.50</w:t>
+              <w:t>468.50</w:t>
             </w:r>
           </w:p>
         </w:tc>
@@ -18912,7 +18912,7 @@
             </w:pPr>
             <w:r/>
             <w:r>
-              <w:t>459.00</w:t>
+              <w:t>462.00</w:t>
             </w:r>
           </w:p>
         </w:tc>
@@ -18943,7 +18943,7 @@
               <w:rPr>
                 <w:b/>
               </w:rPr>
-              <w:t>462.25</w:t>
+              <w:t>465.25</w:t>
             </w:r>
           </w:p>
         </w:tc>
@@ -19091,7 +19091,7 @@
             </w:pPr>
             <w:r/>
             <w:r>
-              <w:t>462.25</w:t>
+              <w:t>465.25</w:t>
             </w:r>
           </w:p>
         </w:tc>
@@ -19119,7 +19119,7 @@
             </w:pPr>
             <w:r/>
             <w:r>
-              <w:t>465.25</w:t>
+              <w:t>468.25</w:t>
             </w:r>
           </w:p>
         </w:tc>
@@ -19147,7 +19147,7 @@
             </w:pPr>
             <w:r/>
             <w:r>
-              <w:t>457.75</w:t>
+              <w:t>460.75</w:t>
             </w:r>
           </w:p>
         </w:tc>
@@ -19178,7 +19178,7 @@
               <w:rPr>
                 <w:b/>
               </w:rPr>
-              <w:t>462.50</w:t>
+              <w:t>465.50</w:t>
             </w:r>
           </w:p>
         </w:tc>
@@ -19326,7 +19326,7 @@
             </w:pPr>
             <w:r/>
             <w:r>
-              <w:t>462.50</w:t>
+              <w:t>465.50</w:t>
             </w:r>
           </w:p>
         </w:tc>
@@ -19354,7 +19354,7 @@
             </w:pPr>
             <w:r/>
             <w:r>
-              <w:t>466.75</w:t>
+              <w:t>469.75</w:t>
             </w:r>
           </w:p>
         </w:tc>
@@ -19382,7 +19382,7 @@
             </w:pPr>
             <w:r/>
             <w:r>
-              <w:t>459.25</w:t>
+              <w:t>462.25</w:t>
             </w:r>
           </w:p>
         </w:tc>
@@ -19413,7 +19413,7 @@
               <w:rPr>
                 <w:b/>
               </w:rPr>
-              <w:t>463.25</w:t>
+              <w:t>466.25</w:t>
             </w:r>
           </w:p>
         </w:tc>
@@ -19561,7 +19561,7 @@
             </w:pPr>
             <w:r/>
             <w:r>
-              <w:t>463.25</w:t>
+              <w:t>466.25</w:t>
             </w:r>
           </w:p>
         </w:tc>
@@ -19589,7 +19589,7 @@
             </w:pPr>
             <w:r/>
             <w:r>
-              <w:t>466.75</w:t>
+              <w:t>469.75</w:t>
             </w:r>
           </w:p>
         </w:tc>
@@ -19617,7 +19617,7 @@
             </w:pPr>
             <w:r/>
             <w:r>
-              <w:t>461.00</w:t>
+              <w:t>464.00</w:t>
             </w:r>
           </w:p>
         </w:tc>
@@ -19648,7 +19648,7 @@
               <w:rPr>
                 <w:b/>
               </w:rPr>
-              <w:t>463.25</w:t>
+              <w:t>466.25</w:t>
             </w:r>
           </w:p>
         </w:tc>
@@ -19796,7 +19796,7 @@
             </w:pPr>
             <w:r/>
             <w:r>
-              <w:t>463.25</w:t>
+              <w:t>466.25</w:t>
             </w:r>
           </w:p>
         </w:tc>
@@ -19824,7 +19824,7 @@
             </w:pPr>
             <w:r/>
             <w:r>
-              <w:t>467.00</w:t>
+              <w:t>470.00</w:t>
             </w:r>
           </w:p>
         </w:tc>
@@ -19852,7 +19852,7 @@
             </w:pPr>
             <w:r/>
             <w:r>
-              <w:t>459.75</w:t>
+              <w:t>462.75</w:t>
             </w:r>
           </w:p>
         </w:tc>
@@ -19883,7 +19883,7 @@
               <w:rPr>
                 <w:b/>
               </w:rPr>
-              <w:t>463.00</w:t>
+              <w:t>466.00</w:t>
             </w:r>
           </w:p>
         </w:tc>
@@ -20031,7 +20031,7 @@
             </w:pPr>
             <w:r/>
             <w:r>
-              <w:t>463.00</w:t>
+              <w:t>466.00</w:t>
             </w:r>
           </w:p>
         </w:tc>
@@ -20059,7 +20059,7 @@
             </w:pPr>
             <w:r/>
             <w:r>
-              <w:t>466.50</w:t>
+              <w:t>469.50</w:t>
             </w:r>
           </w:p>
         </w:tc>
@@ -20087,7 +20087,7 @@
             </w:pPr>
             <w:r/>
             <w:r>
-              <w:t>459.75</w:t>
+              <w:t>462.75</w:t>
             </w:r>
           </w:p>
         </w:tc>
@@ -20118,7 +20118,7 @@
               <w:rPr>
                 <w:b/>
               </w:rPr>
-              <w:t>462.75</w:t>
+              <w:t>465.75</w:t>
             </w:r>
           </w:p>
         </w:tc>
@@ -20266,7 +20266,7 @@
             </w:pPr>
             <w:r/>
             <w:r>
-              <w:t>462.75</w:t>
+              <w:t>465.75</w:t>
             </w:r>
           </w:p>
         </w:tc>
@@ -20294,7 +20294,7 @@
             </w:pPr>
             <w:r/>
             <w:r>
-              <w:t>465.75</w:t>
+              <w:t>468.75</w:t>
             </w:r>
           </w:p>
         </w:tc>
@@ -20322,7 +20322,7 @@
             </w:pPr>
             <w:r/>
             <w:r>
-              <w:t>460.00</w:t>
+              <w:t>463.00</w:t>
             </w:r>
           </w:p>
         </w:tc>
@@ -20353,7 +20353,7 @@
               <w:rPr>
                 <w:b/>
               </w:rPr>
-              <w:t>463.00</w:t>
+              <w:t>466.00</w:t>
             </w:r>
           </w:p>
         </w:tc>
@@ -20501,7 +20501,7 @@
             </w:pPr>
             <w:r/>
             <w:r>
-              <w:t>463.00</w:t>
+              <w:t>466.00</w:t>
             </w:r>
           </w:p>
         </w:tc>
@@ -20529,7 +20529,7 @@
             </w:pPr>
             <w:r/>
             <w:r>
-              <w:t>466.00</w:t>
+              <w:t>469.00</w:t>
             </w:r>
           </w:p>
         </w:tc>
@@ -20557,7 +20557,7 @@
             </w:pPr>
             <w:r/>
             <w:r>
-              <w:t>460.25</w:t>
+              <w:t>463.25</w:t>
             </w:r>
           </w:p>
         </w:tc>
@@ -20588,7 +20588,7 @@
               <w:rPr>
                 <w:b/>
               </w:rPr>
-              <w:t>463.00</w:t>
+              <w:t>466.00</w:t>
             </w:r>
           </w:p>
         </w:tc>
@@ -20736,7 +20736,7 @@
             </w:pPr>
             <w:r/>
             <w:r>
-              <w:t>463.00</w:t>
+              <w:t>466.00</w:t>
             </w:r>
           </w:p>
         </w:tc>
@@ -20764,7 +20764,7 @@
             </w:pPr>
             <w:r/>
             <w:r>
-              <w:t>467.00</w:t>
+              <w:t>470.00</w:t>
             </w:r>
           </w:p>
         </w:tc>
@@ -20792,7 +20792,7 @@
             </w:pPr>
             <w:r/>
             <w:r>
-              <w:t>459.50</w:t>
+              <w:t>462.50</w:t>
             </w:r>
           </w:p>
         </w:tc>
@@ -20823,7 +20823,7 @@
               <w:rPr>
                 <w:b/>
               </w:rPr>
-              <w:t>463.50</w:t>
+              <w:t>466.50</w:t>
             </w:r>
           </w:p>
         </w:tc>
@@ -20971,7 +20971,7 @@
             </w:pPr>
             <w:r/>
             <w:r>
-              <w:t>463.50</w:t>
+              <w:t>466.50</w:t>
             </w:r>
           </w:p>
         </w:tc>
@@ -20999,7 +20999,7 @@
             </w:pPr>
             <w:r/>
             <w:r>
-              <w:t>467.50</w:t>
+              <w:t>470.50</w:t>
             </w:r>
           </w:p>
         </w:tc>
@@ -21027,7 +21027,7 @@
             </w:pPr>
             <w:r/>
             <w:r>
-              <w:t>461.75</w:t>
+              <w:t>464.75</w:t>
             </w:r>
           </w:p>
         </w:tc>
@@ -21058,7 +21058,7 @@
               <w:rPr>
                 <w:b/>
               </w:rPr>
-              <w:t>463.25</w:t>
+              <w:t>466.25</w:t>
             </w:r>
           </w:p>
         </w:tc>
@@ -21781,7 +21781,7 @@
         <w:t>Giá Chốt Phiên (Close):</w:t>
       </w:r>
       <w:r>
-        <w:t xml:space="preserve"> 649.50 cents | </w:t>
+        <w:t xml:space="preserve"> 658.25 cents | </w:t>
       </w:r>
       <w:r>
         <w:rPr>
@@ -21796,10 +21796,10 @@
         <w:rPr>
           <w:b/>
         </w:rPr>
-        <w:t>`651.74 cents`</w:t>
+        <w:t>`660.64 cents`</w:t>
       </w:r>
       <w:r>
-        <w:t xml:space="preserve"> (+2.24).</w:t>
+        <w:t xml:space="preserve"> (+2.39).</w:t>
       </w:r>
     </w:p>
     <w:p>
@@ -21820,7 +21820,7 @@
         <w:rPr>
           <w:b/>
         </w:rPr>
-        <w:t>`5,416`</w:t>
+        <w:t>`7,928`</w:t>
       </w:r>
       <w:r>
         <w:t xml:space="preserve"> (Chênh lệch: </w:t>
@@ -21829,7 +21829,7 @@
         <w:rPr>
           <w:b/>
         </w:rPr>
-        <w:t>`-119,220`</w:t>
+        <w:t>`-116,708`</w:t>
       </w:r>
       <w:r>
         <w:t xml:space="preserve">) | OI: </w:t>
@@ -21891,9 +21891,9 @@
       <w:r>
         <w:rPr>
           <w:b/>
-          <w:color w:val="15803D"/>
+          <w:color w:val="B91C1C"/>
         </w:rPr>
-        <w:t>`Giảm suy yếu / Đáy ngắn hạn (Long Liquidation Decline)`</w:t>
+        <w:t>`Tăng yếu / Rủi ro đảo chiều (Short Covering Rally)`</w:t>
       </w:r>
     </w:p>
     <w:p>
@@ -21914,10 +21914,10 @@
         <w:rPr>
           <w:b/>
         </w:rPr>
-        <w:t>TÍCH LŨY TIÊU CỰC (Distribution):</w:t>
+        <w:t>TÍCH LŨY TÍCH CỰC (Accumulation):</w:t>
       </w:r>
       <w:r>
-        <w:t xml:space="preserve"> Nến đi ngang nhưng dòng tiền rút dần (OI giảm), cảnh báo rủi ro suy sụt sắp tới.</w:t>
+        <w:t xml:space="preserve"> Nến đi ngang nhưng dòng tiền âm thầm gia tăng (OI tăng), báo hiệu chuẩn bị có nhịp bứt phá tăng.</w:t>
       </w:r>
     </w:p>
     <w:p>
@@ -22163,7 +22163,7 @@
               <w:rPr>
                 <w:b/>
               </w:rPr>
-              <w:t>87.80</w:t>
+              <w:t>87.34</w:t>
             </w:r>
           </w:p>
         </w:tc>
@@ -22194,7 +22194,7 @@
               <w:rPr>
                 <w:b/>
               </w:rPr>
-              <w:t>-1.33%</w:t>
+              <w:t>-1.84%</w:t>
             </w:r>
           </w:p>
         </w:tc>
@@ -22286,7 +22286,7 @@
               <w:rPr>
                 <w:b/>
               </w:rPr>
-              <w:t>99.97</w:t>
+              <w:t>99.93</w:t>
             </w:r>
           </w:p>
         </w:tc>
@@ -22317,7 +22317,7 @@
               <w:rPr>
                 <w:b/>
               </w:rPr>
-              <w:t>-0.04%</w:t>
+              <w:t>-0.08%</w:t>
             </w:r>
           </w:p>
         </w:tc>
@@ -22921,7 +22921,7 @@
         <w:t xml:space="preserve"> EMA_21 </w:t>
       </w:r>
       <w:r>
-        <w:t xml:space="preserve"> (649.63) &gt; </w:t>
+        <w:t xml:space="preserve"> (650.69) &gt; </w:t>
       </w:r>
       <w:r>
         <w:rPr>
@@ -22932,7 +22932,7 @@
         <w:t xml:space="preserve"> EMA_50 </w:t>
       </w:r>
       <w:r>
-        <w:t xml:space="preserve"> (646.12).</w:t>
+        <w:t xml:space="preserve"> (646.85).</w:t>
       </w:r>
     </w:p>
     <w:p>
@@ -22953,7 +22953,7 @@
         <w:rPr>
           <w:b/>
         </w:rPr>
-        <w:t>`51.92`</w:t>
+        <w:t>`65.46`</w:t>
       </w:r>
       <w:r>
         <w:t xml:space="preserve"> | ATR (14) = </w:t>
@@ -22962,7 +22962,7 @@
         <w:rPr>
           <w:b/>
         </w:rPr>
-        <w:t>`3.79`</w:t>
+        <w:t>`4.42`</w:t>
       </w:r>
       <w:r>
         <w:t xml:space="preserve"> cents | Volatility = </w:t>
@@ -22971,7 +22971,7 @@
         <w:rPr>
           <w:b/>
         </w:rPr>
-        <w:t>`7.50 cents`</w:t>
+        <w:t>`8.50 cents`</w:t>
       </w:r>
       <w:r>
         <w:t>.</w:t>
@@ -22995,7 +22995,7 @@
         <w:rPr>
           <w:b/>
         </w:rPr>
-        <w:t>`647.00`</w:t>
+        <w:t>`655.50`</w:t>
       </w:r>
       <w:r>
         <w:t xml:space="preserve"> | S2: </w:t>
@@ -23013,7 +23013,7 @@
         <w:rPr>
           <w:b/>
         </w:rPr>
-        <w:t>`652.50`</w:t>
+        <w:t>`661.25`</w:t>
       </w:r>
       <w:r>
         <w:t xml:space="preserve"> | R2: </w:t>
@@ -23746,7 +23746,7 @@
           <w:b/>
           <w:color w:val="B91C1C"/>
         </w:rPr>
-        <w:t>`649.63 - 646.12 cents (Canh bán hồi kỹ thuật H1)`</w:t>
+        <w:t>`650.69 - 646.85 cents (Canh bán hồi kỹ thuật H1)`</w:t>
       </w:r>
       <w:r>
         <w:t xml:space="preserve"> | SL: </w:t>
@@ -23755,7 +23755,7 @@
         <w:rPr>
           <w:b/>
         </w:rPr>
-        <w:t>`716.94 cents (Trên kháng cự R2 + 1.5x ATR)`</w:t>
+        <w:t>`717.87 cents (Trên kháng cự R2 + 1.5x ATR)`</w:t>
       </w:r>
       <w:r>
         <w:t xml:space="preserve"> | TP: </w:t>
@@ -23766,7 +23766,7 @@
           <w:color w:val="D97706"/>
           <w:sz w:val="19"/>
         </w:rPr>
-        <w:t xml:space="preserve"> 647.00 cents </w:t>
+        <w:t xml:space="preserve"> 655.50 cents </w:t>
       </w:r>
       <w:r>
         <w:t xml:space="preserve"> / </w:t>
@@ -23817,7 +23817,7 @@
         <w:rPr>
           <w:b/>
         </w:rPr>
-        <w:t>`645.00 - 647.00 cents`</w:t>
+        <w:t>`653.50 - 655.50 cents`</w:t>
       </w:r>
       <w:r>
         <w:t xml:space="preserve"> | SL: </w:t>
@@ -23826,7 +23826,7 @@
         <w:rPr>
           <w:b/>
         </w:rPr>
-        <w:t>`610.21 cents`</w:t>
+        <w:t>`609.58 cents`</w:t>
       </w:r>
       <w:r>
         <w:t xml:space="preserve"> | TP: </w:t>
@@ -23835,7 +23835,7 @@
         <w:rPr>
           <w:b/>
         </w:rPr>
-        <w:t>`652.50 cents (Đón sóng hồi trung hạn ~14.5 giá)`</w:t>
+        <w:t>`661.25 cents (Đón sóng hồi trung hạn ~14.5 giá)`</w:t>
       </w:r>
       <w:r>
         <w:t>.</w:t>
@@ -23863,7 +23863,7 @@
         <w:rPr>
           <w:b/>
         </w:rPr>
-        <w:t>`652.50 - 654.50 cents`</w:t>
+        <w:t>`661.25 - 663.25 cents`</w:t>
       </w:r>
       <w:r>
         <w:t xml:space="preserve"> | SL: </w:t>
@@ -23872,7 +23872,7 @@
         <w:rPr>
           <w:b/>
         </w:rPr>
-        <w:t>`656.29 cents`</w:t>
+        <w:t>`665.67 cents`</w:t>
       </w:r>
       <w:r>
         <w:t xml:space="preserve"> | TP: </w:t>
@@ -23921,7 +23921,7 @@
         <w:rPr>
           <w:b/>
         </w:rPr>
-        <w:t>`613.80 - 628.50 cents`</w:t>
+        <w:t>`611.17 - 628.50 cents`</w:t>
       </w:r>
     </w:p>
     <w:p>
@@ -24328,7 +24328,7 @@
             </w:pPr>
             <w:r/>
             <w:r>
-              <w:t>649.50</w:t>
+              <w:t>658.25</w:t>
             </w:r>
           </w:p>
         </w:tc>
@@ -24356,7 +24356,7 @@
             </w:pPr>
             <w:r/>
             <w:r>
-              <w:t>660.75</w:t>
+              <w:t>669.50</w:t>
             </w:r>
           </w:p>
         </w:tc>
@@ -24384,7 +24384,7 @@
             </w:pPr>
             <w:r/>
             <w:r>
-              <w:t>644.00</w:t>
+              <w:t>652.75</w:t>
             </w:r>
           </w:p>
         </w:tc>
@@ -24415,7 +24415,7 @@
               <w:rPr>
                 <w:b/>
               </w:rPr>
-              <w:t>648.75</w:t>
+              <w:t>657.50</w:t>
             </w:r>
           </w:p>
         </w:tc>
@@ -24563,7 +24563,7 @@
             </w:pPr>
             <w:r/>
             <w:r>
-              <w:t>648.75</w:t>
+              <w:t>657.50</w:t>
             </w:r>
           </w:p>
         </w:tc>
@@ -24591,7 +24591,7 @@
             </w:pPr>
             <w:r/>
             <w:r>
-              <w:t>656.25</w:t>
+              <w:t>665.00</w:t>
             </w:r>
           </w:p>
         </w:tc>
@@ -24619,7 +24619,7 @@
             </w:pPr>
             <w:r/>
             <w:r>
-              <w:t>642.75</w:t>
+              <w:t>651.50</w:t>
             </w:r>
           </w:p>
         </w:tc>
@@ -24650,7 +24650,7 @@
               <w:rPr>
                 <w:b/>
               </w:rPr>
-              <w:t>648.25</w:t>
+              <w:t>657.00</w:t>
             </w:r>
           </w:p>
         </w:tc>
@@ -24798,7 +24798,7 @@
             </w:pPr>
             <w:r/>
             <w:r>
-              <w:t>648.25</w:t>
+              <w:t>657.00</w:t>
             </w:r>
           </w:p>
         </w:tc>
@@ -24826,7 +24826,7 @@
             </w:pPr>
             <w:r/>
             <w:r>
-              <w:t>662.00</w:t>
+              <w:t>670.75</w:t>
             </w:r>
           </w:p>
         </w:tc>
@@ -24854,7 +24854,7 @@
             </w:pPr>
             <w:r/>
             <w:r>
-              <w:t>633.50</w:t>
+              <w:t>642.25</w:t>
             </w:r>
           </w:p>
         </w:tc>
@@ -24885,7 +24885,7 @@
               <w:rPr>
                 <w:b/>
               </w:rPr>
-              <w:t>650.25</w:t>
+              <w:t>659.00</w:t>
             </w:r>
           </w:p>
         </w:tc>
@@ -25033,7 +25033,7 @@
             </w:pPr>
             <w:r/>
             <w:r>
-              <w:t>650.25</w:t>
+              <w:t>659.00</w:t>
             </w:r>
           </w:p>
         </w:tc>
@@ -25061,7 +25061,7 @@
             </w:pPr>
             <w:r/>
             <w:r>
-              <w:t>663.50</w:t>
+              <w:t>672.25</w:t>
             </w:r>
           </w:p>
         </w:tc>
@@ -25089,7 +25089,7 @@
             </w:pPr>
             <w:r/>
             <w:r>
-              <w:t>642.00</w:t>
+              <w:t>650.75</w:t>
             </w:r>
           </w:p>
         </w:tc>
@@ -25120,7 +25120,7 @@
               <w:rPr>
                 <w:b/>
               </w:rPr>
-              <w:t>651.50</w:t>
+              <w:t>660.25</w:t>
             </w:r>
           </w:p>
         </w:tc>
@@ -25268,7 +25268,7 @@
             </w:pPr>
             <w:r/>
             <w:r>
-              <w:t>651.50</w:t>
+              <w:t>660.25</w:t>
             </w:r>
           </w:p>
         </w:tc>
@@ -25296,7 +25296,7 @@
             </w:pPr>
             <w:r/>
             <w:r>
-              <w:t>668.00</w:t>
+              <w:t>676.75</w:t>
             </w:r>
           </w:p>
         </w:tc>
@@ -25324,7 +25324,7 @@
             </w:pPr>
             <w:r/>
             <w:r>
-              <w:t>641.00</w:t>
+              <w:t>649.75</w:t>
             </w:r>
           </w:p>
         </w:tc>
@@ -25355,7 +25355,7 @@
               <w:rPr>
                 <w:b/>
               </w:rPr>
-              <w:t>656.00</w:t>
+              <w:t>664.75</w:t>
             </w:r>
           </w:p>
         </w:tc>
@@ -25503,7 +25503,7 @@
             </w:pPr>
             <w:r/>
             <w:r>
-              <w:t>656.00</w:t>
+              <w:t>664.75</w:t>
             </w:r>
           </w:p>
         </w:tc>
@@ -25531,7 +25531,7 @@
             </w:pPr>
             <w:r/>
             <w:r>
-              <w:t>663.75</w:t>
+              <w:t>672.50</w:t>
             </w:r>
           </w:p>
         </w:tc>
@@ -25559,7 +25559,7 @@
             </w:pPr>
             <w:r/>
             <w:r>
-              <w:t>645.00</w:t>
+              <w:t>653.75</w:t>
             </w:r>
           </w:p>
         </w:tc>
@@ -25590,7 +25590,7 @@
               <w:rPr>
                 <w:b/>
               </w:rPr>
-              <w:t>657.25</w:t>
+              <w:t>666.00</w:t>
             </w:r>
           </w:p>
         </w:tc>
@@ -25738,7 +25738,7 @@
             </w:pPr>
             <w:r/>
             <w:r>
-              <w:t>657.25</w:t>
+              <w:t>666.00</w:t>
             </w:r>
           </w:p>
         </w:tc>
@@ -25766,7 +25766,7 @@
             </w:pPr>
             <w:r/>
             <w:r>
-              <w:t>665.50</w:t>
+              <w:t>674.25</w:t>
             </w:r>
           </w:p>
         </w:tc>
@@ -25794,7 +25794,7 @@
             </w:pPr>
             <w:r/>
             <w:r>
-              <w:t>646.75</w:t>
+              <w:t>655.50</w:t>
             </w:r>
           </w:p>
         </w:tc>
@@ -25825,7 +25825,7 @@
               <w:rPr>
                 <w:b/>
               </w:rPr>
-              <w:t>659.00</w:t>
+              <w:t>667.75</w:t>
             </w:r>
           </w:p>
         </w:tc>
@@ -25973,7 +25973,7 @@
             </w:pPr>
             <w:r/>
             <w:r>
-              <w:t>659.00</w:t>
+              <w:t>667.75</w:t>
             </w:r>
           </w:p>
         </w:tc>
@@ -26001,7 +26001,7 @@
             </w:pPr>
             <w:r/>
             <w:r>
-              <w:t>671.25</w:t>
+              <w:t>680.00</w:t>
             </w:r>
           </w:p>
         </w:tc>
@@ -26029,7 +26029,7 @@
             </w:pPr>
             <w:r/>
             <w:r>
-              <w:t>649.25</w:t>
+              <w:t>658.00</w:t>
             </w:r>
           </w:p>
         </w:tc>
@@ -26060,7 +26060,7 @@
               <w:rPr>
                 <w:b/>
               </w:rPr>
-              <w:t>658.00</w:t>
+              <w:t>666.75</w:t>
             </w:r>
           </w:p>
         </w:tc>
@@ -26208,7 +26208,7 @@
             </w:pPr>
             <w:r/>
             <w:r>
-              <w:t>658.00</w:t>
+              <w:t>666.75</w:t>
             </w:r>
           </w:p>
         </w:tc>
@@ -26236,7 +26236,7 @@
             </w:pPr>
             <w:r/>
             <w:r>
-              <w:t>668.50</w:t>
+              <w:t>677.25</w:t>
             </w:r>
           </w:p>
         </w:tc>
@@ -26264,7 +26264,7 @@
             </w:pPr>
             <w:r/>
             <w:r>
-              <w:t>643.25</w:t>
+              <w:t>652.00</w:t>
             </w:r>
           </w:p>
         </w:tc>
@@ -26295,7 +26295,7 @@
               <w:rPr>
                 <w:b/>
               </w:rPr>
-              <w:t>660.25</w:t>
+              <w:t>669.00</w:t>
             </w:r>
           </w:p>
         </w:tc>
@@ -26443,7 +26443,7 @@
             </w:pPr>
             <w:r/>
             <w:r>
-              <w:t>660.25</w:t>
+              <w:t>669.00</w:t>
             </w:r>
           </w:p>
         </w:tc>
@@ -26471,7 +26471,7 @@
             </w:pPr>
             <w:r/>
             <w:r>
-              <w:t>670.75</w:t>
+              <w:t>679.50</w:t>
             </w:r>
           </w:p>
         </w:tc>
@@ -26499,7 +26499,7 @@
             </w:pPr>
             <w:r/>
             <w:r>
-              <w:t>654.00</w:t>
+              <w:t>662.75</w:t>
             </w:r>
           </w:p>
         </w:tc>
@@ -26530,7 +26530,7 @@
               <w:rPr>
                 <w:b/>
               </w:rPr>
-              <w:t>661.00</w:t>
+              <w:t>669.75</w:t>
             </w:r>
           </w:p>
         </w:tc>
@@ -26678,7 +26678,7 @@
             </w:pPr>
             <w:r/>
             <w:r>
-              <w:t>661.00</w:t>
+              <w:t>669.75</w:t>
             </w:r>
           </w:p>
         </w:tc>
@@ -26706,7 +26706,7 @@
             </w:pPr>
             <w:r/>
             <w:r>
-              <w:t>675.25</w:t>
+              <w:t>684.00</w:t>
             </w:r>
           </w:p>
         </w:tc>
@@ -26734,7 +26734,7 @@
             </w:pPr>
             <w:r/>
             <w:r>
-              <w:t>646.25</w:t>
+              <w:t>655.00</w:t>
             </w:r>
           </w:p>
         </w:tc>
@@ -26765,7 +26765,7 @@
               <w:rPr>
                 <w:b/>
               </w:rPr>
-              <w:t>663.00</w:t>
+              <w:t>671.75</w:t>
             </w:r>
           </w:p>
         </w:tc>
@@ -26913,7 +26913,7 @@
             </w:pPr>
             <w:r/>
             <w:r>
-              <w:t>663.00</w:t>
+              <w:t>671.75</w:t>
             </w:r>
           </w:p>
         </w:tc>
@@ -26941,7 +26941,7 @@
             </w:pPr>
             <w:r/>
             <w:r>
-              <w:t>669.50</w:t>
+              <w:t>678.25</w:t>
             </w:r>
           </w:p>
         </w:tc>
@@ -26969,7 +26969,7 @@
             </w:pPr>
             <w:r/>
             <w:r>
-              <w:t>656.25</w:t>
+              <w:t>665.00</w:t>
             </w:r>
           </w:p>
         </w:tc>
@@ -27000,7 +27000,7 @@
               <w:rPr>
                 <w:b/>
               </w:rPr>
-              <w:t>663.25</w:t>
+              <w:t>672.00</w:t>
             </w:r>
           </w:p>
         </w:tc>
@@ -27148,7 +27148,7 @@
             </w:pPr>
             <w:r/>
             <w:r>
-              <w:t>663.25</w:t>
+              <w:t>672.00</w:t>
             </w:r>
           </w:p>
         </w:tc>
@@ -27176,7 +27176,7 @@
             </w:pPr>
             <w:r/>
             <w:r>
-              <w:t>673.50</w:t>
+              <w:t>682.25</w:t>
             </w:r>
           </w:p>
         </w:tc>
@@ -27204,7 +27204,7 @@
             </w:pPr>
             <w:r/>
             <w:r>
-              <w:t>655.25</w:t>
+              <w:t>664.00</w:t>
             </w:r>
           </w:p>
         </w:tc>
@@ -27235,7 +27235,7 @@
               <w:rPr>
                 <w:b/>
               </w:rPr>
-              <w:t>663.75</w:t>
+              <w:t>672.50</w:t>
             </w:r>
           </w:p>
         </w:tc>
@@ -27383,7 +27383,7 @@
             </w:pPr>
             <w:r/>
             <w:r>
-              <w:t>663.75</w:t>
+              <w:t>672.50</w:t>
             </w:r>
           </w:p>
         </w:tc>
@@ -27411,7 +27411,7 @@
             </w:pPr>
             <w:r/>
             <w:r>
-              <w:t>670.75</w:t>
+              <w:t>679.50</w:t>
             </w:r>
           </w:p>
         </w:tc>
@@ -27439,7 +27439,7 @@
             </w:pPr>
             <w:r/>
             <w:r>
-              <w:t>657.75</w:t>
+              <w:t>666.50</w:t>
             </w:r>
           </w:p>
         </w:tc>
@@ -27470,7 +27470,7 @@
               <w:rPr>
                 <w:b/>
               </w:rPr>
-              <w:t>663.00</w:t>
+              <w:t>671.75</w:t>
             </w:r>
           </w:p>
         </w:tc>
@@ -27618,7 +27618,7 @@
             </w:pPr>
             <w:r/>
             <w:r>
-              <w:t>663.00</w:t>
+              <w:t>671.75</w:t>
             </w:r>
           </w:p>
         </w:tc>
@@ -27646,7 +27646,7 @@
             </w:pPr>
             <w:r/>
             <w:r>
-              <w:t>676.50</w:t>
+              <w:t>685.25</w:t>
             </w:r>
           </w:p>
         </w:tc>
@@ -27674,7 +27674,7 @@
             </w:pPr>
             <w:r/>
             <w:r>
-              <w:t>650.00</w:t>
+              <w:t>658.75</w:t>
             </w:r>
           </w:p>
         </w:tc>
@@ -27705,7 +27705,7 @@
               <w:rPr>
                 <w:b/>
               </w:rPr>
-              <w:t>664.75</w:t>
+              <w:t>673.50</w:t>
             </w:r>
           </w:p>
         </w:tc>
@@ -27853,7 +27853,7 @@
             </w:pPr>
             <w:r/>
             <w:r>
-              <w:t>664.75</w:t>
+              <w:t>673.50</w:t>
             </w:r>
           </w:p>
         </w:tc>
@@ -27881,7 +27881,7 @@
             </w:pPr>
             <w:r/>
             <w:r>
-              <w:t>674.00</w:t>
+              <w:t>682.75</w:t>
             </w:r>
           </w:p>
         </w:tc>
@@ -27909,7 +27909,7 @@
             </w:pPr>
             <w:r/>
             <w:r>
-              <w:t>654.00</w:t>
+              <w:t>662.75</w:t>
             </w:r>
           </w:p>
         </w:tc>
@@ -27940,7 +27940,7 @@
               <w:rPr>
                 <w:b/>
               </w:rPr>
-              <w:t>665.25</w:t>
+              <w:t>674.00</w:t>
             </w:r>
           </w:p>
         </w:tc>
@@ -28088,7 +28088,7 @@
             </w:pPr>
             <w:r/>
             <w:r>
-              <w:t>665.25</w:t>
+              <w:t>674.00</w:t>
             </w:r>
           </w:p>
         </w:tc>
@@ -28116,7 +28116,7 @@
             </w:pPr>
             <w:r/>
             <w:r>
-              <w:t>677.50</w:t>
+              <w:t>686.25</w:t>
             </w:r>
           </w:p>
         </w:tc>
@@ -28144,7 +28144,7 @@
             </w:pPr>
             <w:r/>
             <w:r>
-              <w:t>651.00</w:t>
+              <w:t>659.75</w:t>
             </w:r>
           </w:p>
         </w:tc>
@@ -28175,7 +28175,7 @@
               <w:rPr>
                 <w:b/>
               </w:rPr>
-              <w:t>663.75</w:t>
+              <w:t>672.50</w:t>
             </w:r>
           </w:p>
         </w:tc>
@@ -28323,7 +28323,7 @@
             </w:pPr>
             <w:r/>
             <w:r>
-              <w:t>663.75</w:t>
+              <w:t>672.50</w:t>
             </w:r>
           </w:p>
         </w:tc>
@@ -28351,7 +28351,7 @@
             </w:pPr>
             <w:r/>
             <w:r>
-              <w:t>670.75</w:t>
+              <w:t>679.50</w:t>
             </w:r>
           </w:p>
         </w:tc>
@@ -28379,7 +28379,7 @@
             </w:pPr>
             <w:r/>
             <w:r>
-              <w:t>654.25</w:t>
+              <w:t>663.00</w:t>
             </w:r>
           </w:p>
         </w:tc>
@@ -28410,7 +28410,7 @@
               <w:rPr>
                 <w:b/>
               </w:rPr>
-              <w:t>664.25</w:t>
+              <w:t>673.00</w:t>
             </w:r>
           </w:p>
         </w:tc>
@@ -28558,7 +28558,7 @@
             </w:pPr>
             <w:r/>
             <w:r>
-              <w:t>664.25</w:t>
+              <w:t>673.00</w:t>
             </w:r>
           </w:p>
         </w:tc>
@@ -28586,7 +28586,7 @@
             </w:pPr>
             <w:r/>
             <w:r>
-              <w:t>674.75</w:t>
+              <w:t>683.50</w:t>
             </w:r>
           </w:p>
         </w:tc>
@@ -28614,7 +28614,7 @@
             </w:pPr>
             <w:r/>
             <w:r>
-              <w:t>657.00</w:t>
+              <w:t>665.75</w:t>
             </w:r>
           </w:p>
         </w:tc>
@@ -28645,7 +28645,7 @@
               <w:rPr>
                 <w:b/>
               </w:rPr>
-              <w:t>664.00</w:t>
+              <w:t>672.75</w:t>
             </w:r>
           </w:p>
         </w:tc>
@@ -28793,7 +28793,7 @@
             </w:pPr>
             <w:r/>
             <w:r>
-              <w:t>664.00</w:t>
+              <w:t>672.75</w:t>
             </w:r>
           </w:p>
         </w:tc>
@@ -28821,7 +28821,7 @@
             </w:pPr>
             <w:r/>
             <w:r>
-              <w:t>673.75</w:t>
+              <w:t>682.50</w:t>
             </w:r>
           </w:p>
         </w:tc>
@@ -28849,7 +28849,7 @@
             </w:pPr>
             <w:r/>
             <w:r>
-              <w:t>654.25</w:t>
+              <w:t>663.00</w:t>
             </w:r>
           </w:p>
         </w:tc>
@@ -28880,7 +28880,7 @@
               <w:rPr>
                 <w:b/>
               </w:rPr>
-              <w:t>664.50</w:t>
+              <w:t>673.25</w:t>
             </w:r>
           </w:p>
         </w:tc>
@@ -29028,7 +29028,7 @@
             </w:pPr>
             <w:r/>
             <w:r>
-              <w:t>664.50</w:t>
+              <w:t>673.25</w:t>
             </w:r>
           </w:p>
         </w:tc>
@@ -29056,7 +29056,7 @@
             </w:pPr>
             <w:r/>
             <w:r>
-              <w:t>675.25</w:t>
+              <w:t>684.00</w:t>
             </w:r>
           </w:p>
         </w:tc>
@@ -29084,7 +29084,7 @@
             </w:pPr>
             <w:r/>
             <w:r>
-              <w:t>657.25</w:t>
+              <w:t>666.00</w:t>
             </w:r>
           </w:p>
         </w:tc>
@@ -29115,7 +29115,7 @@
               <w:rPr>
                 <w:b/>
               </w:rPr>
-              <w:t>665.25</w:t>
+              <w:t>674.00</w:t>
             </w:r>
           </w:p>
         </w:tc>
@@ -29263,7 +29263,7 @@
             </w:pPr>
             <w:r/>
             <w:r>
-              <w:t>665.25</w:t>
+              <w:t>674.00</w:t>
             </w:r>
           </w:p>
         </w:tc>
@@ -29291,7 +29291,7 @@
             </w:pPr>
             <w:r/>
             <w:r>
-              <w:t>671.75</w:t>
+              <w:t>680.50</w:t>
             </w:r>
           </w:p>
         </w:tc>
@@ -29319,7 +29319,7 @@
             </w:pPr>
             <w:r/>
             <w:r>
-              <w:t>656.75</w:t>
+              <w:t>665.50</w:t>
             </w:r>
           </w:p>
         </w:tc>
@@ -29350,7 +29350,7 @@
               <w:rPr>
                 <w:b/>
               </w:rPr>
-              <w:t>665.75</w:t>
+              <w:t>674.50</w:t>
             </w:r>
           </w:p>
         </w:tc>
@@ -29498,7 +29498,7 @@
             </w:pPr>
             <w:r/>
             <w:r>
-              <w:t>665.75</w:t>
+              <w:t>674.50</w:t>
             </w:r>
           </w:p>
         </w:tc>
@@ -29526,7 +29526,7 @@
             </w:pPr>
             <w:r/>
             <w:r>
-              <w:t>676.75</w:t>
+              <w:t>685.50</w:t>
             </w:r>
           </w:p>
         </w:tc>
@@ -29554,7 +29554,7 @@
             </w:pPr>
             <w:r/>
             <w:r>
-              <w:t>654.00</w:t>
+              <w:t>662.75</w:t>
             </w:r>
           </w:p>
         </w:tc>
@@ -29585,7 +29585,7 @@
               <w:rPr>
                 <w:b/>
               </w:rPr>
-              <w:t>669.25</w:t>
+              <w:t>678.00</w:t>
             </w:r>
           </w:p>
         </w:tc>
@@ -29733,7 +29733,7 @@
             </w:pPr>
             <w:r/>
             <w:r>
-              <w:t>669.25</w:t>
+              <w:t>678.00</w:t>
             </w:r>
           </w:p>
         </w:tc>
@@ -29761,7 +29761,7 @@
             </w:pPr>
             <w:r/>
             <w:r>
-              <w:t>674.75</w:t>
+              <w:t>683.50</w:t>
             </w:r>
           </w:p>
         </w:tc>
@@ -29789,7 +29789,7 @@
             </w:pPr>
             <w:r/>
             <w:r>
-              <w:t>661.50</w:t>
+              <w:t>670.25</w:t>
             </w:r>
           </w:p>
         </w:tc>
@@ -29820,7 +29820,7 @@
               <w:rPr>
                 <w:b/>
               </w:rPr>
-              <w:t>670.00</w:t>
+              <w:t>678.75</w:t>
             </w:r>
           </w:p>
         </w:tc>
@@ -29968,7 +29968,7 @@
             </w:pPr>
             <w:r/>
             <w:r>
-              <w:t>670.00</w:t>
+              <w:t>678.75</w:t>
             </w:r>
           </w:p>
         </w:tc>
@@ -29996,7 +29996,7 @@
             </w:pPr>
             <w:r/>
             <w:r>
-              <w:t>679.25</w:t>
+              <w:t>688.00</w:t>
             </w:r>
           </w:p>
         </w:tc>
@@ -30024,7 +30024,7 @@
             </w:pPr>
             <w:r/>
             <w:r>
-              <w:t>663.50</w:t>
+              <w:t>672.25</w:t>
             </w:r>
           </w:p>
         </w:tc>
@@ -30055,7 +30055,7 @@
               <w:rPr>
                 <w:b/>
               </w:rPr>
-              <w:t>669.25</w:t>
+              <w:t>678.00</w:t>
             </w:r>
           </w:p>
         </w:tc>
@@ -30203,7 +30203,7 @@
             </w:pPr>
             <w:r/>
             <w:r>
-              <w:t>669.25</w:t>
+              <w:t>678.00</w:t>
             </w:r>
           </w:p>
         </w:tc>
@@ -30231,7 +30231,7 @@
             </w:pPr>
             <w:r/>
             <w:r>
-              <w:t>676.75</w:t>
+              <w:t>685.50</w:t>
             </w:r>
           </w:p>
         </w:tc>
@@ -30259,7 +30259,7 @@
             </w:pPr>
             <w:r/>
             <w:r>
-              <w:t>663.25</w:t>
+              <w:t>672.00</w:t>
             </w:r>
           </w:p>
         </w:tc>
@@ -30290,7 +30290,7 @@
               <w:rPr>
                 <w:b/>
               </w:rPr>
-              <w:t>668.25</w:t>
+              <w:t>677.00</w:t>
             </w:r>
           </w:p>
         </w:tc>
@@ -30438,7 +30438,7 @@
             </w:pPr>
             <w:r/>
             <w:r>
-              <w:t>668.25</w:t>
+              <w:t>677.00</w:t>
             </w:r>
           </w:p>
         </w:tc>
@@ -30466,7 +30466,7 @@
             </w:pPr>
             <w:r/>
             <w:r>
-              <w:t>675.25</w:t>
+              <w:t>684.00</w:t>
             </w:r>
           </w:p>
         </w:tc>
@@ -30494,7 +30494,7 @@
             </w:pPr>
             <w:r/>
             <w:r>
-              <w:t>654.75</w:t>
+              <w:t>663.50</w:t>
             </w:r>
           </w:p>
         </w:tc>
@@ -30525,7 +30525,7 @@
               <w:rPr>
                 <w:b/>
               </w:rPr>
-              <w:t>669.00</w:t>
+              <w:t>677.75</w:t>
             </w:r>
           </w:p>
         </w:tc>
@@ -30673,7 +30673,7 @@
             </w:pPr>
             <w:r/>
             <w:r>
-              <w:t>669.00</w:t>
+              <w:t>677.75</w:t>
             </w:r>
           </w:p>
         </w:tc>
@@ -30701,7 +30701,7 @@
             </w:pPr>
             <w:r/>
             <w:r>
-              <w:t>678.25</w:t>
+              <w:t>687.00</w:t>
             </w:r>
           </w:p>
         </w:tc>
@@ -30729,7 +30729,7 @@
             </w:pPr>
             <w:r/>
             <w:r>
-              <w:t>661.75</w:t>
+              <w:t>670.50</w:t>
             </w:r>
           </w:p>
         </w:tc>
@@ -30760,7 +30760,7 @@
               <w:rPr>
                 <w:b/>
               </w:rPr>
-              <w:t>668.75</w:t>
+              <w:t>677.50</w:t>
             </w:r>
           </w:p>
         </w:tc>
@@ -30908,7 +30908,7 @@
             </w:pPr>
             <w:r/>
             <w:r>
-              <w:t>668.75</w:t>
+              <w:t>677.50</w:t>
             </w:r>
           </w:p>
         </w:tc>
@@ -30936,7 +30936,7 @@
             </w:pPr>
             <w:r/>
             <w:r>
-              <w:t>677.25</w:t>
+              <w:t>686.00</w:t>
             </w:r>
           </w:p>
         </w:tc>
@@ -30964,7 +30964,7 @@
             </w:pPr>
             <w:r/>
             <w:r>
-              <w:t>654.75</w:t>
+              <w:t>663.50</w:t>
             </w:r>
           </w:p>
         </w:tc>
@@ -30995,7 +30995,7 @@
               <w:rPr>
                 <w:b/>
               </w:rPr>
-              <w:t>670.50</w:t>
+              <w:t>679.25</w:t>
             </w:r>
           </w:p>
         </w:tc>
@@ -31143,7 +31143,7 @@
             </w:pPr>
             <w:r/>
             <w:r>
-              <w:t>670.50</w:t>
+              <w:t>679.25</w:t>
             </w:r>
           </w:p>
         </w:tc>
@@ -31171,7 +31171,7 @@
             </w:pPr>
             <w:r/>
             <w:r>
-              <w:t>676.75</w:t>
+              <w:t>685.50</w:t>
             </w:r>
           </w:p>
         </w:tc>
@@ -31199,7 +31199,7 @@
             </w:pPr>
             <w:r/>
             <w:r>
-              <w:t>664.00</w:t>
+              <w:t>672.75</w:t>
             </w:r>
           </w:p>
         </w:tc>
@@ -31230,7 +31230,7 @@
               <w:rPr>
                 <w:b/>
               </w:rPr>
-              <w:t>669.75</w:t>
+              <w:t>678.50</w:t>
             </w:r>
           </w:p>
         </w:tc>

--- a/Daily Reports/13_08_2026-CBOT Reports.docx
+++ b/Daily Reports/13_08_2026-CBOT Reports.docx
@@ -104,7 +104,7 @@
           <w:color w:val="5C768D"/>
           <w:sz w:val="19"/>
         </w:rPr>
-        <w:t>Cập nhật tự động qua `macro_tracker.py` vào lúc 17:58 ICT ngày 13/08/2026</w:t>
+        <w:t>Cập nhật tự động qua `macro_tracker.py` vào lúc 18:01 ICT ngày 13/08/2026</w:t>
       </w:r>
     </w:p>
     <w:tbl>
@@ -313,7 +313,7 @@
               <w:rPr>
                 <w:b/>
               </w:rPr>
-              <w:t>87.26 / thùng</w:t>
+              <w:t>87.19 / thùng</w:t>
             </w:r>
           </w:p>
         </w:tc>
@@ -344,7 +344,7 @@
               <w:rPr>
                 <w:b/>
               </w:rPr>
-              <w:t>-1.93%</w:t>
+              <w:t>-2.01%</w:t>
             </w:r>
           </w:p>
         </w:tc>
@@ -442,7 +442,7 @@
               <w:rPr>
                 <w:b/>
               </w:rPr>
-              <w:t>99.90</w:t>
+              <w:t>99.89</w:t>
             </w:r>
           </w:p>
         </w:tc>
@@ -473,7 +473,7 @@
               <w:rPr>
                 <w:b/>
               </w:rPr>
-              <w:t>-0.11%</w:t>
+              <w:t>-0.12%</w:t>
             </w:r>
           </w:p>
         </w:tc>
@@ -1218,7 +1218,7 @@
         <w:rPr>
           <w:b/>
         </w:rPr>
-        <w:t>`87.26` (-1.93%)</w:t>
+        <w:t>`87.19` (-2.01%)</w:t>
       </w:r>
       <w:r>
         <w:t xml:space="preserve"> | DXY: </w:t>
@@ -1227,7 +1227,7 @@
         <w:rPr>
           <w:b/>
         </w:rPr>
-        <w:t>`99.90` (-0.11%)</w:t>
+        <w:t>`99.89` (-0.12%)</w:t>
       </w:r>
       <w:r>
         <w:t xml:space="preserve"> | Lúa mì CBOT: </w:t>
@@ -1306,7 +1306,7 @@
           <w:color w:val="5C768D"/>
           <w:sz w:val="19"/>
         </w:rPr>
-        <w:t>Cập nhật tự động lúc 17:58 ICT ngày 13/08/2026 — Nguồn: NOAA, USDA, BOM Australia</w:t>
+        <w:t>Cập nhật tự động lúc 18:01 ICT ngày 13/08/2026 — Nguồn: NOAA, USDA, BOM Australia</w:t>
       </w:r>
     </w:p>
     <w:p>
@@ -3605,7 +3605,7 @@
               <w:rPr>
                 <w:b/>
               </w:rPr>
-              <w:t>455.68 (+0.93)</w:t>
+              <w:t>455.67 (+0.92)</w:t>
             </w:r>
           </w:p>
         </w:tc>
@@ -11614,10 +11614,10 @@
         <w:rPr>
           <w:b/>
         </w:rPr>
-        <w:t>`455.68 cents`</w:t>
+        <w:t>`455.67 cents`</w:t>
       </w:r>
       <w:r>
-        <w:t xml:space="preserve"> (+0.93).</w:t>
+        <w:t xml:space="preserve"> (+0.92).</w:t>
       </w:r>
     </w:p>
     <w:p>
@@ -11638,7 +11638,7 @@
         <w:rPr>
           <w:b/>
         </w:rPr>
-        <w:t>`10,003`</w:t>
+        <w:t>`10,014`</w:t>
       </w:r>
       <w:r>
         <w:t xml:space="preserve"> (Chênh lệch: </w:t>
@@ -11647,7 +11647,7 @@
         <w:rPr>
           <w:b/>
         </w:rPr>
-        <w:t>`-200,155`</w:t>
+        <w:t>`-200,144`</w:t>
       </w:r>
       <w:r>
         <w:t xml:space="preserve">) | OI: </w:t>
@@ -11981,7 +11981,7 @@
               <w:rPr>
                 <w:b/>
               </w:rPr>
-              <w:t>87.26</w:t>
+              <w:t>87.19</w:t>
             </w:r>
           </w:p>
         </w:tc>
@@ -12012,7 +12012,7 @@
               <w:rPr>
                 <w:b/>
               </w:rPr>
-              <w:t>-1.93%</w:t>
+              <w:t>-2.01%</w:t>
             </w:r>
           </w:p>
         </w:tc>
@@ -12104,7 +12104,7 @@
               <w:rPr>
                 <w:b/>
               </w:rPr>
-              <w:t>99.90</w:t>
+              <w:t>99.89</w:t>
             </w:r>
           </w:p>
         </w:tc>
@@ -12135,7 +12135,7 @@
               <w:rPr>
                 <w:b/>
               </w:rPr>
-              <w:t>-0.11%</w:t>
+              <w:t>-0.12%</w:t>
             </w:r>
           </w:p>
         </w:tc>
@@ -21820,7 +21820,7 @@
         <w:rPr>
           <w:b/>
         </w:rPr>
-        <w:t>`10,306`</w:t>
+        <w:t>`10,329`</w:t>
       </w:r>
       <w:r>
         <w:t xml:space="preserve"> (Chênh lệch: </w:t>
@@ -21829,7 +21829,7 @@
         <w:rPr>
           <w:b/>
         </w:rPr>
-        <w:t>`-114,330`</w:t>
+        <w:t>`-114,307`</w:t>
       </w:r>
       <w:r>
         <w:t xml:space="preserve">) | OI: </w:t>
@@ -22163,7 +22163,7 @@
               <w:rPr>
                 <w:b/>
               </w:rPr>
-              <w:t>87.26</w:t>
+              <w:t>87.19</w:t>
             </w:r>
           </w:p>
         </w:tc>
@@ -22194,7 +22194,7 @@
               <w:rPr>
                 <w:b/>
               </w:rPr>
-              <w:t>-1.93%</w:t>
+              <w:t>-2.01%</w:t>
             </w:r>
           </w:p>
         </w:tc>
@@ -22286,7 +22286,7 @@
               <w:rPr>
                 <w:b/>
               </w:rPr>
-              <w:t>99.90</w:t>
+              <w:t>99.89</w:t>
             </w:r>
           </w:p>
         </w:tc>
@@ -22317,7 +22317,7 @@
               <w:rPr>
                 <w:b/>
               </w:rPr>
-              <w:t>-0.11%</w:t>
+              <w:t>-0.12%</w:t>
             </w:r>
           </w:p>
         </w:tc>
